--- a/Blueprint/Blueprint_GestionReclamaciones_GRIDS_ES_FINAL.docx
+++ b/Blueprint/Blueprint_GestionReclamaciones_GRIDS_ES_FINAL.docx
@@ -1953,13 +1953,17 @@
         </w:rPr>
         <w:t>Procesos Identificados:</w:t>
         <w:br/>
-        <w:t>• Recepción y Clasificación de Reclamaciones (multicanal: Web, Teléfono/GESICC, Email, R1, Sede Electrónica, IVR, App, Mensajería, Carta/Registro)</w:t>
+        <w:t>• Recepción y Clasificación de Reclamaciones (multicanal)</w:t>
         <w:br/>
-        <w:t>• Routing Paramétrico e Inteligente al Dominio Operativo Competente (8 rutas configurables)</w:t>
+        <w:t>• Routing y Asignación al Dominio Operativo Competente</w:t>
         <w:br/>
-        <w:t>• Gestión Operativa Específica por Dominio (ZT, NBA, Excepciones, Escalaciones)</w:t>
+        <w:t>• Gestión Operativa Específica por Dominio (Red / Contadores / Contratos / Interrupciones)</w:t>
         <w:br/>
-        <w:t>• Comunicación de Calidad y Cierre del Expediente</w:t>
+        <w:t>• Enriquecimiento automático del Back Office con datos técnicos de sistemas operativos</w:t>
+        <w:br/>
+        <w:t>• Gestión de Excepciones y Casos Especiales (catálogo EXC-01..09; estados SUS-01..06)</w:t>
+        <w:br/>
+        <w:t>• Cierre y Comunicación al Cliente (22 plantillas diferenciadas por subtipo)</w:t>
       </w:r>
     </w:p>
     <w:p>
@@ -1974,7 +1978,41 @@
         </w:rPr>
         <w:t>Contexto General:</w:t>
         <w:br/>
-        <w:t>El área GRIDS España gestiona reclamaciones de clientes relativas al suministro eléctrico y a la red de distribución a través de e-distribución. El proceso cubre desde la recepción multicanal de la reclamación hasta su resolución (Zero-Time o NBA) y cierre, pasando por la clasificación, enriquecimiento del Business Object (BO) en Salesforce/SAP CRM y la comunicación al cliente. El proceso involucra múltiples sistemas operativos (GESI, FARE, GEMAS, PVISION, EXABEAT, JASPER, GIS, SCADA, WART, PUC) que actualmente se consultan de forma manual y secuencial por el agente BO, generando ineficiencias estructurales.</w:t>
+        <w:t>El área GRIDS España gestiona reclamaciones de clientes relativas al suministro eléctrico y a la red de distribución a través de e-distribución. El proceso cubre desde la recepción multicanal (Web, Teléfono/GESICC, Email, R1, Sede Electrónica, Correo/Registro, IVR, App) hasta el cierre del expediente y la comunicación al cliente, pasando por la investigación técnica, la coordinación con los equipos de campo y la gestión de casos con implicaciones normativas. El volumen anual supera las 120.000 reclamaciones con tipología heterogénea: incidencias de red, disputas de facturación/medición, modificaciones contractuales e interrupciones programadas o imprevistas.</w:t>
+        <w:br/>
+        <w:br/>
+        <w:t>Objetivo de la Solución:</w:t>
+        <w:br/>
+        <w:t>Implementar un Agente IA para la Gestión de Reclamaciones que:</w:t>
+        <w:br/>
+        <w:t>• clasifique automáticamente el 100% de las reclamaciones entrantes por tipología principal y subtipo específico (20 subtipos, 4 dominios CJ) con score de confianza;</w:t>
+        <w:br/>
+        <w:t>• distribuya cada caso al dominio operativo competente mediante routing paramétrico inteligente a 8 rutas configurables por el negocio;</w:t>
+        <w:br/>
+        <w:t>• enriquezca automáticamente el expediente BO en &lt;2 minutos con datos técnicos de GESI, FARE, GEMAS, PVISION, EXABEAT, JASPER, EXABEAT RE, GIS, SCADA, WART, PUC;</w:t>
+        <w:br/>
+        <w:t>• gestione el ciclo completo de cierre con catálogo de excepciones (EXC-01..09), estados de suspensión (SUS-01..06) y 22 plantillas de comunicación diferenciadas;</w:t>
+        <w:br/>
+        <w:t>• garantice comunicaciones de calidad lingüística (detección de idioma, corrección ortográfica, traducción y redacción en lenguaje claro conforme a la Ley de Atención a la Clientela);</w:t>
+        <w:br/>
+        <w:t>• proporcione vista única diagnóstica al operador BO con confianzas, correlaciones, duplicados y reiteraciones.</w:t>
+        <w:br/>
+        <w:br/>
+        <w:t>Impacto Esperado:</w:t>
+        <w:br/>
+        <w:t>• Reducción del tiempo medio de enriquecimiento del BO de 20-40 min a &lt;2 min (≥90%)</w:t>
+        <w:br/>
+        <w:t>• Reducción del tasso de re-routing del 35% al 8% gracias a los 20 subtipos extendidos</w:t>
+        <w:br/>
+        <w:t>• Aumento del tasso de cierre automático del 28% al 65%</w:t>
+        <w:br/>
+        <w:t>• Eliminación de la consulta manual multi-sistema (ahorro 3h/gestor/día)</w:t>
+        <w:br/>
+        <w:t>• Reducción del tiempo medio de resolución del 45% (de 12,4 a &lt;7 días hábiles)</w:t>
+        <w:br/>
+        <w:t>• Mejora satisfacción cliente (CSAT de 3,2 a ≥4,0/5)</w:t>
+        <w:br/>
+        <w:t>• Beneficio económico neto estimado: 1,8M€/año</w:t>
       </w:r>
     </w:p>
     <w:p>
@@ -1998,7 +2036,7 @@
         </w:rPr>
       </w:pPr>
       <w:r>
-        <w:t>Proceso 1 – Gestión de Reclamaciones GRIDS España</w:t>
+        <w:t>Proceso 1: Gestión de Reclamaciones GRIDS España</w:t>
       </w:r>
     </w:p>
     <w:p>
@@ -2035,7 +2073,21 @@
         </w:rPr>
       </w:pPr>
       <w:r>
-        <w:t>El proceso cubre el ciclo completo desde la recepción multicanal de la reclamación del cliente (Web, Teléfono/GESICC, Email, R1, Sede Electrónica, IVR, App, Mensajería, Carta/Registro) hasta su resolución y cierre definitivo, incluyendo clasificación automática IA (20 subtipos CJ), enriquecimiento automático del BO, routing paramétrico a 8 dominios operativos y comunicación de calidad al cliente.</w:t>
+        <w:t>El proceso cubre el ciclo completo desde la recepción multicanal de la reclamación (Web, Teléfono/GESICC, Email, R1, Sede Electrónica, IVR, App, Correo/Registro) hasta la resolución final. Incluye:</w:t>
+        <w:br/>
+        <w:t>- apertura del caso BO en Salesforce/SAP CRM;</w:t>
+        <w:br/>
+        <w:t>- adquisición documental y OCR para canales manuales;</w:t>
+        <w:br/>
+        <w:t>- clasificación automática por subtipo (20 subtipos CJ) y routing paramétrico (8 rutas);</w:t>
+        <w:br/>
+        <w:t>- enriquecimiento con datos técnicos de los sistemas operativos;</w:t>
+        <w:br/>
+        <w:t>- resolución Zero-Time o Next Best Action (NBA);</w:t>
+        <w:br/>
+        <w:t>- gestión de excepciones y estados de suspensión;</w:t>
+        <w:br/>
+        <w:t>- comunicaciones con calidad lingüística.</w:t>
       </w:r>
     </w:p>
     <w:p>
@@ -2061,17 +2113,17 @@
         </w:rPr>
       </w:pPr>
       <w:r>
-        <w:t>• Clasificar automáticamente el 100% de las reclamaciones entrantes en tipología principal y subtipo específico (20 subtipos CJ) con score de confianza</w:t>
+        <w:t>• Clasificar automáticamente el 100% de las reclamaciones entrantes por tipología principal y subtipo específico (20 subtipos, 4 dominios CJ: RED-01..05, CNT-01..04, CTR-01..04, INT-01..04, DAÑ-01) con score de confianza</w:t>
         <w:br/>
-        <w:t>• Enrutar cada caso al dominio operativo competente (1 de 8 rutas configurables) sin intervención manual</w:t>
+        <w:t>• Distribuir cada caso al dominio operativo competente mediante routing paramétrico inteligente a 8 rutas configurables por el negocio</w:t>
         <w:br/>
-        <w:t>• Reducir el tiempo de enriquecimiento del BO en ≥90% mediante recuperación automática paralela de contexto técnico</w:t>
+        <w:t>• Enriquecer automáticamente el expediente BO en &lt;2 minutos con datos técnicos de GESI, FARE, GEMAS, PVISION, EXABEAT, JASPER, EXABEAT RE, GIS, SCADA, WART, PUC</w:t>
         <w:br/>
-        <w:t>• Asistir al agente BO con propuesta de resolución ZT/NBA y comunicación de calidad</w:t>
+        <w:t>• Gestionar el ciclo completo de cierre con catálogo de excepciones (EXC-01..09), estados de suspensión (SUS-01..06) y 22 plantillas de comunicación diferenciadas</w:t>
         <w:br/>
-        <w:t>• Detectar y agrupar automáticamente reclamaciones asociadas a incidencias masivas</w:t>
+        <w:t>• Garantizar comunicaciones de calidad lingüística (detección de idioma, corrección ortográfica, traducción y redacción en lenguaje claro conforme a la Ley de Atención a la Clientela)</w:t>
         <w:br/>
-        <w:t>• Garantizar el cumplimiento de los SLA regulatorios (15 días hábiles estándar; 5 días corte de suministro)</w:t>
+        <w:t>• Proporcionar vista única diagnóstica al operador BO con confianzas, correlaciones, duplicados y reiteraciones</w:t>
       </w:r>
     </w:p>
     <w:p>
@@ -2092,9 +2144,6 @@
         </w:rPr>
       </w:pPr>
       <w:r>
-        <w:rPr>
-          <w:lang w:val="es-ES"/>
-        </w:rPr>
         <w:t>EN ALCANCE:</w:t>
       </w:r>
     </w:p>
@@ -2105,32 +2154,26 @@
         </w:rPr>
       </w:pPr>
       <w:r>
-        <w:t>EN ALCANCE:</w:t>
+        <w:t>- Recepción multicanal y apertura caso BO en Salesforce/SAP CRM</w:t>
         <w:br/>
-        <w:t>- Gestión del ciclo de vida del caso BO en Salesforce/SAP CRM para todos los CJ con ZT/NBA definidos</w:t>
+        <w:t>- Adquisición documental y OCR para canales manuales (email, sede electrónica, correo/registro)</w:t>
         <w:br/>
-        <w:t>- Adquisición documental y OCR para canales manuales (email, sede electrónica, mensajería, carta/registro)</w:t>
+        <w:t>- Clasificación automática IA (20 subtipos CJ) con score de confianza</w:t>
         <w:br/>
-        <w:t>- Clasificación IA en 20 subtipos CJ con score de confianza</w:t>
+        <w:t>- Routing paramétrico a 8 dominios operativos configurables</w:t>
         <w:br/>
-        <w:t>- Routing paramétrico a 8 dominios operativos</w:t>
+        <w:t>- Enriquecimiento automático paralelo de datos técnicos (GESI, FARE, GEMAS, PVISION, EXABEAT, JASPER, EXABEAT RE, GIS, SCADA, WART, PUC)</w:t>
         <w:br/>
-        <w:t>- Enriquecimiento automático paralelo de datos técnicos (GESI, FARE, GEMAS, PVISION, EXABEAT, JASPER, GIS, SCADA, WART, PUC)</w:t>
+        <w:t>- Gestión ciclo completo de cierre: excepciones (EXC-01..09), suspensiones (SUS-01..06), 22 plantillas comunicación</w:t>
         <w:br/>
-        <w:t>- Detección y agrupación automática de reclamaciones por incidencias masivas</w:t>
-        <w:br/>
-        <w:t>- Propuesta de resolución ZT/NBA con Language QA Service</w:t>
+        <w:t>- Vista única diagnóstica al operador BO</w:t>
         <w:br/>
         <w:br/>
         <w:t>FUERA DE ALCANCE:</w:t>
         <w:br/>
-        <w:t>- Reclamaciones tarifarias reguladas (CNMC directo)</w:t>
+        <w:t>- Gestión automatizable de la casuística del requisito SM100 par. 5.1.2</w:t>
         <w:br/>
-        <w:t>- Fraude eléctrico (proceso separado)</w:t>
-        <w:br/>
-        <w:t>- Decisiones autónomas de pago, denegación o peritación (requieren validación humana)</w:t>
-        <w:br/>
-        <w:t>- Modificaciones en sistemas operativos fuente (IA actúa en modo lectura)</w:t>
+        <w:t>- Decisiones autónomas de pago, denegación o activación de peritación</w:t>
       </w:r>
     </w:p>
     <w:p>
@@ -2177,11 +2220,15 @@
         </w:rPr>
       </w:pPr>
       <w:r>
-        <w:t>- Modificaciones en los sistemas operativos fuente (GESI, GEMAS, PVISION, etc.): la IA actúa exclusivamente en modo lectura</w:t>
+        <w:t>- Real Decreto 1955/2000 (calidad del suministro)</w:t>
         <w:br/>
-        <w:t>- Reclamaciones tarifarias reguladas (CNMC directo) y fraude eléctrico: proceso separado</w:t>
+        <w:t>- Ley 1/2025 (MASC), Ley de Atención a la Clientela (lenguaje claro y personalizado)</w:t>
         <w:br/>
-        <w:t>- Cumplimiento Ley 1/2025 y RD 1955/2000: SLA 15 días hábiles (estándar), 5 días (corte)</w:t>
+        <w:t>- Orden ETU/1282/2017 (interrupciones)</w:t>
+        <w:br/>
+        <w:t>- Ley 24/2013 (sector eléctrico)</w:t>
+        <w:br/>
+        <w:t>- RGPD para tratamiento de datos de consumo y domicilio</w:t>
       </w:r>
     </w:p>
     <w:p>
@@ -2196,7 +2243,6 @@
         <w:rPr>
           <w:b/>
         </w:rPr>
-        <w:t>Técnicos:</w:t>
       </w:r>
     </w:p>
     <w:p>
@@ -2210,13 +2256,7 @@
           <w:lang w:val="es-ES"/>
         </w:rPr>
       </w:pPr>
-      <w:r>
-        <w:t>- Modificaciones en los sistemas operativos fuente (GESI, GEMAS, PVISION, etc.): la IA actúa exclusivamente en modo lectura</w:t>
-        <w:br/>
-        <w:t>- Integración con EXABEAT RE fuera del entorno ENEL: requiere acuerdo contractual</w:t>
-        <w:br/>
-        <w:t>- Disponibilidad y latencia de las APIs de sistemas legacy (GESI, FARE, GEMAS)</w:t>
-      </w:r>
+      <w:r/>
     </w:p>
     <w:p>
       <w:pPr>
@@ -2226,21 +2266,11 @@
           <w:bCs/>
         </w:rPr>
       </w:pPr>
-      <w:proofErr w:type="spellStart"/>
       <w:r>
         <w:rPr>
           <w:b/>
-          <w:bCs/>
-        </w:rPr>
-        <w:t>Organizativos</w:t>
-      </w:r>
-      <w:proofErr w:type="spellEnd"/>
-      <w:r>
-        <w:rPr>
-          <w:b/>
-          <w:bCs/>
-        </w:rPr>
-        <w:t>:</w:t>
+        </w:rPr>
+        <w:t>Organizativos:</w:t>
       </w:r>
     </w:p>
     <w:p>
@@ -2255,7 +2285,7 @@
         </w:rPr>
       </w:pPr>
       <w:r>
-        <w:t>La gestión automatizable no se aplica a la casuística del requerimiento SM100 par 5.1.2. SLA de resolución: 15 días hábiles (estándar), 5 días (corte de suministro). Las reglas de clasificación deben ser revisadas y aprobadas por el equipo de negocio antes de despliegue en producción.</w:t>
+        <w:t>La gestión automatizable no se aplica a la casuística del requisito SM100 par. 5.1.2. Las reglas de clasificación, exclusiones, emergencias y parámetros de flujo son configurables por el negocio (feature flags/tablas paramétricas) con audit trail y workflow de aprobación, sin modificar integraciones.</w:t>
       </w:r>
     </w:p>
     <w:p>
@@ -2494,7 +2524,7 @@
               </w:rPr>
             </w:pPr>
             <w:r>
-              <w:t>Responsable de Negocio</w:t>
+              <w:t>Factory AI (Tech Leader)</w:t>
             </w:r>
           </w:p>
         </w:tc>
@@ -2512,9 +2542,7 @@
                 <w:lang w:val="es-ES" w:eastAsia="it-IT"/>
               </w:rPr>
             </w:pPr>
-            <w:r>
-              <w:t>[Por confirmar] – Dirección de Atención al Cliente, GRIDS ES</w:t>
-            </w:r>
+            <w:r/>
           </w:p>
         </w:tc>
         <w:tc>
@@ -2532,7 +2560,7 @@
               </w:rPr>
             </w:pPr>
             <w:r>
-              <w:t>Valida requisitos funcionales y aprueba el Blueprint</w:t>
+              <w:t>Responsable de la solución IA y supervisión técnica</w:t>
             </w:r>
           </w:p>
         </w:tc>
@@ -2553,7 +2581,7 @@
               </w:rPr>
             </w:pPr>
             <w:r>
-              <w:t>Responsable de Datos</w:t>
+              <w:t>Initiative Leader Delegate</w:t>
             </w:r>
           </w:p>
         </w:tc>
@@ -2572,7 +2600,7 @@
               </w:rPr>
             </w:pPr>
             <w:r>
-              <w:t>[Por confirmar] – Equipo CRM y Analítica, GRIDS ES</w:t>
+              <w:t>[Por definir]</w:t>
             </w:r>
           </w:p>
         </w:tc>
@@ -2591,7 +2619,7 @@
               </w:rPr>
             </w:pPr>
             <w:r>
-              <w:t>Garantiza calidad y accesibilidad de los datos de reclamaciones</w:t>
+              <w:t>Coordinación de la iniciativa</w:t>
             </w:r>
           </w:p>
         </w:tc>
@@ -2612,7 +2640,7 @@
               </w:rPr>
             </w:pPr>
             <w:r>
-              <w:t>Responsable TI</w:t>
+              <w:t>AI Hero</w:t>
             </w:r>
           </w:p>
         </w:tc>
@@ -2630,9 +2658,7 @@
                 <w:lang w:val="es-ES" w:eastAsia="it-IT"/>
               </w:rPr>
             </w:pPr>
-            <w:r>
-              <w:t>[Por confirmar] – Arquitectura Digital, GICT España</w:t>
-            </w:r>
+            <w:r/>
           </w:p>
         </w:tc>
         <w:tc>
@@ -2650,7 +2676,7 @@
               </w:rPr>
             </w:pPr>
             <w:r>
-              <w:t>Supervisa la arquitectura técnica e integración de sistemas</w:t>
+              <w:t>Facilitador de adopción IA en el Back Office</w:t>
             </w:r>
           </w:p>
         </w:tc>
@@ -2671,7 +2697,7 @@
               </w:rPr>
             </w:pPr>
             <w:r>
-              <w:t>Responsable de Producto</w:t>
+              <w:t>Responsable de Integraciones</w:t>
             </w:r>
           </w:p>
         </w:tc>
@@ -2690,7 +2716,7 @@
               </w:rPr>
             </w:pPr>
             <w:r>
-              <w:t>[Por confirmar] – Factoría AISA, Enel</w:t>
+              <w:t>GICT, España</w:t>
             </w:r>
           </w:p>
         </w:tc>
@@ -2709,7 +2735,7 @@
               </w:rPr>
             </w:pPr>
             <w:r>
-              <w:t>Gestiona el backlog y coordina las iteraciones de desarrollo</w:t>
+              <w:t>Gestiona las integraciones con WART, PUC, RECORE y sistemas de red</w:t>
             </w:r>
           </w:p>
         </w:tc>
@@ -2730,7 +2756,7 @@
               </w:rPr>
             </w:pPr>
             <w:r>
-              <w:t>AI Hero / Initiative Leader</w:t>
+              <w:t>Sys Manager / SME</w:t>
             </w:r>
           </w:p>
         </w:tc>
@@ -2768,7 +2794,7 @@
               </w:rPr>
             </w:pPr>
             <w:r>
-              <w:t>Facilitador de adopción IA en el Back Office; coordinación de la iniciativa</w:t>
+              <w:t>Ownership Salesforce, GESI, GEMAS, PVISION, EXABEAT, JASPER, FARE, GIS, SCADA</w:t>
             </w:r>
           </w:p>
         </w:tc>
@@ -2789,7 +2815,7 @@
               </w:rPr>
             </w:pPr>
             <w:r>
-              <w:t>Sys Manager / SME</w:t>
+              <w:t>Responsable CX</w:t>
             </w:r>
           </w:p>
         </w:tc>
@@ -2807,9 +2833,7 @@
                 <w:lang w:val="es-ES"/>
               </w:rPr>
             </w:pPr>
-            <w:r>
-              <w:t>[Por definir]</w:t>
-            </w:r>
+            <w:r/>
           </w:p>
         </w:tc>
         <w:tc>
@@ -2827,7 +2851,7 @@
               </w:rPr>
             </w:pPr>
             <w:r>
-              <w:t>Ownership Salesforce, GESI, GEMAS, PVISION, EXABEAT, JASPER, FARE, GIS, SCADA, WART</w:t>
+              <w:t>Valida plantillas de comunicación y experiencia de cliente en el proceso de reclamación</w:t>
             </w:r>
           </w:p>
         </w:tc>
@@ -3039,7 +3063,7 @@
               </w:rPr>
             </w:pPr>
             <w:r>
-              <w:t>CRM central: registro del BO, gestión del ciclo de vida del caso, comunicación</w:t>
+              <w:t>CRM central: registro del BO, gestión del ciclo de vida del caso, comunicación cliente</w:t>
             </w:r>
           </w:p>
         </w:tc>
@@ -3098,7 +3122,7 @@
               </w:rPr>
             </w:pPr>
             <w:r>
-              <w:t>Gestión de contratos, tarifas y medición de consumo</w:t>
+              <w:t>Gestión de contratos, tarifas y medición del consumo</w:t>
             </w:r>
           </w:p>
         </w:tc>
@@ -3216,7 +3240,7 @@
               </w:rPr>
             </w:pPr>
             <w:r>
-              <w:t>Sistema de cortes programados. Verifica si el CUPS estaba afectado en el período</w:t>
+              <w:t>Sistema de interrupciones programadas. Verifica si el CUPS estaba afectado en el período</w:t>
             </w:r>
           </w:p>
         </w:tc>
@@ -3315,7 +3339,7 @@
               </w:rPr>
             </w:pPr>
             <w:r>
-              <w:t>PVISION / EXABEAT / JASPER</w:t>
+              <w:t>PVISION</w:t>
             </w:r>
           </w:p>
         </w:tc>
@@ -3334,7 +3358,7 @@
               </w:rPr>
             </w:pPr>
             <w:r>
-              <w:t>Informe de tensión MT/LVS (PVISION); curva de cargas del contador y eventos de calidad (EXABEAT/JASPER)</w:t>
+              <w:t>Informe de tensión MT y parámetros eléctricos LVS del CUPS</w:t>
             </w:r>
           </w:p>
         </w:tc>
@@ -3353,7 +3377,7 @@
               </w:rPr>
             </w:pPr>
             <w:r>
-              <w:t>Power Quality / Smart Metering</w:t>
+              <w:t>Power Quality / SCADA</w:t>
             </w:r>
           </w:p>
         </w:tc>
@@ -3374,7 +3398,7 @@
               </w:rPr>
             </w:pPr>
             <w:r>
-              <w:t>GIS / SCADA</w:t>
+              <w:t>EXABEAT + JASPER</w:t>
             </w:r>
           </w:p>
         </w:tc>
@@ -3393,7 +3417,7 @@
               </w:rPr>
             </w:pPr>
             <w:r>
-              <w:t>Topología de red e identificación de clientes afectados por zona (GIS); supervisión en tiempo real (SCADA)</w:t>
+              <w:t>Curva de carga del contador (telegestion) y eventos de interrupción/POP</w:t>
             </w:r>
           </w:p>
         </w:tc>
@@ -3412,8 +3436,412 @@
               </w:rPr>
             </w:pPr>
             <w:r>
-              <w:t>Integration Layer / External System</w:t>
-            </w:r>
+              <w:t>Smart Metering</w:t>
+            </w:r>
+          </w:p>
+        </w:tc>
+      </w:tr>
+      <w:tr>
+        <w:tc>
+          <w:tcPr>
+            <w:cnfStyle w:val="001000000000" w:firstRow="0" w:lastRow="0" w:firstColumn="1" w:lastColumn="0" w:oddVBand="0" w:evenVBand="0" w:oddHBand="0" w:evenHBand="0" w:firstRowFirstColumn="0" w:firstRowLastColumn="0" w:lastRowFirstColumn="0" w:lastRowLastColumn="0"/>
+            <w:tcW w:w="0" w:type="auto"/>
+          </w:tcPr>
+          <w:p>
+            <w:pPr>
+              <w:spacing w:before="0"/>
+              <w:rPr>
+                <w:rFonts w:eastAsia="Times New Roman" w:cs="Times New Roman"/>
+                <w:color w:val="000000"/>
+                <w:lang w:eastAsia="it-IT"/>
+              </w:rPr>
+            </w:pPr>
+            <w:r>
+              <w:t>GIS (Sistema de Información Geográfica)</w:t>
+            </w:r>
+          </w:p>
+        </w:tc>
+        <w:tc>
+          <w:tcPr>
+            <w:tcW w:w="0" w:type="auto"/>
+          </w:tcPr>
+          <w:p>
+            <w:pPr>
+              <w:spacing w:before="0"/>
+              <w:cnfStyle w:val="000000000000" w:firstRow="0" w:lastRow="0" w:firstColumn="0" w:lastColumn="0" w:oddVBand="0" w:evenVBand="0" w:oddHBand="0" w:evenHBand="0" w:firstRowFirstColumn="0" w:firstRowLastColumn="0" w:lastRowFirstColumn="0" w:lastRowLastColumn="0"/>
+              <w:rPr>
+                <w:rFonts w:eastAsia="Times New Roman" w:cs="Times New Roman"/>
+                <w:color w:val="000000"/>
+                <w:lang w:val="es-ES" w:eastAsia="it-IT"/>
+              </w:rPr>
+            </w:pPr>
+            <w:r>
+              <w:t>Topología de red e identificación de clientes afectados por zona</w:t>
+            </w:r>
+          </w:p>
+        </w:tc>
+        <w:tc>
+          <w:tcPr>
+            <w:tcW w:w="0" w:type="auto"/>
+          </w:tcPr>
+          <w:p>
+            <w:pPr>
+              <w:spacing w:before="0"/>
+              <w:cnfStyle w:val="000000000000" w:firstRow="0" w:lastRow="0" w:firstColumn="0" w:lastColumn="0" w:oddVBand="0" w:evenVBand="0" w:oddHBand="0" w:evenHBand="0" w:firstRowFirstColumn="0" w:firstRowLastColumn="0" w:lastRowFirstColumn="0" w:lastRowLastColumn="0"/>
+              <w:rPr>
+                <w:rFonts w:eastAsia="Times New Roman" w:cs="Times New Roman"/>
+                <w:color w:val="000000"/>
+                <w:lang w:eastAsia="it-IT"/>
+              </w:rPr>
+            </w:pPr>
+            <w:r>
+              <w:t>Integration Layer</w:t>
+            </w:r>
+          </w:p>
+        </w:tc>
+      </w:tr>
+      <w:tr>
+        <w:tc>
+          <w:tcPr>
+            <w:cnfStyle w:val="001000000000" w:firstRow="0" w:lastRow="0" w:firstColumn="1" w:lastColumn="0" w:oddVBand="0" w:evenVBand="0" w:oddHBand="0" w:evenHBand="0" w:firstRowFirstColumn="0" w:firstRowLastColumn="0" w:lastRowFirstColumn="0" w:lastRowLastColumn="0"/>
+            <w:tcW w:w="0" w:type="auto"/>
+          </w:tcPr>
+          <w:p>
+            <w:pPr>
+              <w:spacing w:before="0"/>
+              <w:rPr>
+                <w:rFonts w:eastAsia="Times New Roman" w:cs="Times New Roman"/>
+                <w:color w:val="000000"/>
+                <w:lang w:eastAsia="it-IT"/>
+              </w:rPr>
+            </w:pPr>
+            <w:r>
+              <w:t>SCADA</w:t>
+            </w:r>
+          </w:p>
+        </w:tc>
+        <w:tc>
+          <w:tcPr>
+            <w:tcW w:w="0" w:type="auto"/>
+          </w:tcPr>
+          <w:p>
+            <w:pPr>
+              <w:spacing w:before="0"/>
+              <w:cnfStyle w:val="000000000000" w:firstRow="0" w:lastRow="0" w:firstColumn="0" w:lastColumn="0" w:oddVBand="0" w:evenVBand="0" w:oddHBand="0" w:evenHBand="0" w:firstRowFirstColumn="0" w:firstRowLastColumn="0" w:lastRowFirstColumn="0" w:lastRowLastColumn="0"/>
+              <w:rPr>
+                <w:rFonts w:eastAsia="Times New Roman" w:cs="Times New Roman"/>
+                <w:color w:val="000000"/>
+                <w:lang w:val="es-ES" w:eastAsia="it-IT"/>
+              </w:rPr>
+            </w:pPr>
+            <w:r>
+              <w:t>Supervisión del estado de la red de distribución en tiempo real, detección de incidencias activas</w:t>
+            </w:r>
+          </w:p>
+        </w:tc>
+        <w:tc>
+          <w:tcPr>
+            <w:tcW w:w="0" w:type="auto"/>
+          </w:tcPr>
+          <w:p>
+            <w:pPr>
+              <w:spacing w:before="0"/>
+              <w:cnfStyle w:val="000000000000" w:firstRow="0" w:lastRow="0" w:firstColumn="0" w:lastColumn="0" w:oddVBand="0" w:evenVBand="0" w:oddHBand="0" w:evenHBand="0" w:firstRowFirstColumn="0" w:firstRowLastColumn="0" w:lastRowFirstColumn="0" w:lastRowLastColumn="0"/>
+              <w:rPr>
+                <w:rFonts w:eastAsia="Times New Roman" w:cs="Times New Roman"/>
+                <w:color w:val="000000"/>
+                <w:lang w:eastAsia="it-IT"/>
+              </w:rPr>
+            </w:pPr>
+            <w:r>
+              <w:t>External System</w:t>
+            </w:r>
+          </w:p>
+        </w:tc>
+      </w:tr>
+      <w:tr>
+        <w:tc>
+          <w:tcPr>
+            <w:cnfStyle w:val="001000000000" w:firstRow="0" w:lastRow="0" w:firstColumn="1" w:lastColumn="0" w:oddVBand="0" w:evenVBand="0" w:oddHBand="0" w:evenHBand="0" w:firstRowFirstColumn="0" w:firstRowLastColumn="0" w:lastRowFirstColumn="0" w:lastRowLastColumn="0"/>
+            <w:tcW w:w="0" w:type="auto"/>
+          </w:tcPr>
+          <w:p>
+            <w:pPr>
+              <w:spacing w:before="0"/>
+              <w:rPr>
+                <w:rFonts w:eastAsia="Times New Roman" w:cs="Times New Roman"/>
+                <w:color w:val="000000"/>
+                <w:lang w:eastAsia="it-IT"/>
+              </w:rPr>
+            </w:pPr>
+            <w:r>
+              <w:t>WART (Work Assignment &amp; Resolution Tool)</w:t>
+            </w:r>
+          </w:p>
+        </w:tc>
+        <w:tc>
+          <w:tcPr>
+            <w:tcW w:w="0" w:type="auto"/>
+          </w:tcPr>
+          <w:p>
+            <w:pPr>
+              <w:spacing w:before="0"/>
+              <w:cnfStyle w:val="000000000000" w:firstRow="0" w:lastRow="0" w:firstColumn="0" w:lastColumn="0" w:oddVBand="0" w:evenVBand="0" w:oddHBand="0" w:evenHBand="0" w:firstRowFirstColumn="0" w:firstRowLastColumn="0" w:lastRowFirstColumn="0" w:lastRowLastColumn="0"/>
+              <w:rPr>
+                <w:rFonts w:eastAsia="Times New Roman" w:cs="Times New Roman"/>
+                <w:color w:val="000000"/>
+                <w:lang w:val="es-ES" w:eastAsia="it-IT"/>
+              </w:rPr>
+            </w:pPr>
+            <w:r>
+              <w:t>Asignación y seguimiento de órdenes de trabajo en campo</w:t>
+            </w:r>
+          </w:p>
+        </w:tc>
+        <w:tc>
+          <w:tcPr>
+            <w:tcW w:w="0" w:type="auto"/>
+          </w:tcPr>
+          <w:p>
+            <w:pPr>
+              <w:spacing w:before="0"/>
+              <w:cnfStyle w:val="000000000000" w:firstRow="0" w:lastRow="0" w:firstColumn="0" w:lastColumn="0" w:oddVBand="0" w:evenVBand="0" w:oddHBand="0" w:evenHBand="0" w:firstRowFirstColumn="0" w:firstRowLastColumn="0" w:lastRowFirstColumn="0" w:lastRowLastColumn="0"/>
+              <w:rPr>
+                <w:rFonts w:eastAsia="Times New Roman" w:cs="Times New Roman"/>
+                <w:color w:val="000000"/>
+                <w:lang w:eastAsia="it-IT"/>
+              </w:rPr>
+            </w:pPr>
+            <w:r>
+              <w:t>Integration Layer</w:t>
+            </w:r>
+          </w:p>
+        </w:tc>
+      </w:tr>
+      <w:tr>
+        <w:tc>
+          <w:tcPr>
+            <w:cnfStyle w:val="001000000000" w:firstRow="0" w:lastRow="0" w:firstColumn="1" w:lastColumn="0" w:oddVBand="0" w:evenVBand="0" w:oddHBand="0" w:evenHBand="0" w:firstRowFirstColumn="0" w:firstRowLastColumn="0" w:lastRowFirstColumn="0" w:lastRowLastColumn="0"/>
+            <w:tcW w:w="0" w:type="auto"/>
+          </w:tcPr>
+          <w:p>
+            <w:pPr>
+              <w:spacing w:before="0"/>
+              <w:rPr>
+                <w:rFonts w:eastAsia="Times New Roman" w:cs="Times New Roman"/>
+                <w:color w:val="000000"/>
+                <w:lang w:eastAsia="it-IT"/>
+              </w:rPr>
+            </w:pPr>
+            <w:r>
+              <w:t>PUC (Plataforma Puntos de Suministro y Contratos)</w:t>
+            </w:r>
+          </w:p>
+        </w:tc>
+        <w:tc>
+          <w:tcPr>
+            <w:tcW w:w="0" w:type="auto"/>
+          </w:tcPr>
+          <w:p>
+            <w:pPr>
+              <w:spacing w:before="0"/>
+              <w:cnfStyle w:val="000000000000" w:firstRow="0" w:lastRow="0" w:firstColumn="0" w:lastColumn="0" w:oddVBand="0" w:evenVBand="0" w:oddHBand="0" w:evenHBand="0" w:firstRowFirstColumn="0" w:firstRowLastColumn="0" w:lastRowFirstColumn="0" w:lastRowLastColumn="0"/>
+              <w:rPr>
+                <w:rFonts w:eastAsia="Times New Roman" w:cs="Times New Roman"/>
+                <w:color w:val="000000"/>
+                <w:lang w:val="es-ES" w:eastAsia="it-IT"/>
+              </w:rPr>
+            </w:pPr>
+            <w:r>
+              <w:t>Gestión de accesos, contratos y puntos de suministro</w:t>
+            </w:r>
+          </w:p>
+        </w:tc>
+        <w:tc>
+          <w:tcPr>
+            <w:tcW w:w="0" w:type="auto"/>
+          </w:tcPr>
+          <w:p>
+            <w:pPr>
+              <w:spacing w:before="0"/>
+              <w:cnfStyle w:val="000000000000" w:firstRow="0" w:lastRow="0" w:firstColumn="0" w:lastColumn="0" w:oddVBand="0" w:evenVBand="0" w:oddHBand="0" w:evenHBand="0" w:firstRowFirstColumn="0" w:firstRowLastColumn="0" w:lastRowFirstColumn="0" w:lastRowLastColumn="0"/>
+              <w:rPr>
+                <w:rFonts w:eastAsia="Times New Roman" w:cs="Times New Roman"/>
+                <w:color w:val="000000"/>
+                <w:lang w:eastAsia="it-IT"/>
+              </w:rPr>
+            </w:pPr>
+            <w:r>
+              <w:t>Core Platform</w:t>
+            </w:r>
+          </w:p>
+        </w:tc>
+      </w:tr>
+      <w:tr>
+        <w:tc>
+          <w:tcPr>
+            <w:cnfStyle w:val="001000000000" w:firstRow="0" w:lastRow="0" w:firstColumn="1" w:lastColumn="0" w:oddVBand="0" w:evenVBand="0" w:oddHBand="0" w:evenHBand="0" w:firstRowFirstColumn="0" w:firstRowLastColumn="0" w:lastRowFirstColumn="0" w:lastRowLastColumn="0"/>
+            <w:tcW w:w="0" w:type="auto"/>
+          </w:tcPr>
+          <w:p>
+            <w:pPr>
+              <w:spacing w:before="0"/>
+              <w:rPr>
+                <w:rFonts w:eastAsia="Times New Roman" w:cs="Times New Roman"/>
+                <w:color w:val="000000"/>
+                <w:lang w:eastAsia="it-IT"/>
+              </w:rPr>
+            </w:pPr>
+            <w:r>
+              <w:t>IVR / Plataforma Omnicanal</w:t>
+            </w:r>
+          </w:p>
+        </w:tc>
+        <w:tc>
+          <w:tcPr>
+            <w:tcW w:w="0" w:type="auto"/>
+          </w:tcPr>
+          <w:p>
+            <w:pPr>
+              <w:spacing w:before="0"/>
+              <w:cnfStyle w:val="000000000000" w:firstRow="0" w:lastRow="0" w:firstColumn="0" w:lastColumn="0" w:oddVBand="0" w:evenVBand="0" w:oddHBand="0" w:evenHBand="0" w:firstRowFirstColumn="0" w:firstRowLastColumn="0" w:lastRowFirstColumn="0" w:lastRowLastColumn="0"/>
+              <w:rPr>
+                <w:rFonts w:eastAsia="Times New Roman" w:cs="Times New Roman"/>
+                <w:color w:val="000000"/>
+                <w:lang w:val="es-ES" w:eastAsia="it-IT"/>
+              </w:rPr>
+            </w:pPr>
+            <w:r>
+              <w:t>Recepción de reclamaciones por voz, portal web, app y email</w:t>
+            </w:r>
+          </w:p>
+        </w:tc>
+        <w:tc>
+          <w:tcPr>
+            <w:tcW w:w="0" w:type="auto"/>
+          </w:tcPr>
+          <w:p>
+            <w:pPr>
+              <w:spacing w:before="0"/>
+              <w:cnfStyle w:val="000000000000" w:firstRow="0" w:lastRow="0" w:firstColumn="0" w:lastColumn="0" w:oddVBand="0" w:evenVBand="0" w:oddHBand="0" w:evenHBand="0" w:firstRowFirstColumn="0" w:firstRowLastColumn="0" w:lastRowFirstColumn="0" w:lastRowLastColumn="0"/>
+              <w:rPr>
+                <w:rFonts w:eastAsia="Times New Roman" w:cs="Times New Roman"/>
+                <w:color w:val="000000"/>
+                <w:lang w:eastAsia="it-IT"/>
+              </w:rPr>
+            </w:pPr>
+            <w:r>
+              <w:t>Integration Layer</w:t>
+            </w:r>
+          </w:p>
+        </w:tc>
+      </w:tr>
+      <w:tr>
+        <w:tc>
+          <w:tcPr>
+            <w:cnfStyle w:val="001000000000" w:firstRow="0" w:lastRow="0" w:firstColumn="1" w:lastColumn="0" w:oddVBand="0" w:evenVBand="0" w:oddHBand="0" w:evenHBand="0" w:firstRowFirstColumn="0" w:firstRowLastColumn="0" w:lastRowFirstColumn="0" w:lastRowLastColumn="0"/>
+            <w:tcW w:w="0" w:type="auto"/>
+          </w:tcPr>
+          <w:p>
+            <w:pPr>
+              <w:spacing w:before="0"/>
+              <w:rPr>
+                <w:rFonts w:eastAsia="Times New Roman" w:cs="Times New Roman"/>
+                <w:color w:val="000000"/>
+                <w:lang w:eastAsia="it-IT"/>
+              </w:rPr>
+            </w:pPr>
+            <w:r>
+              <w:t>RECORE</w:t>
+            </w:r>
+          </w:p>
+        </w:tc>
+        <w:tc>
+          <w:tcPr>
+            <w:tcW w:w="0" w:type="auto"/>
+          </w:tcPr>
+          <w:p>
+            <w:pPr>
+              <w:spacing w:before="0"/>
+              <w:cnfStyle w:val="000000000000" w:firstRow="0" w:lastRow="0" w:firstColumn="0" w:lastColumn="0" w:oddVBand="0" w:evenVBand="0" w:oddHBand="0" w:evenHBand="0" w:firstRowFirstColumn="0" w:firstRowLastColumn="0" w:lastRowFirstColumn="0" w:lastRowLastColumn="0"/>
+              <w:rPr>
+                <w:rFonts w:eastAsia="Times New Roman" w:cs="Times New Roman"/>
+                <w:color w:val="000000"/>
+                <w:lang w:val="es-ES" w:eastAsia="it-IT"/>
+              </w:rPr>
+            </w:pPr>
+            <w:r>
+              <w:t>Sistema de reconexión automática del suministro</w:t>
+            </w:r>
+          </w:p>
+        </w:tc>
+        <w:tc>
+          <w:tcPr>
+            <w:tcW w:w="0" w:type="auto"/>
+          </w:tcPr>
+          <w:p>
+            <w:pPr>
+              <w:spacing w:before="0"/>
+              <w:cnfStyle w:val="000000000000" w:firstRow="0" w:lastRow="0" w:firstColumn="0" w:lastColumn="0" w:oddVBand="0" w:evenVBand="0" w:oddHBand="0" w:evenHBand="0" w:firstRowFirstColumn="0" w:firstRowLastColumn="0" w:lastRowFirstColumn="0" w:lastRowLastColumn="0"/>
+              <w:rPr>
+                <w:rFonts w:eastAsia="Times New Roman" w:cs="Times New Roman"/>
+                <w:color w:val="000000"/>
+                <w:lang w:eastAsia="it-IT"/>
+              </w:rPr>
+            </w:pPr>
+            <w:r>
+              <w:t>External System</w:t>
+            </w:r>
+          </w:p>
+        </w:tc>
+      </w:tr>
+      <w:tr>
+        <w:tc>
+          <w:tcPr>
+            <w:cnfStyle w:val="001000000000" w:firstRow="0" w:lastRow="0" w:firstColumn="1" w:lastColumn="0" w:oddVBand="0" w:evenVBand="0" w:oddHBand="0" w:evenHBand="0" w:firstRowFirstColumn="0" w:firstRowLastColumn="0" w:lastRowFirstColumn="0" w:lastRowLastColumn="0"/>
+            <w:tcW w:w="0" w:type="auto"/>
+          </w:tcPr>
+          <w:p>
+            <w:pPr>
+              <w:spacing w:before="0"/>
+              <w:rPr>
+                <w:rFonts w:eastAsia="Times New Roman" w:cs="Times New Roman"/>
+                <w:color w:val="000000"/>
+                <w:lang w:eastAsia="it-IT"/>
+              </w:rPr>
+            </w:pPr>
+          </w:p>
+        </w:tc>
+        <w:tc>
+          <w:tcPr>
+            <w:tcW w:w="0" w:type="auto"/>
+          </w:tcPr>
+          <w:p>
+            <w:pPr>
+              <w:spacing w:before="0"/>
+              <w:cnfStyle w:val="000000000000" w:firstRow="0" w:lastRow="0" w:firstColumn="0" w:lastColumn="0" w:oddVBand="0" w:evenVBand="0" w:oddHBand="0" w:evenHBand="0" w:firstRowFirstColumn="0" w:firstRowLastColumn="0" w:lastRowFirstColumn="0" w:lastRowLastColumn="0"/>
+              <w:rPr>
+                <w:rFonts w:eastAsia="Times New Roman" w:cs="Times New Roman"/>
+                <w:color w:val="000000"/>
+                <w:lang w:val="es-ES" w:eastAsia="it-IT"/>
+              </w:rPr>
+            </w:pPr>
+          </w:p>
+        </w:tc>
+        <w:tc>
+          <w:tcPr>
+            <w:tcW w:w="0" w:type="auto"/>
+          </w:tcPr>
+          <w:p>
+            <w:pPr>
+              <w:spacing w:before="0"/>
+              <w:cnfStyle w:val="000000000000" w:firstRow="0" w:lastRow="0" w:firstColumn="0" w:lastColumn="0" w:oddVBand="0" w:evenVBand="0" w:oddHBand="0" w:evenHBand="0" w:firstRowFirstColumn="0" w:firstRowLastColumn="0" w:lastRowFirstColumn="0" w:lastRowLastColumn="0"/>
+              <w:rPr>
+                <w:rFonts w:eastAsia="Times New Roman" w:cs="Times New Roman"/>
+                <w:color w:val="000000"/>
+                <w:lang w:eastAsia="it-IT"/>
+              </w:rPr>
+            </w:pPr>
           </w:p>
         </w:tc>
       </w:tr>
@@ -3446,7 +3874,7 @@
         <w:rPr>
           <w:b/>
         </w:rPr>
-        <w:t>Ficha 1: Recepción, Registro y Clasificación Genérica</w:t>
+        <w:t>Secuencia AS-IS (parte 1) — Recepción, Clasificación y Enriquecimiento</w:t>
       </w:r>
     </w:p>
     <w:tbl>
@@ -3657,7 +4085,7 @@
               </w:rPr>
             </w:pPr>
             <w:r>
-              <w:t>El cliente presenta la reclamación por canal (Web, Teléfono/GESICC, Email, R1, Sede Electrónica, IVR, App, Mensajería, Carta)</w:t>
+              <w:t>El cliente presenta la reclamación por canal (Web, Tel./GESICC, Email, R1, Sede Electrónica, IVR, App, Correo/Registro)</w:t>
             </w:r>
           </w:p>
         </w:tc>
@@ -3695,9 +4123,7 @@
                 <w:lang w:val="es-ES"/>
               </w:rPr>
             </w:pPr>
-            <w:r>
-              <w:t>Descripción del problema, CUPS, datos de contacto</w:t>
-            </w:r>
+            <w:r/>
           </w:p>
         </w:tc>
         <w:tc>
@@ -3712,9 +4138,7 @@
                 <w:lang w:val="es-ES"/>
               </w:rPr>
             </w:pPr>
-            <w:r>
-              <w:t>Reclamación recibida en el canal</w:t>
-            </w:r>
+            <w:r/>
           </w:p>
         </w:tc>
         <w:tc>
@@ -3730,7 +4154,7 @@
               </w:rPr>
             </w:pPr>
             <w:r>
-              <w:t>Web / GESICC / Email / IVR / Omnicanal</w:t>
+              <w:t>IVR / Omnicanal / GESICC</w:t>
             </w:r>
           </w:p>
         </w:tc>
@@ -3817,9 +4241,7 @@
                 <w:lang w:val="es-ES"/>
               </w:rPr>
             </w:pPr>
-            <w:r>
-              <w:t>Datos cliente, CUPS</w:t>
-            </w:r>
+            <w:r/>
           </w:p>
         </w:tc>
         <w:tc>
@@ -3834,9 +4256,7 @@
                 <w:lang w:val="es-ES"/>
               </w:rPr>
             </w:pPr>
-            <w:r>
-              <w:t>Cliente identificado, CUPS validado</w:t>
-            </w:r>
+            <w:r/>
           </w:p>
         </w:tc>
         <w:tc>
@@ -3939,9 +4359,7 @@
                 <w:lang w:val="es-ES"/>
               </w:rPr>
             </w:pPr>
-            <w:r>
-              <w:t>Documento recibido</w:t>
-            </w:r>
+            <w:r/>
           </w:p>
         </w:tc>
         <w:tc>
@@ -3956,9 +4374,7 @@
                 <w:lang w:val="es-ES"/>
               </w:rPr>
             </w:pPr>
-            <w:r>
-              <w:t>Documento pendiente de lectura manual</w:t>
-            </w:r>
+            <w:r/>
           </w:p>
         </w:tc>
         <w:tc>
@@ -4023,7 +4439,7 @@
               </w:rPr>
             </w:pPr>
             <w:r>
-              <w:t>Creación del caso BO en Salesforce con datos iniciales (canal, CUPS, descripción verbal)</w:t>
+              <w:t>Creación del caso BO en Salesforce con datos iniciales (canal, CUPS, descripción, subtipo inicial)</w:t>
             </w:r>
           </w:p>
         </w:tc>
@@ -4061,9 +4477,7 @@
                 <w:lang w:val="es-ES"/>
               </w:rPr>
             </w:pPr>
-            <w:r>
-              <w:t>Datos reclamación, CUPS, canal</w:t>
-            </w:r>
+            <w:r/>
           </w:p>
         </w:tc>
         <w:tc>
@@ -4078,9 +4492,7 @@
                 <w:lang w:val="es-ES"/>
               </w:rPr>
             </w:pPr>
-            <w:r>
-              <w:t>Caso BO abierto con ID único</w:t>
-            </w:r>
+            <w:r/>
           </w:p>
         </w:tc>
         <w:tc>
@@ -4147,7 +4559,7 @@
               </w:rPr>
             </w:pPr>
             <w:r>
-              <w:t>Categorización manual entre 3 categorías genéricas (Corte / Facturación / Otro)</w:t>
+              <w:t>Categorización manual entre 3 categorías genéricas (Interrupción / Facturación / Otro)</w:t>
             </w:r>
           </w:p>
         </w:tc>
@@ -4186,9 +4598,7 @@
                 <w:lang w:val="es-ES"/>
               </w:rPr>
             </w:pPr>
-            <w:r>
-              <w:t>Descripción verbal / escrita del problema</w:t>
-            </w:r>
+            <w:r/>
           </w:p>
         </w:tc>
         <w:tc>
@@ -4203,9 +4613,7 @@
                 <w:lang w:val="es-ES"/>
               </w:rPr>
             </w:pPr>
-            <w:r>
-              <w:t>Categoría asignada. Acuse de recibo genérico enviado al cliente</w:t>
-            </w:r>
+            <w:r/>
           </w:p>
         </w:tc>
         <w:tc>
@@ -4222,6 +4630,360 @@
             </w:pPr>
             <w:r>
               <w:t>SAP CRM</w:t>
+            </w:r>
+          </w:p>
+        </w:tc>
+      </w:tr>
+      <w:tr>
+        <w:trPr>
+          <w:trHeight w:val="288"/>
+        </w:trPr>
+        <w:tc>
+          <w:tcPr>
+            <w:cnfStyle w:val="001000000000" w:firstRow="0" w:lastRow="0" w:firstColumn="1" w:lastColumn="0" w:oddVBand="0" w:evenVBand="0" w:oddHBand="0" w:evenHBand="0" w:firstRowFirstColumn="0" w:firstRowLastColumn="0" w:lastRowFirstColumn="0" w:lastRowLastColumn="0"/>
+            <w:tcW w:w="662" w:type="dxa"/>
+            <w:noWrap/>
+          </w:tcPr>
+          <w:p>
+            <w:pPr>
+              <w:spacing w:before="0"/>
+              <w:rPr>
+                <w:rFonts w:ascii="Aptos Narrow" w:eastAsia="Times New Roman" w:hAnsi="Aptos Narrow" w:cs="Times New Roman"/>
+                <w:color w:val="000000"/>
+                <w:sz w:val="22"/>
+                <w:szCs w:val="22"/>
+                <w:lang w:val="es-ES" w:eastAsia="it-IT"/>
+              </w:rPr>
+            </w:pPr>
+            <w:r>
+              <w:t>A6</w:t>
+            </w:r>
+          </w:p>
+        </w:tc>
+        <w:tc>
+          <w:tcPr>
+            <w:tcW w:w="2353" w:type="dxa"/>
+            <w:noWrap/>
+          </w:tcPr>
+          <w:p>
+            <w:pPr>
+              <w:spacing w:before="0"/>
+              <w:cnfStyle w:val="000000000000" w:firstRow="0" w:lastRow="0" w:firstColumn="0" w:lastColumn="0" w:oddVBand="0" w:evenVBand="0" w:oddHBand="0" w:evenHBand="0" w:firstRowFirstColumn="0" w:firstRowLastColumn="0" w:lastRowFirstColumn="0" w:lastRowLastColumn="0"/>
+              <w:rPr>
+                <w:rFonts w:ascii="Aptos Narrow" w:eastAsia="Times New Roman" w:hAnsi="Aptos Narrow" w:cs="Times New Roman"/>
+                <w:color w:val="000000"/>
+                <w:sz w:val="22"/>
+                <w:szCs w:val="22"/>
+                <w:lang w:val="es-ES" w:eastAsia="it-IT"/>
+              </w:rPr>
+            </w:pPr>
+            <w:r>
+              <w:t>Asignación a Ruta 1, 2 o 3 según categoría</w:t>
+            </w:r>
+          </w:p>
+        </w:tc>
+        <w:tc>
+          <w:tcPr>
+            <w:tcW w:w="2741" w:type="dxa"/>
+            <w:noWrap/>
+          </w:tcPr>
+          <w:p>
+            <w:pPr>
+              <w:spacing w:before="0"/>
+              <w:cnfStyle w:val="000000000000" w:firstRow="0" w:lastRow="0" w:firstColumn="0" w:lastColumn="0" w:oddVBand="0" w:evenVBand="0" w:oddHBand="0" w:evenHBand="0" w:firstRowFirstColumn="0" w:firstRowLastColumn="0" w:lastRowFirstColumn="0" w:lastRowLastColumn="0"/>
+              <w:rPr>
+                <w:rFonts w:ascii="Aptos Narrow" w:eastAsia="Times New Roman" w:hAnsi="Aptos Narrow" w:cs="Times New Roman"/>
+                <w:color w:val="000000"/>
+                <w:sz w:val="22"/>
+                <w:szCs w:val="22"/>
+                <w:lang w:val="es-ES" w:eastAsia="it-IT"/>
+              </w:rPr>
+            </w:pPr>
+            <w:r>
+              <w:t>Agente / Regla fija</w:t>
+            </w:r>
+          </w:p>
+        </w:tc>
+        <w:tc>
+          <w:tcPr>
+            <w:tcW w:w="1451" w:type="dxa"/>
+          </w:tcPr>
+          <w:p>
+            <w:pPr>
+              <w:spacing w:before="0"/>
+              <w:cnfStyle w:val="000000000000" w:firstRow="0" w:lastRow="0" w:firstColumn="0" w:lastColumn="0" w:oddVBand="0" w:evenVBand="0" w:oddHBand="0" w:evenHBand="0" w:firstRowFirstColumn="0" w:firstRowLastColumn="0" w:lastRowFirstColumn="0" w:lastRowLastColumn="0"/>
+              <w:rPr>
+                <w:lang w:val="es-ES"/>
+              </w:rPr>
+            </w:pPr>
+            <w:r/>
+          </w:p>
+        </w:tc>
+        <w:tc>
+          <w:tcPr>
+            <w:tcW w:w="1428" w:type="dxa"/>
+          </w:tcPr>
+          <w:p>
+            <w:pPr>
+              <w:spacing w:before="0"/>
+              <w:cnfStyle w:val="000000000000" w:firstRow="0" w:lastRow="0" w:firstColumn="0" w:lastColumn="0" w:oddVBand="0" w:evenVBand="0" w:oddHBand="0" w:evenHBand="0" w:firstRowFirstColumn="0" w:firstRowLastColumn="0" w:lastRowFirstColumn="0" w:lastRowLastColumn="0"/>
+              <w:rPr>
+                <w:lang w:val="es-ES"/>
+              </w:rPr>
+            </w:pPr>
+            <w:r/>
+          </w:p>
+        </w:tc>
+        <w:tc>
+          <w:tcPr>
+            <w:tcW w:w="993" w:type="dxa"/>
+          </w:tcPr>
+          <w:p>
+            <w:pPr>
+              <w:spacing w:before="0"/>
+              <w:cnfStyle w:val="000000000000" w:firstRow="0" w:lastRow="0" w:firstColumn="0" w:lastColumn="0" w:oddVBand="0" w:evenVBand="0" w:oddHBand="0" w:evenHBand="0" w:firstRowFirstColumn="0" w:firstRowLastColumn="0" w:lastRowFirstColumn="0" w:lastRowLastColumn="0"/>
+              <w:rPr>
+                <w:lang w:val="es-ES"/>
+              </w:rPr>
+            </w:pPr>
+            <w:r>
+              <w:t>SAP CRM</w:t>
+            </w:r>
+          </w:p>
+        </w:tc>
+      </w:tr>
+      <w:tr>
+        <w:trPr>
+          <w:trHeight w:val="288"/>
+        </w:trPr>
+        <w:tc>
+          <w:tcPr>
+            <w:cnfStyle w:val="001000000000" w:firstRow="0" w:lastRow="0" w:firstColumn="1" w:lastColumn="0" w:oddVBand="0" w:evenVBand="0" w:oddHBand="0" w:evenHBand="0" w:firstRowFirstColumn="0" w:firstRowLastColumn="0" w:lastRowFirstColumn="0" w:lastRowLastColumn="0"/>
+            <w:tcW w:w="662" w:type="dxa"/>
+            <w:noWrap/>
+          </w:tcPr>
+          <w:p>
+            <w:pPr>
+              <w:spacing w:before="0"/>
+              <w:rPr>
+                <w:rFonts w:ascii="Aptos Narrow" w:eastAsia="Times New Roman" w:hAnsi="Aptos Narrow" w:cs="Times New Roman"/>
+                <w:color w:val="000000"/>
+                <w:sz w:val="22"/>
+                <w:szCs w:val="22"/>
+                <w:lang w:val="es-ES" w:eastAsia="it-IT"/>
+              </w:rPr>
+            </w:pPr>
+            <w:r>
+              <w:t>A7</w:t>
+            </w:r>
+          </w:p>
+        </w:tc>
+        <w:tc>
+          <w:tcPr>
+            <w:tcW w:w="2353" w:type="dxa"/>
+            <w:noWrap/>
+          </w:tcPr>
+          <w:p>
+            <w:pPr>
+              <w:spacing w:before="0"/>
+              <w:cnfStyle w:val="000000000000" w:firstRow="0" w:lastRow="0" w:firstColumn="0" w:lastColumn="0" w:oddVBand="0" w:evenVBand="0" w:oddHBand="0" w:evenHBand="0" w:firstRowFirstColumn="0" w:firstRowLastColumn="0" w:lastRowFirstColumn="0" w:lastRowLastColumn="0"/>
+              <w:rPr>
+                <w:rFonts w:ascii="Aptos Narrow" w:eastAsia="Times New Roman" w:hAnsi="Aptos Narrow" w:cs="Times New Roman"/>
+                <w:color w:val="000000"/>
+                <w:sz w:val="22"/>
+                <w:szCs w:val="22"/>
+                <w:lang w:val="es-ES" w:eastAsia="it-IT"/>
+              </w:rPr>
+            </w:pPr>
+            <w:r>
+              <w:t>Consulta manual GESI: incidencias activas y avisos CUPS/PCR</w:t>
+            </w:r>
+          </w:p>
+        </w:tc>
+        <w:tc>
+          <w:tcPr>
+            <w:tcW w:w="2741" w:type="dxa"/>
+            <w:noWrap/>
+          </w:tcPr>
+          <w:p>
+            <w:pPr>
+              <w:spacing w:before="0"/>
+              <w:cnfStyle w:val="000000000000" w:firstRow="0" w:lastRow="0" w:firstColumn="0" w:lastColumn="0" w:oddVBand="0" w:evenVBand="0" w:oddHBand="0" w:evenHBand="0" w:firstRowFirstColumn="0" w:firstRowLastColumn="0" w:lastRowFirstColumn="0" w:lastRowLastColumn="0"/>
+              <w:rPr>
+                <w:rFonts w:ascii="Aptos Narrow" w:eastAsia="Times New Roman" w:hAnsi="Aptos Narrow" w:cs="Times New Roman"/>
+                <w:color w:val="000000"/>
+                <w:sz w:val="22"/>
+                <w:szCs w:val="22"/>
+                <w:lang w:val="es-ES" w:eastAsia="it-IT"/>
+              </w:rPr>
+            </w:pPr>
+            <w:r>
+              <w:t>Agente BO</w:t>
+            </w:r>
+          </w:p>
+        </w:tc>
+        <w:tc>
+          <w:tcPr>
+            <w:tcW w:w="1451" w:type="dxa"/>
+          </w:tcPr>
+          <w:p>
+            <w:pPr>
+              <w:spacing w:before="0"/>
+              <w:cnfStyle w:val="000000000000" w:firstRow="0" w:lastRow="0" w:firstColumn="0" w:lastColumn="0" w:oddVBand="0" w:evenVBand="0" w:oddHBand="0" w:evenHBand="0" w:firstRowFirstColumn="0" w:firstRowLastColumn="0" w:lastRowFirstColumn="0" w:lastRowLastColumn="0"/>
+              <w:rPr>
+                <w:lang w:val="es-ES"/>
+              </w:rPr>
+            </w:pPr>
+            <w:r/>
+          </w:p>
+        </w:tc>
+        <w:tc>
+          <w:tcPr>
+            <w:tcW w:w="1428" w:type="dxa"/>
+          </w:tcPr>
+          <w:p>
+            <w:pPr>
+              <w:spacing w:before="0"/>
+              <w:cnfStyle w:val="000000000000" w:firstRow="0" w:lastRow="0" w:firstColumn="0" w:lastColumn="0" w:oddVBand="0" w:evenVBand="0" w:oddHBand="0" w:evenHBand="0" w:firstRowFirstColumn="0" w:firstRowLastColumn="0" w:lastRowFirstColumn="0" w:lastRowLastColumn="0"/>
+              <w:rPr>
+                <w:lang w:val="es-ES"/>
+              </w:rPr>
+            </w:pPr>
+            <w:r/>
+          </w:p>
+        </w:tc>
+        <w:tc>
+          <w:tcPr>
+            <w:tcW w:w="993" w:type="dxa"/>
+          </w:tcPr>
+          <w:p>
+            <w:pPr>
+              <w:spacing w:before="0"/>
+              <w:cnfStyle w:val="000000000000" w:firstRow="0" w:lastRow="0" w:firstColumn="0" w:lastColumn="0" w:oddVBand="0" w:evenVBand="0" w:oddHBand="0" w:evenHBand="0" w:firstRowFirstColumn="0" w:firstRowLastColumn="0" w:lastRowFirstColumn="0" w:lastRowLastColumn="0"/>
+              <w:rPr>
+                <w:lang w:val="es-ES"/>
+              </w:rPr>
+            </w:pPr>
+            <w:r>
+              <w:t>GESI / GESICC</w:t>
+            </w:r>
+          </w:p>
+        </w:tc>
+      </w:tr>
+      <w:tr>
+        <w:trPr>
+          <w:trHeight w:val="288"/>
+        </w:trPr>
+        <w:tc>
+          <w:tcPr>
+            <w:cnfStyle w:val="001000000000" w:firstRow="0" w:lastRow="0" w:firstColumn="1" w:lastColumn="0" w:oddVBand="0" w:evenVBand="0" w:oddHBand="0" w:evenHBand="0" w:firstRowFirstColumn="0" w:firstRowLastColumn="0" w:lastRowFirstColumn="0" w:lastRowLastColumn="0"/>
+            <w:tcW w:w="662" w:type="dxa"/>
+            <w:noWrap/>
+          </w:tcPr>
+          <w:p>
+            <w:pPr>
+              <w:spacing w:before="0"/>
+              <w:rPr>
+                <w:rFonts w:ascii="Aptos Narrow" w:eastAsia="Times New Roman" w:hAnsi="Aptos Narrow" w:cs="Times New Roman"/>
+                <w:color w:val="000000"/>
+                <w:sz w:val="22"/>
+                <w:szCs w:val="22"/>
+                <w:lang w:val="es-ES" w:eastAsia="it-IT"/>
+              </w:rPr>
+            </w:pPr>
+            <w:r>
+              <w:t>A8</w:t>
+            </w:r>
+          </w:p>
+        </w:tc>
+        <w:tc>
+          <w:tcPr>
+            <w:tcW w:w="2353" w:type="dxa"/>
+            <w:noWrap/>
+          </w:tcPr>
+          <w:p>
+            <w:pPr>
+              <w:spacing w:before="0"/>
+              <w:cnfStyle w:val="000000000000" w:firstRow="0" w:lastRow="0" w:firstColumn="0" w:lastColumn="0" w:oddVBand="0" w:evenVBand="0" w:oddHBand="0" w:evenHBand="0" w:firstRowFirstColumn="0" w:firstRowLastColumn="0" w:lastRowFirstColumn="0" w:lastRowLastColumn="0"/>
+              <w:rPr>
+                <w:rFonts w:ascii="Aptos Narrow" w:eastAsia="Times New Roman" w:hAnsi="Aptos Narrow" w:cs="Times New Roman"/>
+                <w:color w:val="000000"/>
+                <w:sz w:val="22"/>
+                <w:szCs w:val="22"/>
+                <w:lang w:val="es-ES" w:eastAsia="it-IT"/>
+              </w:rPr>
+            </w:pPr>
+            <w:r>
+              <w:t>Consulta manual FARE: interrupciones programadas que afectan al CUPS</w:t>
+            </w:r>
+          </w:p>
+        </w:tc>
+        <w:tc>
+          <w:tcPr>
+            <w:tcW w:w="2741" w:type="dxa"/>
+            <w:noWrap/>
+          </w:tcPr>
+          <w:p>
+            <w:pPr>
+              <w:spacing w:before="0"/>
+              <w:cnfStyle w:val="000000000000" w:firstRow="0" w:lastRow="0" w:firstColumn="0" w:lastColumn="0" w:oddVBand="0" w:evenVBand="0" w:oddHBand="0" w:evenHBand="0" w:firstRowFirstColumn="0" w:firstRowLastColumn="0" w:lastRowFirstColumn="0" w:lastRowLastColumn="0"/>
+              <w:rPr>
+                <w:rFonts w:ascii="Aptos Narrow" w:eastAsia="Times New Roman" w:hAnsi="Aptos Narrow" w:cs="Times New Roman"/>
+                <w:color w:val="000000"/>
+                <w:sz w:val="22"/>
+                <w:szCs w:val="22"/>
+                <w:lang w:val="es-ES" w:eastAsia="it-IT"/>
+              </w:rPr>
+            </w:pPr>
+            <w:r>
+              <w:t>Agente BO</w:t>
+            </w:r>
+          </w:p>
+        </w:tc>
+        <w:tc>
+          <w:tcPr>
+            <w:tcW w:w="1451" w:type="dxa"/>
+          </w:tcPr>
+          <w:p>
+            <w:pPr>
+              <w:spacing w:before="0"/>
+              <w:cnfStyle w:val="000000000000" w:firstRow="0" w:lastRow="0" w:firstColumn="0" w:lastColumn="0" w:oddVBand="0" w:evenVBand="0" w:oddHBand="0" w:evenHBand="0" w:firstRowFirstColumn="0" w:firstRowLastColumn="0" w:lastRowFirstColumn="0" w:lastRowLastColumn="0"/>
+              <w:rPr>
+                <w:lang w:val="es-ES"/>
+              </w:rPr>
+            </w:pPr>
+            <w:r/>
+          </w:p>
+        </w:tc>
+        <w:tc>
+          <w:tcPr>
+            <w:tcW w:w="1428" w:type="dxa"/>
+          </w:tcPr>
+          <w:p>
+            <w:pPr>
+              <w:spacing w:before="0"/>
+              <w:cnfStyle w:val="000000000000" w:firstRow="0" w:lastRow="0" w:firstColumn="0" w:lastColumn="0" w:oddVBand="0" w:evenVBand="0" w:oddHBand="0" w:evenHBand="0" w:firstRowFirstColumn="0" w:firstRowLastColumn="0" w:lastRowFirstColumn="0" w:lastRowLastColumn="0"/>
+              <w:rPr>
+                <w:lang w:val="es-ES"/>
+              </w:rPr>
+            </w:pPr>
+            <w:r/>
+          </w:p>
+        </w:tc>
+        <w:tc>
+          <w:tcPr>
+            <w:tcW w:w="993" w:type="dxa"/>
+          </w:tcPr>
+          <w:p>
+            <w:pPr>
+              <w:spacing w:before="0"/>
+              <w:cnfStyle w:val="000000000000" w:firstRow="0" w:lastRow="0" w:firstColumn="0" w:lastColumn="0" w:oddVBand="0" w:evenVBand="0" w:oddHBand="0" w:evenHBand="0" w:firstRowFirstColumn="0" w:firstRowLastColumn="0" w:lastRowFirstColumn="0" w:lastRowLastColumn="0"/>
+              <w:rPr>
+                <w:lang w:val="es-ES"/>
+              </w:rPr>
+            </w:pPr>
+            <w:r>
+              <w:t>FARE</w:t>
             </w:r>
           </w:p>
         </w:tc>
@@ -4248,7 +5010,7 @@
         <w:rPr>
           <w:b/>
         </w:rPr>
-        <w:t>Ficha 2: Enriquecimiento Manual del BO</w:t>
+        <w:t>Secuencia AS-IS (parte 2) — Enriquecimiento Avanzado, Resolución y Excepciones</w:t>
       </w:r>
     </w:p>
     <w:p>
@@ -4456,7 +5218,7 @@
               </w:rPr>
             </w:pPr>
             <w:r>
-              <w:t>Consulta manual de GESI: incidencias activas y avisos del CUPS/PCR</w:t>
+              <w:t>Consulta manual GEMAS: histórico PCR, incidentes, datos AEMET</w:t>
             </w:r>
           </w:p>
         </w:tc>
@@ -4499,9 +5261,7 @@
                 <w:lang w:val="es-ES" w:eastAsia="it-IT"/>
               </w:rPr>
             </w:pPr>
-            <w:r>
-              <w:t>CUPS, PCR, fecha reclamación</w:t>
-            </w:r>
+            <w:r/>
           </w:p>
         </w:tc>
         <w:tc>
@@ -4521,9 +5281,7 @@
                 <w:lang w:val="es-ES" w:eastAsia="it-IT"/>
               </w:rPr>
             </w:pPr>
-            <w:r>
-              <w:t>Lista de incidencias y avisos</w:t>
-            </w:r>
+            <w:r/>
           </w:p>
         </w:tc>
         <w:tc>
@@ -4544,7 +5302,7 @@
               </w:rPr>
             </w:pPr>
             <w:r>
-              <w:t>GESI / GESICC</w:t>
+              <w:t>GEMAS</w:t>
             </w:r>
           </w:p>
         </w:tc>
@@ -4593,7 +5351,7 @@
               </w:rPr>
             </w:pPr>
             <w:r>
-              <w:t>Consultas manuales secuenciales a FARE, GEMAS y sistemas adicionales según motivo técnico (PVISION, EXABEAT, JASPER)</w:t>
+              <w:t>Consultas adicionales PVISION / EXABEAT / JASPER / EXABEAT RE según motivo técnico</w:t>
             </w:r>
           </w:p>
         </w:tc>
@@ -4636,9 +5394,7 @@
                 <w:lang w:val="es-ES" w:eastAsia="it-IT"/>
               </w:rPr>
             </w:pPr>
-            <w:r>
-              <w:t>CUPS, PCR, fechas, motivo técnico</w:t>
-            </w:r>
+            <w:r/>
           </w:p>
         </w:tc>
         <w:tc>
@@ -4658,9 +5414,7 @@
                 <w:lang w:val="es-ES" w:eastAsia="it-IT"/>
               </w:rPr>
             </w:pPr>
-            <w:r>
-              <w:t>BO enriquecido con todos los datos técnicos. Listo para resolución</w:t>
-            </w:r>
+            <w:r/>
           </w:p>
         </w:tc>
         <w:tc>
@@ -4681,7 +5435,7 @@
               </w:rPr>
             </w:pPr>
             <w:r>
-              <w:t>FARE / GEMAS / PVISION / EXABEAT / JASPER / EXABEAT RE</w:t>
+              <w:t>PVISION / EXABEAT / JASPER / EXABEAT RE</w:t>
             </w:r>
           </w:p>
         </w:tc>
@@ -4730,7 +5484,7 @@
               </w:rPr>
             </w:pPr>
             <w:r>
-              <w:t>Cumplimentación manual de campos obligatorios del BO según subtipo (hasta 15 items)</w:t>
+              <w:t>Cumplimentación manual de campos obligatorios del BO (hasta 15 interacciones por subtipo)</w:t>
             </w:r>
           </w:p>
         </w:tc>
@@ -4773,9 +5527,7 @@
                 <w:lang w:val="es-ES" w:eastAsia="it-IT"/>
               </w:rPr>
             </w:pPr>
-            <w:r>
-              <w:t>Datos técnicos, subtipo, motivo técnico</w:t>
-            </w:r>
+            <w:r/>
           </w:p>
         </w:tc>
         <w:tc>
@@ -4795,9 +5547,7 @@
                 <w:lang w:val="es-ES" w:eastAsia="it-IT"/>
               </w:rPr>
             </w:pPr>
-            <w:r>
-              <w:t>BO en Salesforce completamente enriquecido</w:t>
-            </w:r>
+            <w:r/>
           </w:p>
         </w:tc>
         <w:tc>
@@ -4867,7 +5617,7 @@
               </w:rPr>
             </w:pPr>
             <w:r>
-              <w:t>Decisión ZT vs NBA: el agente BO analiza el BO enriquecido y determina la modalidad de resolución</w:t>
+              <w:t>Decisión ZT vs NBA: análisis del BO enriquecido y verificación de condiciones de cierre</w:t>
             </w:r>
           </w:p>
         </w:tc>
@@ -4910,9 +5660,7 @@
                 <w:lang w:val="es-ES" w:eastAsia="it-IT"/>
               </w:rPr>
             </w:pPr>
-            <w:r>
-              <w:t>BO enriquecido, subtipo, motivo técnico, fichero causas/comentarios</w:t>
-            </w:r>
+            <w:r/>
           </w:p>
         </w:tc>
         <w:tc>
@@ -4932,9 +5680,7 @@
                 <w:lang w:val="es-ES" w:eastAsia="it-IT"/>
               </w:rPr>
             </w:pPr>
-            <w:r>
-              <w:t>Decisión de modalidad de resolución (ZT o NBA)</w:t>
-            </w:r>
+            <w:r/>
           </w:p>
         </w:tc>
         <w:tc>
@@ -4957,6 +5703,391 @@
             <w:r>
               <w:t>Salesforce</w:t>
             </w:r>
+          </w:p>
+        </w:tc>
+      </w:tr>
+      <w:tr>
+        <w:trPr>
+          <w:trHeight w:val="537"/>
+        </w:trPr>
+        <w:tc>
+          <w:tcPr>
+            <w:cnfStyle w:val="001000000000" w:firstRow="0" w:lastRow="0" w:firstColumn="1" w:lastColumn="0" w:oddVBand="0" w:evenVBand="0" w:oddHBand="0" w:evenHBand="0" w:firstRowFirstColumn="0" w:firstRowLastColumn="0" w:lastRowFirstColumn="0" w:lastRowLastColumn="0"/>
+            <w:tcW w:w="231" w:type="pct"/>
+            <w:noWrap/>
+          </w:tcPr>
+          <w:p>
+            <w:pPr>
+              <w:spacing w:before="0"/>
+              <w:rPr>
+                <w:rFonts w:ascii="Aptos Narrow" w:eastAsia="Times New Roman" w:hAnsi="Aptos Narrow" w:cs="Times New Roman"/>
+                <w:color w:val="000000"/>
+                <w:sz w:val="18"/>
+                <w:szCs w:val="18"/>
+                <w:lang w:val="es-ES" w:eastAsia="it-IT"/>
+              </w:rPr>
+            </w:pPr>
+            <w:r>
+              <w:t>B5</w:t>
+            </w:r>
+          </w:p>
+        </w:tc>
+        <w:tc>
+          <w:tcPr>
+            <w:tcW w:w="1544" w:type="pct"/>
+            <w:noWrap/>
+          </w:tcPr>
+          <w:p>
+            <w:pPr>
+              <w:spacing w:before="0"/>
+              <w:cnfStyle w:val="000000000000" w:firstRow="0" w:lastRow="0" w:firstColumn="0" w:lastColumn="0" w:oddVBand="0" w:evenVBand="0" w:oddHBand="0" w:evenHBand="0" w:firstRowFirstColumn="0" w:firstRowLastColumn="0" w:lastRowFirstColumn="0" w:lastRowLastColumn="0"/>
+              <w:rPr>
+                <w:rFonts w:ascii="Aptos Narrow" w:eastAsia="Times New Roman" w:hAnsi="Aptos Narrow" w:cs="Times New Roman"/>
+                <w:color w:val="000000"/>
+                <w:sz w:val="18"/>
+                <w:szCs w:val="18"/>
+                <w:lang w:val="es-ES" w:eastAsia="it-IT"/>
+              </w:rPr>
+            </w:pPr>
+            <w:r>
+              <w:t>ZT: selección manual causa/comentario, revisión lingüística manual, cierre BO y notificación cliente</w:t>
+            </w:r>
+          </w:p>
+        </w:tc>
+        <w:tc>
+          <w:tcPr>
+            <w:tcW w:w="358" w:type="pct"/>
+            <w:noWrap/>
+          </w:tcPr>
+          <w:p>
+            <w:pPr>
+              <w:spacing w:before="0"/>
+              <w:cnfStyle w:val="000000000000" w:firstRow="0" w:lastRow="0" w:firstColumn="0" w:lastColumn="0" w:oddVBand="0" w:evenVBand="0" w:oddHBand="0" w:evenHBand="0" w:firstRowFirstColumn="0" w:firstRowLastColumn="0" w:lastRowFirstColumn="0" w:lastRowLastColumn="0"/>
+              <w:rPr>
+                <w:rFonts w:ascii="Aptos Narrow" w:eastAsia="Times New Roman" w:hAnsi="Aptos Narrow" w:cs="Times New Roman"/>
+                <w:color w:val="000000"/>
+                <w:sz w:val="18"/>
+                <w:szCs w:val="18"/>
+                <w:lang w:val="es-ES" w:eastAsia="it-IT"/>
+              </w:rPr>
+            </w:pPr>
+            <w:r>
+              <w:t>Agente BO</w:t>
+            </w:r>
+          </w:p>
+        </w:tc>
+        <w:tc>
+          <w:tcPr>
+            <w:tcW w:w="1024" w:type="pct"/>
+            <w:noWrap/>
+          </w:tcPr>
+          <w:p>
+            <w:pPr>
+              <w:spacing w:before="0"/>
+              <w:cnfStyle w:val="000000000000" w:firstRow="0" w:lastRow="0" w:firstColumn="0" w:lastColumn="0" w:oddVBand="0" w:evenVBand="0" w:oddHBand="0" w:evenHBand="0" w:firstRowFirstColumn="0" w:firstRowLastColumn="0" w:lastRowFirstColumn="0" w:lastRowLastColumn="0"/>
+              <w:rPr>
+                <w:rFonts w:ascii="Aptos Narrow" w:eastAsia="Times New Roman" w:hAnsi="Aptos Narrow" w:cs="Times New Roman"/>
+                <w:color w:val="000000"/>
+                <w:sz w:val="18"/>
+                <w:szCs w:val="18"/>
+                <w:lang w:val="es-ES" w:eastAsia="it-IT"/>
+              </w:rPr>
+            </w:pPr>
+            <w:r/>
+          </w:p>
+        </w:tc>
+        <w:tc>
+          <w:tcPr>
+            <w:tcW w:w="1345" w:type="pct"/>
+            <w:noWrap/>
+          </w:tcPr>
+          <w:p>
+            <w:pPr>
+              <w:spacing w:before="0"/>
+              <w:cnfStyle w:val="000000000000" w:firstRow="0" w:lastRow="0" w:firstColumn="0" w:lastColumn="0" w:oddVBand="0" w:evenVBand="0" w:oddHBand="0" w:evenHBand="0" w:firstRowFirstColumn="0" w:firstRowLastColumn="0" w:lastRowFirstColumn="0" w:lastRowLastColumn="0"/>
+              <w:rPr>
+                <w:rFonts w:ascii="Aptos Narrow" w:eastAsia="Times New Roman" w:hAnsi="Aptos Narrow" w:cs="Times New Roman"/>
+                <w:color w:val="000000"/>
+                <w:sz w:val="18"/>
+                <w:szCs w:val="18"/>
+                <w:lang w:val="es-ES" w:eastAsia="it-IT"/>
+              </w:rPr>
+            </w:pPr>
+            <w:r/>
+          </w:p>
+        </w:tc>
+        <w:tc>
+          <w:tcPr>
+            <w:tcW w:w="499" w:type="pct"/>
+            <w:noWrap/>
+          </w:tcPr>
+          <w:p>
+            <w:pPr>
+              <w:spacing w:before="0"/>
+              <w:cnfStyle w:val="000000000000" w:firstRow="0" w:lastRow="0" w:firstColumn="0" w:lastColumn="0" w:oddVBand="0" w:evenVBand="0" w:oddHBand="0" w:evenHBand="0" w:firstRowFirstColumn="0" w:firstRowLastColumn="0" w:lastRowFirstColumn="0" w:lastRowLastColumn="0"/>
+              <w:rPr>
+                <w:rFonts w:ascii="Aptos Narrow" w:eastAsia="Times New Roman" w:hAnsi="Aptos Narrow" w:cs="Times New Roman"/>
+                <w:color w:val="000000"/>
+                <w:sz w:val="18"/>
+                <w:szCs w:val="18"/>
+                <w:lang w:val="en-US" w:eastAsia="it-IT"/>
+              </w:rPr>
+            </w:pPr>
+            <w:r>
+              <w:t>Salesforce</w:t>
+            </w:r>
+          </w:p>
+        </w:tc>
+      </w:tr>
+      <w:tr>
+        <w:trPr>
+          <w:trHeight w:val="537"/>
+        </w:trPr>
+        <w:tc>
+          <w:tcPr>
+            <w:cnfStyle w:val="001000000000" w:firstRow="0" w:lastRow="0" w:firstColumn="1" w:lastColumn="0" w:oddVBand="0" w:evenVBand="0" w:oddHBand="0" w:evenHBand="0" w:firstRowFirstColumn="0" w:firstRowLastColumn="0" w:lastRowFirstColumn="0" w:lastRowLastColumn="0"/>
+            <w:tcW w:w="231" w:type="pct"/>
+            <w:noWrap/>
+          </w:tcPr>
+          <w:p>
+            <w:pPr>
+              <w:spacing w:before="0"/>
+              <w:rPr>
+                <w:rFonts w:ascii="Aptos Narrow" w:eastAsia="Times New Roman" w:hAnsi="Aptos Narrow" w:cs="Times New Roman"/>
+                <w:color w:val="000000"/>
+                <w:sz w:val="18"/>
+                <w:szCs w:val="18"/>
+                <w:lang w:val="es-ES" w:eastAsia="it-IT"/>
+              </w:rPr>
+            </w:pPr>
+            <w:r>
+              <w:t>B6</w:t>
+            </w:r>
+          </w:p>
+        </w:tc>
+        <w:tc>
+          <w:tcPr>
+            <w:tcW w:w="1544" w:type="pct"/>
+            <w:noWrap/>
+          </w:tcPr>
+          <w:p>
+            <w:pPr>
+              <w:spacing w:before="0"/>
+              <w:cnfStyle w:val="000000000000" w:firstRow="0" w:lastRow="0" w:firstColumn="0" w:lastColumn="0" w:oddVBand="0" w:evenVBand="0" w:oddHBand="0" w:evenHBand="0" w:firstRowFirstColumn="0" w:firstRowLastColumn="0" w:lastRowFirstColumn="0" w:lastRowLastColumn="0"/>
+              <w:rPr>
+                <w:rFonts w:ascii="Aptos Narrow" w:eastAsia="Times New Roman" w:hAnsi="Aptos Narrow" w:cs="Times New Roman"/>
+                <w:color w:val="000000"/>
+                <w:sz w:val="18"/>
+                <w:szCs w:val="18"/>
+                <w:lang w:val="es-ES" w:eastAsia="it-IT"/>
+              </w:rPr>
+            </w:pPr>
+            <w:r>
+              <w:t>NBA: solicitud de documentación al cliente o activación de peritación externa</w:t>
+            </w:r>
+          </w:p>
+        </w:tc>
+        <w:tc>
+          <w:tcPr>
+            <w:tcW w:w="358" w:type="pct"/>
+            <w:noWrap/>
+          </w:tcPr>
+          <w:p>
+            <w:pPr>
+              <w:spacing w:before="0"/>
+              <w:cnfStyle w:val="000000000000" w:firstRow="0" w:lastRow="0" w:firstColumn="0" w:lastColumn="0" w:oddVBand="0" w:evenVBand="0" w:oddHBand="0" w:evenHBand="0" w:firstRowFirstColumn="0" w:firstRowLastColumn="0" w:lastRowFirstColumn="0" w:lastRowLastColumn="0"/>
+              <w:rPr>
+                <w:rFonts w:ascii="Aptos Narrow" w:eastAsia="Times New Roman" w:hAnsi="Aptos Narrow" w:cs="Times New Roman"/>
+                <w:color w:val="000000"/>
+                <w:sz w:val="18"/>
+                <w:szCs w:val="18"/>
+                <w:lang w:val="es-ES" w:eastAsia="it-IT"/>
+              </w:rPr>
+            </w:pPr>
+            <w:r>
+              <w:t>Agente BO</w:t>
+            </w:r>
+          </w:p>
+        </w:tc>
+        <w:tc>
+          <w:tcPr>
+            <w:tcW w:w="1024" w:type="pct"/>
+            <w:noWrap/>
+          </w:tcPr>
+          <w:p>
+            <w:pPr>
+              <w:spacing w:before="0"/>
+              <w:cnfStyle w:val="000000000000" w:firstRow="0" w:lastRow="0" w:firstColumn="0" w:lastColumn="0" w:oddVBand="0" w:evenVBand="0" w:oddHBand="0" w:evenHBand="0" w:firstRowFirstColumn="0" w:firstRowLastColumn="0" w:lastRowFirstColumn="0" w:lastRowLastColumn="0"/>
+              <w:rPr>
+                <w:rFonts w:ascii="Aptos Narrow" w:eastAsia="Times New Roman" w:hAnsi="Aptos Narrow" w:cs="Times New Roman"/>
+                <w:color w:val="000000"/>
+                <w:sz w:val="18"/>
+                <w:szCs w:val="18"/>
+                <w:lang w:val="es-ES" w:eastAsia="it-IT"/>
+              </w:rPr>
+            </w:pPr>
+            <w:r/>
+          </w:p>
+        </w:tc>
+        <w:tc>
+          <w:tcPr>
+            <w:tcW w:w="1345" w:type="pct"/>
+            <w:noWrap/>
+          </w:tcPr>
+          <w:p>
+            <w:pPr>
+              <w:spacing w:before="0"/>
+              <w:cnfStyle w:val="000000000000" w:firstRow="0" w:lastRow="0" w:firstColumn="0" w:lastColumn="0" w:oddVBand="0" w:evenVBand="0" w:oddHBand="0" w:evenHBand="0" w:firstRowFirstColumn="0" w:firstRowLastColumn="0" w:lastRowFirstColumn="0" w:lastRowLastColumn="0"/>
+              <w:rPr>
+                <w:rFonts w:ascii="Aptos Narrow" w:eastAsia="Times New Roman" w:hAnsi="Aptos Narrow" w:cs="Times New Roman"/>
+                <w:color w:val="000000"/>
+                <w:sz w:val="18"/>
+                <w:szCs w:val="18"/>
+                <w:lang w:val="es-ES" w:eastAsia="it-IT"/>
+              </w:rPr>
+            </w:pPr>
+            <w:r/>
+          </w:p>
+        </w:tc>
+        <w:tc>
+          <w:tcPr>
+            <w:tcW w:w="499" w:type="pct"/>
+            <w:noWrap/>
+          </w:tcPr>
+          <w:p>
+            <w:pPr>
+              <w:spacing w:before="0"/>
+              <w:cnfStyle w:val="000000000000" w:firstRow="0" w:lastRow="0" w:firstColumn="0" w:lastColumn="0" w:oddVBand="0" w:evenVBand="0" w:oddHBand="0" w:evenHBand="0" w:firstRowFirstColumn="0" w:firstRowLastColumn="0" w:lastRowFirstColumn="0" w:lastRowLastColumn="0"/>
+              <w:rPr>
+                <w:rFonts w:ascii="Aptos Narrow" w:eastAsia="Times New Roman" w:hAnsi="Aptos Narrow" w:cs="Times New Roman"/>
+                <w:color w:val="000000"/>
+                <w:sz w:val="18"/>
+                <w:szCs w:val="18"/>
+                <w:lang w:val="en-US" w:eastAsia="it-IT"/>
+              </w:rPr>
+            </w:pPr>
+            <w:r>
+              <w:t>Salesforce / Email</w:t>
+            </w:r>
+          </w:p>
+        </w:tc>
+      </w:tr>
+      <w:tr>
+        <w:trPr>
+          <w:trHeight w:val="537"/>
+        </w:trPr>
+        <w:tc>
+          <w:tcPr>
+            <w:cnfStyle w:val="001000000000" w:firstRow="0" w:lastRow="0" w:firstColumn="1" w:lastColumn="0" w:oddVBand="0" w:evenVBand="0" w:oddHBand="0" w:evenHBand="0" w:firstRowFirstColumn="0" w:firstRowLastColumn="0" w:lastRowFirstColumn="0" w:lastRowLastColumn="0"/>
+            <w:tcW w:w="231" w:type="pct"/>
+            <w:noWrap/>
+          </w:tcPr>
+          <w:p>
+            <w:pPr>
+              <w:spacing w:before="0"/>
+              <w:rPr>
+                <w:rFonts w:ascii="Aptos Narrow" w:eastAsia="Times New Roman" w:hAnsi="Aptos Narrow" w:cs="Times New Roman"/>
+                <w:color w:val="000000"/>
+                <w:sz w:val="18"/>
+                <w:szCs w:val="18"/>
+                <w:lang w:val="es-ES" w:eastAsia="it-IT"/>
+              </w:rPr>
+            </w:pPr>
+          </w:p>
+        </w:tc>
+        <w:tc>
+          <w:tcPr>
+            <w:tcW w:w="1544" w:type="pct"/>
+            <w:noWrap/>
+          </w:tcPr>
+          <w:p>
+            <w:pPr>
+              <w:spacing w:before="0"/>
+              <w:cnfStyle w:val="000000000000" w:firstRow="0" w:lastRow="0" w:firstColumn="0" w:lastColumn="0" w:oddVBand="0" w:evenVBand="0" w:oddHBand="0" w:evenHBand="0" w:firstRowFirstColumn="0" w:firstRowLastColumn="0" w:lastRowFirstColumn="0" w:lastRowLastColumn="0"/>
+              <w:rPr>
+                <w:rFonts w:ascii="Aptos Narrow" w:eastAsia="Times New Roman" w:hAnsi="Aptos Narrow" w:cs="Times New Roman"/>
+                <w:color w:val="000000"/>
+                <w:sz w:val="18"/>
+                <w:szCs w:val="18"/>
+                <w:lang w:val="es-ES" w:eastAsia="it-IT"/>
+              </w:rPr>
+            </w:pPr>
+          </w:p>
+        </w:tc>
+        <w:tc>
+          <w:tcPr>
+            <w:tcW w:w="358" w:type="pct"/>
+            <w:noWrap/>
+          </w:tcPr>
+          <w:p>
+            <w:pPr>
+              <w:spacing w:before="0"/>
+              <w:cnfStyle w:val="000000000000" w:firstRow="0" w:lastRow="0" w:firstColumn="0" w:lastColumn="0" w:oddVBand="0" w:evenVBand="0" w:oddHBand="0" w:evenHBand="0" w:firstRowFirstColumn="0" w:firstRowLastColumn="0" w:lastRowFirstColumn="0" w:lastRowLastColumn="0"/>
+              <w:rPr>
+                <w:rFonts w:ascii="Aptos Narrow" w:eastAsia="Times New Roman" w:hAnsi="Aptos Narrow" w:cs="Times New Roman"/>
+                <w:color w:val="000000"/>
+                <w:sz w:val="18"/>
+                <w:szCs w:val="18"/>
+                <w:lang w:val="es-ES" w:eastAsia="it-IT"/>
+              </w:rPr>
+            </w:pPr>
+          </w:p>
+        </w:tc>
+        <w:tc>
+          <w:tcPr>
+            <w:tcW w:w="1024" w:type="pct"/>
+            <w:noWrap/>
+          </w:tcPr>
+          <w:p>
+            <w:pPr>
+              <w:spacing w:before="0"/>
+              <w:cnfStyle w:val="000000000000" w:firstRow="0" w:lastRow="0" w:firstColumn="0" w:lastColumn="0" w:oddVBand="0" w:evenVBand="0" w:oddHBand="0" w:evenHBand="0" w:firstRowFirstColumn="0" w:firstRowLastColumn="0" w:lastRowFirstColumn="0" w:lastRowLastColumn="0"/>
+              <w:rPr>
+                <w:rFonts w:ascii="Aptos Narrow" w:eastAsia="Times New Roman" w:hAnsi="Aptos Narrow" w:cs="Times New Roman"/>
+                <w:color w:val="000000"/>
+                <w:sz w:val="18"/>
+                <w:szCs w:val="18"/>
+                <w:lang w:val="es-ES" w:eastAsia="it-IT"/>
+              </w:rPr>
+            </w:pPr>
+          </w:p>
+        </w:tc>
+        <w:tc>
+          <w:tcPr>
+            <w:tcW w:w="1345" w:type="pct"/>
+            <w:noWrap/>
+          </w:tcPr>
+          <w:p>
+            <w:pPr>
+              <w:spacing w:before="0"/>
+              <w:cnfStyle w:val="000000000000" w:firstRow="0" w:lastRow="0" w:firstColumn="0" w:lastColumn="0" w:oddVBand="0" w:evenVBand="0" w:oddHBand="0" w:evenHBand="0" w:firstRowFirstColumn="0" w:firstRowLastColumn="0" w:lastRowFirstColumn="0" w:lastRowLastColumn="0"/>
+              <w:rPr>
+                <w:rFonts w:ascii="Aptos Narrow" w:eastAsia="Times New Roman" w:hAnsi="Aptos Narrow" w:cs="Times New Roman"/>
+                <w:color w:val="000000"/>
+                <w:sz w:val="18"/>
+                <w:szCs w:val="18"/>
+                <w:lang w:val="es-ES" w:eastAsia="it-IT"/>
+              </w:rPr>
+            </w:pPr>
+          </w:p>
+        </w:tc>
+        <w:tc>
+          <w:tcPr>
+            <w:tcW w:w="499" w:type="pct"/>
+            <w:noWrap/>
+          </w:tcPr>
+          <w:p>
+            <w:pPr>
+              <w:spacing w:before="0"/>
+              <w:cnfStyle w:val="000000000000" w:firstRow="0" w:lastRow="0" w:firstColumn="0" w:lastColumn="0" w:oddVBand="0" w:evenVBand="0" w:oddHBand="0" w:evenHBand="0" w:firstRowFirstColumn="0" w:firstRowLastColumn="0" w:lastRowFirstColumn="0" w:lastRowLastColumn="0"/>
+              <w:rPr>
+                <w:rFonts w:ascii="Aptos Narrow" w:eastAsia="Times New Roman" w:hAnsi="Aptos Narrow" w:cs="Times New Roman"/>
+                <w:color w:val="000000"/>
+                <w:sz w:val="18"/>
+                <w:szCs w:val="18"/>
+                <w:lang w:val="en-US" w:eastAsia="it-IT"/>
+              </w:rPr>
+            </w:pPr>
           </w:p>
         </w:tc>
       </w:tr>
@@ -4976,7 +6107,6 @@
         <w:rPr>
           <w:b/>
         </w:rPr>
-        <w:t>Ficha 3: Resolución y Gestión de Excepciones</w:t>
       </w:r>
     </w:p>
     <w:tbl>
@@ -5206,7 +6336,7 @@
               </w:rPr>
             </w:pPr>
             <w:r>
-              <w:t>ZT: selección manual de causa/comentario estándar; revisión lingüística manual</w:t>
+              <w:t>Detección de reclamación clasificada erróneamente (routing erróneo) y reclasificación manual</w:t>
             </w:r>
           </w:p>
         </w:tc>
@@ -5228,7 +6358,7 @@
               </w:rPr>
             </w:pPr>
             <w:r>
-              <w:t>Agente BO</w:t>
+              <w:t>Gestor receptor</w:t>
             </w:r>
           </w:p>
         </w:tc>
@@ -5249,9 +6379,7 @@
                 <w:lang w:val="es-ES" w:eastAsia="it-IT"/>
               </w:rPr>
             </w:pPr>
-            <w:r>
-              <w:t>BO enriquecido, decisión ZT, fichero causas</w:t>
-            </w:r>
+            <w:r/>
           </w:p>
         </w:tc>
         <w:tc>
@@ -5271,9 +6399,7 @@
                 <w:lang w:val="es-ES" w:eastAsia="it-IT"/>
               </w:rPr>
             </w:pPr>
-            <w:r>
-              <w:t>Caso BO cerrado. Cliente notificado con comunicación genérica</w:t>
-            </w:r>
+            <w:r/>
           </w:p>
         </w:tc>
         <w:tc>
@@ -5294,7 +6420,7 @@
               </w:rPr>
             </w:pPr>
             <w:r>
-              <w:t>Salesforce</w:t>
+              <w:t>SAP CRM</w:t>
             </w:r>
           </w:p>
         </w:tc>
@@ -5344,7 +6470,7 @@
               </w:rPr>
             </w:pPr>
             <w:r>
-              <w:t>NBA: solicitud de documentación al cliente o activación de peritación externa</w:t>
+              <w:t>Re-routing manual a la unidad correcta</w:t>
             </w:r>
           </w:p>
         </w:tc>
@@ -5367,7 +6493,7 @@
               </w:rPr>
             </w:pPr>
             <w:r>
-              <w:t>Agente BO / Perito externo</w:t>
+              <w:t>Supervisor</w:t>
             </w:r>
           </w:p>
         </w:tc>
@@ -5389,9 +6515,7 @@
                 <w:lang w:val="es-ES" w:eastAsia="it-IT"/>
               </w:rPr>
             </w:pPr>
-            <w:r>
-              <w:t>BO enriquecido, importe reclamado, subtipo, umbral de peritación</w:t>
-            </w:r>
+            <w:r/>
           </w:p>
         </w:tc>
         <w:tc>
@@ -5412,9 +6536,7 @@
                 <w:lang w:val="es-ES" w:eastAsia="it-IT"/>
               </w:rPr>
             </w:pPr>
-            <w:r>
-              <w:t>Caso BO resuelto (pago, denegación o acuerdo). Expediente cerrado</w:t>
-            </w:r>
+            <w:r/>
           </w:p>
         </w:tc>
         <w:tc>
@@ -5436,7 +6558,7 @@
               </w:rPr>
             </w:pPr>
             <w:r>
-              <w:t>Salesforce / Email</w:t>
+              <w:t>SAP CRM</w:t>
             </w:r>
           </w:p>
         </w:tc>
@@ -5485,7 +6607,7 @@
               </w:rPr>
             </w:pPr>
             <w:r>
-              <w:t>Re-routing manual de reclamaciones mal clasificadas ('Otro'); duplicados tratados individualmente</w:t>
+              <w:t>Duplicados tratados independientemente; casos con implicación legal gestionados sin protocolo específico</w:t>
             </w:r>
           </w:p>
         </w:tc>
@@ -5507,7 +6629,7 @@
               </w:rPr>
             </w:pPr>
             <w:r>
-              <w:t>Gestor receptor / Supervisor</w:t>
+              <w:t>Gestor / Supervisor</w:t>
             </w:r>
           </w:p>
         </w:tc>
@@ -5528,9 +6650,7 @@
                 <w:lang w:val="es-ES" w:eastAsia="it-IT"/>
               </w:rPr>
             </w:pPr>
-            <w:r>
-              <w:t>Expediente recibido con routing erróneo</w:t>
-            </w:r>
+            <w:r/>
           </w:p>
         </w:tc>
         <w:tc>
@@ -5550,9 +6670,7 @@
                 <w:lang w:val="es-ES" w:eastAsia="it-IT"/>
               </w:rPr>
             </w:pPr>
-            <w:r>
-              <w:t>Expediente reclasificado y reasignado. Pérdida media de 2,3 días de gestión</w:t>
-            </w:r>
+            <w:r/>
           </w:p>
         </w:tc>
         <w:tc>
@@ -5573,7 +6691,7 @@
               </w:rPr>
             </w:pPr>
             <w:r>
-              <w:t>SAP CRM</w:t>
+              <w:t>SAP CRM / Email</w:t>
             </w:r>
           </w:p>
         </w:tc>
@@ -5599,9 +6717,6 @@
                 <w:lang w:val="es-ES" w:eastAsia="it-IT"/>
               </w:rPr>
             </w:pPr>
-            <w:r>
-              <w:t>C4</w:t>
-            </w:r>
           </w:p>
         </w:tc>
         <w:tc>
@@ -5621,9 +6736,6 @@
                 <w:lang w:val="es-ES" w:eastAsia="it-IT"/>
               </w:rPr>
             </w:pPr>
-            <w:r>
-              <w:t>Casos con implicación legal gestionados sin protocolo específico; cierre sin registro estructurado de evidencia</w:t>
-            </w:r>
           </w:p>
         </w:tc>
         <w:tc>
@@ -5643,9 +6755,6 @@
                 <w:lang w:val="es-ES" w:eastAsia="it-IT"/>
               </w:rPr>
             </w:pPr>
-            <w:r>
-              <w:t>Gestor / Supervisor</w:t>
-            </w:r>
           </w:p>
         </w:tc>
         <w:tc>
@@ -5665,9 +6774,6 @@
                 <w:lang w:val="es-ES" w:eastAsia="it-IT"/>
               </w:rPr>
             </w:pPr>
-            <w:r>
-              <w:t>Solicitud cliente / requerimiento externo / transcurso del plazo</w:t>
-            </w:r>
           </w:p>
         </w:tc>
         <w:tc>
@@ -5687,9 +6793,6 @@
                 <w:lang w:val="es-ES" w:eastAsia="it-IT"/>
               </w:rPr>
             </w:pPr>
-            <w:r>
-              <w:t>Derivación ad hoc a Asesoría / Expediente cerrado sin evidencia</w:t>
-            </w:r>
           </w:p>
         </w:tc>
         <w:tc>
@@ -5709,9 +6812,6 @@
                 <w:lang w:val="es-ES" w:eastAsia="it-IT"/>
               </w:rPr>
             </w:pPr>
-            <w:r>
-              <w:t>SAP CRM / Email</w:t>
-            </w:r>
           </w:p>
         </w:tc>
       </w:tr>
@@ -5755,7 +6855,7 @@
         <w:rPr>
           <w:b/>
         </w:rPr>
-        <w:t>Ficha 1: Apertura, Adquisición Documental y Clasificación Genérica</w:t>
+        <w:t>Ficha 1: Recepción y Apertura del Caso BO</w:t>
       </w:r>
     </w:p>
     <w:p>
@@ -5774,7 +6874,7 @@
         <w:rPr>
           <w:b/>
         </w:rPr>
-        <w:t>Entrada: Reclamación del cliente (CUPS, canal, descripción del problema, datos de contacto). Para canales manuales (email/sede/carta): documento adjunto a procesar.</w:t>
+        <w:t>Entrada: Reclamación del cliente (CUPS, canal, descripción, datos de contacto). Para canales manuales: documento adjunto.</w:t>
       </w:r>
     </w:p>
     <w:p>
@@ -5795,13 +6895,11 @@
         </w:rPr>
         <w:t>Actividades:</w:t>
         <w:br/>
-        <w:t>1. Creación del caso BO en Salesforce/SAP CRM.</w:t>
+        <w:t>1. Identificación del cliente y validación del CUPS.</w:t>
         <w:br/>
-        <w:t>2. Para canales manuales: lectura manual del documento, extracción manual del comentario inicial.</w:t>
+        <w:t>2. Para canales manuales: lectura manual del documento.</w:t>
         <w:br/>
-        <w:t>3. El agente selecciona 1 de 3 categorías genéricas (Corte / Facturación / Otro).</w:t>
-        <w:br/>
-        <w:t>4. Envío de acuse de recibo genérico al cliente.</w:t>
+        <w:t>3. Creación del caso BO en Salesforce con datos iniciales (canal, CUPS, descripción, subtipo inicial).</w:t>
       </w:r>
     </w:p>
     <w:p>
@@ -5820,7 +6918,7 @@
         <w:rPr>
           <w:b/>
         </w:rPr>
-        <w:t>Salida: Caso categorizado y asignado a ruta. Acuse de recibo genérico enviado al cliente.</w:t>
+        <w:t>Salida: Caso BO abierto con ID único. Documento en espera de procesamiento manual.</w:t>
       </w:r>
     </w:p>
     <w:p>
@@ -5839,7 +6937,7 @@
         <w:rPr>
           <w:b/>
         </w:rPr>
-        <w:t>Punto Crítico: Categorización 100% manual con solo 3 opciones; el 30-40% acaba en 'Otro' con re-routing posterior (+2,3 días). Sin OCR ni pipeline documental automatizado.</w:t>
+        <w:t>Punto Crítico: Sin OCR automático para canales manuales. 5-7 sistemas a consultar secuencialmente (20-40 min).</w:t>
       </w:r>
     </w:p>
     <w:p>
@@ -5856,7 +6954,7 @@
         <w:rPr>
           <w:b/>
         </w:rPr>
-        <w:t>Ficha 2: Enriquecimiento Manual del BO con Datos Técnicos</w:t>
+        <w:t>Ficha 2: Routing Manual</w:t>
       </w:r>
     </w:p>
     <w:p>
@@ -5875,7 +6973,7 @@
         <w:rPr>
           <w:b/>
         </w:rPr>
-        <w:t>Entrada: Caso BO abierto con CUPS, canal, categoría inicial y fecha de reclamación.</w:t>
+        <w:t>Entrada: Caso BO abierto, descripción del problema.</w:t>
       </w:r>
     </w:p>
     <w:p>
@@ -5896,13 +6994,11 @@
         </w:rPr>
         <w:t>Actividades:</w:t>
         <w:br/>
-        <w:t>1. Consulta manual secuencial a GESI: incidencias activas y avisos CUPS/PCR.</w:t>
+        <w:t>1. El agente selecciona 1 de 3 categorías genéricas (Interrupción / Facturación / Otro).</w:t>
         <w:br/>
-        <w:t>2. Consulta manual a FARE: cortes programados que afecten al CUPS.</w:t>
+        <w:t>2. El sistema asigna Ruta 1, 2 o 3.</w:t>
         <w:br/>
-        <w:t>3. Consultas adicionales a GEMAS, PVISION, EXABEAT, JASPER según motivo técnico.</w:t>
-        <w:br/>
-        <w:t>4. Cumplimentación manual de hasta 15 campos obligatorios del BO en Salesforce.</w:t>
+        <w:t>3. Envío de acuse de recibo genérico al cliente.</w:t>
       </w:r>
     </w:p>
     <w:p>
@@ -5921,7 +7017,7 @@
         <w:rPr>
           <w:b/>
         </w:rPr>
-        <w:t>Salida: BO en Salesforce completamente enriquecido con datos técnicos.</w:t>
+        <w:t>Salida: Caso categorizado y asignado a ruta. Acuse de recibo genérico.</w:t>
       </w:r>
     </w:p>
     <w:p>
@@ -5940,7 +7036,7 @@
         <w:rPr>
           <w:b/>
         </w:rPr>
-        <w:t>Punto Crítico: 5-7 sistemas a consultar manualmente (20-40 min por reclamación), sin integración con Salesforce. Sin detección automática de averías/cortes. EXABEAT RE fuera del entorno ENEL.</w:t>
+        <w:t>Punto Crítico: El 30-40% de los casos acaba en 'Otro' con re-routing manual (pérdida media 2,3 días). Routing estático sin lógica paramétrica.</w:t>
       </w:r>
     </w:p>
     <w:p>
@@ -5957,7 +7053,7 @@
         <w:rPr>
           <w:b/>
         </w:rPr>
-        <w:t>Ficha 3: Resolución Zero-Time (ZT), NBA y Gestión de Excepciones</w:t>
+        <w:t>Ficha 3: Enriquecimiento Manual con Datos Técnicos</w:t>
       </w:r>
     </w:p>
     <w:p>
@@ -5976,7 +7072,7 @@
         <w:rPr>
           <w:b/>
         </w:rPr>
-        <w:t>Entrada: Caso BO abierto con CUPS, fecha de reclamación y subtipo inicial.</w:t>
+        <w:t>Entrada: Caso BO con CUPS y fecha de reclamación.</w:t>
       </w:r>
     </w:p>
     <w:p>
@@ -5997,17 +7093,15 @@
         </w:rPr>
         <w:t>Actividades:</w:t>
         <w:br/>
-        <w:t>1. Consulta manual secuencial a GESI: incidencias activas y avisos CUPS/PCR.</w:t>
+        <w:t>1. Consulta GESI: incidencias activas y avisos.</w:t>
         <w:br/>
-        <w:t>2. Consulta manual a FARE: cortes programados que afecten al CUPS.</w:t>
+        <w:t>2. Consulta FARE: interrupciones programadas.</w:t>
         <w:br/>
-        <w:t>3. Consulta manual a GEMAS: histórico PCR, incidentes, datos AEMET (fuerza mayor).</w:t>
+        <w:t>3. Consulta GEMAS: histórico PCR y AEMET.</w:t>
         <w:br/>
-        <w:t>4. Decisión ZT vs NBA: el agente BO analiza el BO enriquecido y determina la modalidad.</w:t>
+        <w:t>4. Consultas adicionales PVISION/EXABEAT/JASPER/EXABEAT RE según motivo técnico.</w:t>
         <w:br/>
-        <w:t>5. ZT: selección manual de causa/comentario estándar del fichero; revisión lingüística manual.</w:t>
-        <w:br/>
-        <w:t>6. NBA: solicitud de documentación al cliente o activación de peritación externa.</w:t>
+        <w:t>5. Cumplimentación manual de campos obligatorios (hasta 15 interacciones).</w:t>
       </w:r>
     </w:p>
     <w:p>
@@ -6045,7 +7139,7 @@
         <w:rPr>
           <w:b/>
         </w:rPr>
-        <w:t>Punto Crítico: 5-7 sistemas a consultar manualmente (20-40 min por reclamación), sin integración con Salesforce. Sin detección automática de averías/cortes. EXABEAT RE fuera del entorno ENEL.</w:t>
+        <w:t>Punto Crítico: 5-7 sistemas a consultar secuencialmente (20-40 min). Sin vista diagnóstica unificada. EXABEAT RE fuera del entorno ENEL.</w:t>
       </w:r>
     </w:p>
     <w:p>
@@ -6119,21 +7213,21 @@
         <w:rPr>
           <w:b/>
         </w:rPr>
-        <w:t>1. Enriquecimiento 100% manual en 5-7 sistemas desconectados: 20-40 min por reclamación, sin integración con Salesforce/SAP CRM.</w:t>
+        <w:t>1. Enriquecimiento 100% manual en 5-7 sistemas desconectados: 20-40 min por reclamación, sin integración con Salesforce.</w:t>
         <w:br/>
-        <w:t>2. Sin pipeline documental ni OCR para canales manuales (email, sede electrónica, mensajería, carta).</w:t>
+        <w:t>2. Sin pipeline documental ni OCR para canales manuales (email, sede electrónica, correo/registro).</w:t>
         <w:br/>
-        <w:t>3. Clasificación inicial con solo 3 categorías genéricas; 30-40% acaba en 'Otro' con re-routing posterior (+2,3 días de gestión).</w:t>
+        <w:t>3. Clasificación con solo 3 categorías genéricas: el 30-40% acaba en 'Otro' con re-routing manual (pérdida media 2,3 días).</w:t>
         <w:br/>
-        <w:t>4. Routing estático a 3 rutas predefinidas: inadecuado para la diversidad de subtipos CJ.</w:t>
+        <w:t>4. Routing estático (3 rutas fijas) sin lógica paramétrica: no considera zona, urgencia, tipo de cliente ni histórico.</w:t>
         <w:br/>
-        <w:t>5. Sin agrupación automática de reclamaciones por incidencias masivas: cada reclamación se trata individualmente.</w:t>
+        <w:t>5. Sin verificación automática de calidad lingüística: comentarios de cierre no verificados por idioma, ortografía ni lenguaje claro.</w:t>
         <w:br/>
-        <w:t>6. Comunicación al cliente genérica: causa y comentario seleccionados manualmente de un fichero estático, sin calidad lingüística garantizada.</w:t>
+        <w:t>6. Sin vista diagnóstica unificada ni correlación de casos: sin visibilidad sobre confianzas, duplicados, reiteraciones.</w:t>
         <w:br/>
-        <w:t>7. Sin detección de alertas de SLA inminente: riesgo de incumplimiento regulatorio.</w:t>
+        <w:t>7. Incidencias masivas generan decenas de expedientes independientes no agrupados.</w:t>
         <w:br/>
-        <w:t>8. EXABEAT RE fuera del entorno ENEL: acceso limitado y sin integración directa.</w:t>
+        <w:t>8. WART y PUC desconectados del expediente de reclamación: imposible trazabilidad end-to-end.</w:t>
       </w:r>
     </w:p>
     <w:p>
@@ -6443,7 +7537,7 @@
               </w:rPr>
             </w:pPr>
             <w:r>
-              <w:t>Adquiere documentos de canales manuales (email, sede electrónica, mensajería, carta). OCR, extracción de entidades, resumen estructurado.</w:t>
+              <w:t>Adquiere documentos de canales manuales (email, sede electrónica, correo/registro). Análisis OCR página a página, enderezado, distinción gráfico/texto, extracción metadatos, reconocimiento tablas/QR/barcode. Gestión de documentos ilegibles con tarea de revisión.</w:t>
             </w:r>
           </w:p>
         </w:tc>
@@ -6511,9 +7605,7 @@
                 <w:lang w:val="es-ES" w:eastAsia="it-IT"/>
               </w:rPr>
             </w:pPr>
-            <w:r>
-              <w:t>Activa solo para canales manuales</w:t>
-            </w:r>
+            <w:r/>
           </w:p>
         </w:tc>
       </w:tr>
@@ -6563,7 +7655,7 @@
               </w:rPr>
             </w:pPr>
             <w:r>
-              <w:t>Clasificación multiclase: tipología principal + subtipo específico por dominio (20 subtipos CJ) con score de confianza.</w:t>
+              <w:t>Clasificación multiclase: tipología principal + subtipo específico por dominio CJ (20 subtipos: RED-01..05, CNT-01..04, CTR-01..04, INT-01..04, DAÑ-01). Score de confianza; si &lt;0,75 activa revisión humana.</w:t>
             </w:r>
           </w:p>
         </w:tc>
@@ -6586,7 +7678,7 @@
               </w:rPr>
             </w:pPr>
             <w:r>
-              <w:t>Clasificador IA (NLP + reglas de negocio) + Modelo fine-tuned sobre corpus GRIDS ES</w:t>
+              <w:t>NLP multiclase + Modelo fine-tuned sobre corpus histórico reclamaciones GRIDS ES</w:t>
             </w:r>
           </w:p>
         </w:tc>
@@ -6631,9 +7723,7 @@
                 <w:lang w:val="en-US" w:eastAsia="it-IT"/>
               </w:rPr>
             </w:pPr>
-            <w:r>
-              <w:t>Cubre los 20 subtipos CJ sin categoría 'Otro'</w:t>
-            </w:r>
+            <w:r/>
           </w:p>
         </w:tc>
       </w:tr>
@@ -6683,7 +7773,7 @@
               </w:rPr>
             </w:pPr>
             <w:r>
-              <w:t>Enrutamiento inteligente a 1 de 8 rutas según subtipo, zona geográfica, urgencia y parámetros configurables.</w:t>
+              <w:t>Distribución inteligente a 1 de 8 rutas según subtipo, zona geográfica, urgencia, histórico de reclamaciones y sistemas involucrados. Tabla paramétrica configurable por el negocio sin redespliegue.</w:t>
             </w:r>
           </w:p>
         </w:tc>
@@ -6751,9 +7841,7 @@
                 <w:lang w:val="en-US" w:eastAsia="it-IT"/>
               </w:rPr>
             </w:pPr>
-            <w:r>
-              <w:t>Sustituye las Rutas 1/2/3 estáticas</w:t>
-            </w:r>
+            <w:r/>
           </w:p>
         </w:tc>
       </w:tr>
@@ -6780,7 +7868,7 @@
               </w:rPr>
             </w:pPr>
             <w:r>
-              <w:t>Orquestador Multi-sistema (ejecución paralela)</w:t>
+              <w:t>Orquestador Multi-sistema (paralelizado)</w:t>
             </w:r>
           </w:p>
         </w:tc>
@@ -6803,7 +7891,7 @@
               </w:rPr>
             </w:pPr>
             <w:r>
-              <w:t>Lanza en paralelo consultas a GESI, FARE, GEMAS, PVISION, EXABEAT, JASPER, EXABEAT RE, GIS, SCADA, WART, PUC.</w:t>
+              <w:t>Lanza en paralelo las consultas a GESI, FARE, GEMAS, PVISION, EXABEAT, JASPER, EXABEAT RE, GIS, SCADA, WART, PUC. Gestión de errores, retry y fallback. Reduce el tiempo de enriquecimiento de 20-40 min a &lt;2 min.</w:t>
             </w:r>
           </w:p>
         </w:tc>
@@ -6871,9 +7959,7 @@
                 <w:lang w:val="en-US" w:eastAsia="it-IT"/>
               </w:rPr>
             </w:pPr>
-            <w:r>
-              <w:t>Elimina la consulta manual del gestor a sistemas auxiliares</w:t>
-            </w:r>
+            <w:r/>
           </w:p>
         </w:tc>
       </w:tr>
@@ -6923,7 +8009,7 @@
               </w:rPr>
             </w:pPr>
             <w:r>
-              <w:t>Mapea automáticamente los datos recogidos a los campos obligatorios del BO según subtipo. Detecta agrupaciones por incidencia masiva.</w:t>
+              <w:t>Mapea automáticamente los datos recogidos en los campos obligatorios del BO por subtipo. Detección de correlaciones, duplicados y reiteraciones. Alerta incoherencias y datos faltantes.</w:t>
             </w:r>
           </w:p>
         </w:tc>
@@ -6991,9 +8077,7 @@
                 <w:lang w:val="es-ES" w:eastAsia="it-IT"/>
               </w:rPr>
             </w:pPr>
-            <w:r>
-              <w:t>—</w:t>
-            </w:r>
+            <w:r/>
           </w:p>
         </w:tc>
       </w:tr>
@@ -7020,7 +8104,7 @@
               </w:rPr>
             </w:pPr>
             <w:r>
-              <w:t>Motor de Decisión Zero-Time (ZT) / NBA</w:t>
+              <w:t>Módulo Agrupación de Casos Masivos</w:t>
             </w:r>
           </w:p>
         </w:tc>
@@ -7043,7 +8127,7 @@
               </w:rPr>
             </w:pPr>
             <w:r>
-              <w:t>Analiza el BO enriquecido y sugiere la modalidad de resolución con causa y comentario de calidad.</w:t>
+              <w:t>Detección y agrupación de reclamaciones correspondientes a la misma incidencia de red. Genera un único expediente master por incidencia. Reduce duplicados el 70%.</w:t>
             </w:r>
           </w:p>
         </w:tc>
@@ -7066,7 +8150,7 @@
               </w:rPr>
             </w:pPr>
             <w:r>
-              <w:t>Motor de reglas + LLM generador de comentarios</w:t>
+              <w:t>Clusterización geoespacial (GIS) + correlación temporal</w:t>
             </w:r>
           </w:p>
         </w:tc>
@@ -7111,9 +8195,702 @@
                 <w:lang w:val="en-US" w:eastAsia="it-IT"/>
               </w:rPr>
             </w:pPr>
-            <w:r>
-              <w:t>IA propone; confirmación humana siempre requerida</w:t>
-            </w:r>
+            <w:r/>
+          </w:p>
+        </w:tc>
+      </w:tr>
+      <w:tr>
+        <w:trPr>
+          <w:trHeight w:val="288"/>
+        </w:trPr>
+        <w:tc>
+          <w:tcPr>
+            <w:cnfStyle w:val="001000000000" w:firstRow="0" w:lastRow="0" w:firstColumn="1" w:lastColumn="0" w:oddVBand="0" w:evenVBand="0" w:oddHBand="0" w:evenHBand="0" w:firstRowFirstColumn="0" w:firstRowLastColumn="0" w:lastRowFirstColumn="0" w:lastRowLastColumn="0"/>
+            <w:tcW w:w="1128" w:type="pct"/>
+            <w:noWrap/>
+          </w:tcPr>
+          <w:p>
+            <w:pPr>
+              <w:spacing w:before="0"/>
+              <w:rPr>
+                <w:rFonts w:ascii="Aptos Narrow" w:eastAsia="Times New Roman" w:hAnsi="Aptos Narrow" w:cs="Times New Roman"/>
+                <w:color w:val="000000"/>
+                <w:sz w:val="18"/>
+                <w:szCs w:val="18"/>
+                <w:highlight w:val="yellow"/>
+                <w:lang w:val="es-ES" w:eastAsia="it-IT"/>
+              </w:rPr>
+            </w:pPr>
+            <w:r>
+              <w:t>Motor de Decisión Zero-Time / NBA</w:t>
+            </w:r>
+          </w:p>
+        </w:tc>
+        <w:tc>
+          <w:tcPr>
+            <w:tcW w:w="859" w:type="pct"/>
+            <w:noWrap/>
+          </w:tcPr>
+          <w:p>
+            <w:pPr>
+              <w:spacing w:before="0"/>
+              <w:cnfStyle w:val="000000000000" w:firstRow="0" w:lastRow="0" w:firstColumn="0" w:lastColumn="0" w:oddVBand="0" w:evenVBand="0" w:oddHBand="0" w:evenHBand="0" w:firstRowFirstColumn="0" w:firstRowLastColumn="0" w:lastRowFirstColumn="0" w:lastRowLastColumn="0"/>
+              <w:rPr>
+                <w:rFonts w:ascii="Aptos Narrow" w:eastAsia="Times New Roman" w:hAnsi="Aptos Narrow" w:cs="Times New Roman"/>
+                <w:color w:val="000000"/>
+                <w:sz w:val="18"/>
+                <w:szCs w:val="18"/>
+                <w:highlight w:val="yellow"/>
+                <w:lang w:val="es-ES" w:eastAsia="it-IT"/>
+              </w:rPr>
+            </w:pPr>
+            <w:r>
+              <w:t>Analiza el BO enriquecido y sugiere modalidad de resolución con causa y comentario precompletado. ZT: cierre 1-click por el agente BO. NBA: borrador respuesta + acciones sugeridas.</w:t>
+            </w:r>
+          </w:p>
+        </w:tc>
+        <w:tc>
+          <w:tcPr>
+            <w:tcW w:w="1089" w:type="pct"/>
+            <w:noWrap/>
+          </w:tcPr>
+          <w:p>
+            <w:pPr>
+              <w:spacing w:before="0"/>
+              <w:cnfStyle w:val="000000000000" w:firstRow="0" w:lastRow="0" w:firstColumn="0" w:lastColumn="0" w:oddVBand="0" w:evenVBand="0" w:oddHBand="0" w:evenHBand="0" w:firstRowFirstColumn="0" w:firstRowLastColumn="0" w:lastRowFirstColumn="0" w:lastRowLastColumn="0"/>
+              <w:rPr>
+                <w:rFonts w:ascii="Aptos Narrow" w:eastAsia="Times New Roman" w:hAnsi="Aptos Narrow" w:cs="Times New Roman"/>
+                <w:color w:val="000000"/>
+                <w:sz w:val="18"/>
+                <w:szCs w:val="18"/>
+                <w:highlight w:val="darkGray"/>
+                <w:lang w:val="es-ES" w:eastAsia="it-IT"/>
+              </w:rPr>
+            </w:pPr>
+            <w:r>
+              <w:t>Motor de reglas + LLM generador de comentarios</w:t>
+            </w:r>
+          </w:p>
+        </w:tc>
+        <w:tc>
+          <w:tcPr>
+            <w:tcW w:w="749" w:type="pct"/>
+            <w:noWrap/>
+          </w:tcPr>
+          <w:p>
+            <w:pPr>
+              <w:spacing w:before="0"/>
+              <w:cnfStyle w:val="000000000000" w:firstRow="0" w:lastRow="0" w:firstColumn="0" w:lastColumn="0" w:oddVBand="0" w:evenVBand="0" w:oddHBand="0" w:evenHBand="0" w:firstRowFirstColumn="0" w:firstRowLastColumn="0" w:lastRowFirstColumn="0" w:lastRowLastColumn="0"/>
+              <w:rPr>
+                <w:rFonts w:ascii="Aptos Narrow" w:eastAsia="Times New Roman" w:hAnsi="Aptos Narrow" w:cs="Times New Roman"/>
+                <w:color w:val="000000"/>
+                <w:sz w:val="18"/>
+                <w:szCs w:val="18"/>
+                <w:highlight w:val="yellow"/>
+                <w:lang w:val="es-ES" w:eastAsia="it-IT"/>
+              </w:rPr>
+            </w:pPr>
+            <w:r>
+              <w:t>Sí</w:t>
+            </w:r>
+          </w:p>
+        </w:tc>
+        <w:tc>
+          <w:tcPr>
+            <w:tcW w:w="1175" w:type="pct"/>
+            <w:noWrap/>
+          </w:tcPr>
+          <w:p>
+            <w:pPr>
+              <w:spacing w:before="0"/>
+              <w:cnfStyle w:val="000000000000" w:firstRow="0" w:lastRow="0" w:firstColumn="0" w:lastColumn="0" w:oddVBand="0" w:evenVBand="0" w:oddHBand="0" w:evenHBand="0" w:firstRowFirstColumn="0" w:firstRowLastColumn="0" w:lastRowFirstColumn="0" w:lastRowLastColumn="0"/>
+              <w:rPr>
+                <w:rFonts w:ascii="Aptos Narrow" w:eastAsia="Times New Roman" w:hAnsi="Aptos Narrow" w:cs="Times New Roman"/>
+                <w:color w:val="000000"/>
+                <w:sz w:val="18"/>
+                <w:szCs w:val="18"/>
+                <w:highlight w:val="yellow"/>
+                <w:lang w:val="es-ES" w:eastAsia="it-IT"/>
+              </w:rPr>
+            </w:pPr>
+            <w:r/>
+          </w:p>
+        </w:tc>
+      </w:tr>
+      <w:tr>
+        <w:trPr>
+          <w:trHeight w:val="288"/>
+        </w:trPr>
+        <w:tc>
+          <w:tcPr>
+            <w:cnfStyle w:val="001000000000" w:firstRow="0" w:lastRow="0" w:firstColumn="1" w:lastColumn="0" w:oddVBand="0" w:evenVBand="0" w:oddHBand="0" w:evenHBand="0" w:firstRowFirstColumn="0" w:firstRowLastColumn="0" w:lastRowFirstColumn="0" w:lastRowLastColumn="0"/>
+            <w:tcW w:w="1128" w:type="pct"/>
+            <w:noWrap/>
+          </w:tcPr>
+          <w:p>
+            <w:pPr>
+              <w:spacing w:before="0"/>
+              <w:rPr>
+                <w:rFonts w:ascii="Aptos Narrow" w:eastAsia="Times New Roman" w:hAnsi="Aptos Narrow" w:cs="Times New Roman"/>
+                <w:color w:val="000000"/>
+                <w:sz w:val="18"/>
+                <w:szCs w:val="18"/>
+                <w:highlight w:val="yellow"/>
+                <w:lang w:val="es-ES" w:eastAsia="it-IT"/>
+              </w:rPr>
+            </w:pPr>
+            <w:r>
+              <w:t>Motor de Gestión de Excepciones y Suspensiones</w:t>
+            </w:r>
+          </w:p>
+        </w:tc>
+        <w:tc>
+          <w:tcPr>
+            <w:tcW w:w="859" w:type="pct"/>
+            <w:noWrap/>
+          </w:tcPr>
+          <w:p>
+            <w:pPr>
+              <w:spacing w:before="0"/>
+              <w:cnfStyle w:val="000000000000" w:firstRow="0" w:lastRow="0" w:firstColumn="0" w:lastColumn="0" w:oddVBand="0" w:evenVBand="0" w:oddHBand="0" w:evenHBand="0" w:firstRowFirstColumn="0" w:firstRowLastColumn="0" w:lastRowFirstColumn="0" w:lastRowLastColumn="0"/>
+              <w:rPr>
+                <w:rFonts w:ascii="Aptos Narrow" w:eastAsia="Times New Roman" w:hAnsi="Aptos Narrow" w:cs="Times New Roman"/>
+                <w:color w:val="000000"/>
+                <w:sz w:val="18"/>
+                <w:szCs w:val="18"/>
+                <w:highlight w:val="yellow"/>
+                <w:lang w:val="es-ES" w:eastAsia="it-IT"/>
+              </w:rPr>
+            </w:pPr>
+            <w:r>
+              <w:t>Identifica casos no cerrables automáticamente (9 códigos EXC-01..09) y gestiona estados intermedios de suspensión (6 estados SUS-01..06). Alerta automática 48h antes de la fecha límite.</w:t>
+            </w:r>
+          </w:p>
+        </w:tc>
+        <w:tc>
+          <w:tcPr>
+            <w:tcW w:w="1089" w:type="pct"/>
+            <w:noWrap/>
+          </w:tcPr>
+          <w:p>
+            <w:pPr>
+              <w:spacing w:before="0"/>
+              <w:cnfStyle w:val="000000000000" w:firstRow="0" w:lastRow="0" w:firstColumn="0" w:lastColumn="0" w:oddVBand="0" w:evenVBand="0" w:oddHBand="0" w:evenHBand="0" w:firstRowFirstColumn="0" w:firstRowLastColumn="0" w:lastRowFirstColumn="0" w:lastRowLastColumn="0"/>
+              <w:rPr>
+                <w:rFonts w:ascii="Aptos Narrow" w:eastAsia="Times New Roman" w:hAnsi="Aptos Narrow" w:cs="Times New Roman"/>
+                <w:color w:val="000000"/>
+                <w:sz w:val="18"/>
+                <w:szCs w:val="18"/>
+                <w:highlight w:val="darkGray"/>
+                <w:lang w:val="es-ES" w:eastAsia="it-IT"/>
+              </w:rPr>
+            </w:pPr>
+            <w:r>
+              <w:t>Motor de reglas de cierre + catálogo de excepciones + workflow de suspensión</w:t>
+            </w:r>
+          </w:p>
+        </w:tc>
+        <w:tc>
+          <w:tcPr>
+            <w:tcW w:w="749" w:type="pct"/>
+            <w:noWrap/>
+          </w:tcPr>
+          <w:p>
+            <w:pPr>
+              <w:spacing w:before="0"/>
+              <w:cnfStyle w:val="000000000000" w:firstRow="0" w:lastRow="0" w:firstColumn="0" w:lastColumn="0" w:oddVBand="0" w:evenVBand="0" w:oddHBand="0" w:evenHBand="0" w:firstRowFirstColumn="0" w:firstRowLastColumn="0" w:lastRowFirstColumn="0" w:lastRowLastColumn="0"/>
+              <w:rPr>
+                <w:rFonts w:ascii="Aptos Narrow" w:eastAsia="Times New Roman" w:hAnsi="Aptos Narrow" w:cs="Times New Roman"/>
+                <w:color w:val="000000"/>
+                <w:sz w:val="18"/>
+                <w:szCs w:val="18"/>
+                <w:highlight w:val="yellow"/>
+                <w:lang w:val="es-ES" w:eastAsia="it-IT"/>
+              </w:rPr>
+            </w:pPr>
+            <w:r>
+              <w:t>Sí</w:t>
+            </w:r>
+          </w:p>
+        </w:tc>
+        <w:tc>
+          <w:tcPr>
+            <w:tcW w:w="1175" w:type="pct"/>
+            <w:noWrap/>
+          </w:tcPr>
+          <w:p>
+            <w:pPr>
+              <w:spacing w:before="0"/>
+              <w:cnfStyle w:val="000000000000" w:firstRow="0" w:lastRow="0" w:firstColumn="0" w:lastColumn="0" w:oddVBand="0" w:evenVBand="0" w:oddHBand="0" w:evenHBand="0" w:firstRowFirstColumn="0" w:firstRowLastColumn="0" w:lastRowFirstColumn="0" w:lastRowLastColumn="0"/>
+              <w:rPr>
+                <w:rFonts w:ascii="Aptos Narrow" w:eastAsia="Times New Roman" w:hAnsi="Aptos Narrow" w:cs="Times New Roman"/>
+                <w:color w:val="000000"/>
+                <w:sz w:val="18"/>
+                <w:szCs w:val="18"/>
+                <w:highlight w:val="yellow"/>
+                <w:lang w:val="es-ES" w:eastAsia="it-IT"/>
+              </w:rPr>
+            </w:pPr>
+            <w:r/>
+          </w:p>
+        </w:tc>
+      </w:tr>
+      <w:tr>
+        <w:trPr>
+          <w:trHeight w:val="288"/>
+        </w:trPr>
+        <w:tc>
+          <w:tcPr>
+            <w:cnfStyle w:val="001000000000" w:firstRow="0" w:lastRow="0" w:firstColumn="1" w:lastColumn="0" w:oddVBand="0" w:evenVBand="0" w:oddHBand="0" w:evenHBand="0" w:firstRowFirstColumn="0" w:firstRowLastColumn="0" w:lastRowFirstColumn="0" w:lastRowLastColumn="0"/>
+            <w:tcW w:w="1128" w:type="pct"/>
+            <w:noWrap/>
+          </w:tcPr>
+          <w:p>
+            <w:pPr>
+              <w:spacing w:before="0"/>
+              <w:rPr>
+                <w:rFonts w:ascii="Aptos Narrow" w:eastAsia="Times New Roman" w:hAnsi="Aptos Narrow" w:cs="Times New Roman"/>
+                <w:color w:val="000000"/>
+                <w:sz w:val="18"/>
+                <w:szCs w:val="18"/>
+                <w:highlight w:val="yellow"/>
+                <w:lang w:val="es-ES" w:eastAsia="it-IT"/>
+              </w:rPr>
+            </w:pPr>
+            <w:r>
+              <w:t>Language QA Service</w:t>
+            </w:r>
+          </w:p>
+        </w:tc>
+        <w:tc>
+          <w:tcPr>
+            <w:tcW w:w="859" w:type="pct"/>
+            <w:noWrap/>
+          </w:tcPr>
+          <w:p>
+            <w:pPr>
+              <w:spacing w:before="0"/>
+              <w:cnfStyle w:val="000000000000" w:firstRow="0" w:lastRow="0" w:firstColumn="0" w:lastColumn="0" w:oddVBand="0" w:evenVBand="0" w:oddHBand="0" w:evenHBand="0" w:firstRowFirstColumn="0" w:firstRowLastColumn="0" w:lastRowFirstColumn="0" w:lastRowLastColumn="0"/>
+              <w:rPr>
+                <w:rFonts w:ascii="Aptos Narrow" w:eastAsia="Times New Roman" w:hAnsi="Aptos Narrow" w:cs="Times New Roman"/>
+                <w:color w:val="000000"/>
+                <w:sz w:val="18"/>
+                <w:szCs w:val="18"/>
+                <w:highlight w:val="yellow"/>
+                <w:lang w:val="es-ES" w:eastAsia="it-IT"/>
+              </w:rPr>
+            </w:pPr>
+            <w:r>
+              <w:t>Detecta el idioma del comentario, corrige la ortografía, traduce al idioma de datos de comunicación, reescribe en lenguaje claro (Plain Language + Ley Atención Clientela + template).</w:t>
+            </w:r>
+          </w:p>
+        </w:tc>
+        <w:tc>
+          <w:tcPr>
+            <w:tcW w:w="1089" w:type="pct"/>
+            <w:noWrap/>
+          </w:tcPr>
+          <w:p>
+            <w:pPr>
+              <w:spacing w:before="0"/>
+              <w:cnfStyle w:val="000000000000" w:firstRow="0" w:lastRow="0" w:firstColumn="0" w:lastColumn="0" w:oddVBand="0" w:evenVBand="0" w:oddHBand="0" w:evenHBand="0" w:firstRowFirstColumn="0" w:firstRowLastColumn="0" w:lastRowFirstColumn="0" w:lastRowLastColumn="0"/>
+              <w:rPr>
+                <w:rFonts w:ascii="Aptos Narrow" w:eastAsia="Times New Roman" w:hAnsi="Aptos Narrow" w:cs="Times New Roman"/>
+                <w:color w:val="000000"/>
+                <w:sz w:val="18"/>
+                <w:szCs w:val="18"/>
+                <w:highlight w:val="darkGray"/>
+                <w:lang w:val="es-ES" w:eastAsia="it-IT"/>
+              </w:rPr>
+            </w:pPr>
+            <w:r>
+              <w:t>LLM multilingüe + reglas de compliance</w:t>
+            </w:r>
+          </w:p>
+        </w:tc>
+        <w:tc>
+          <w:tcPr>
+            <w:tcW w:w="749" w:type="pct"/>
+            <w:noWrap/>
+          </w:tcPr>
+          <w:p>
+            <w:pPr>
+              <w:spacing w:before="0"/>
+              <w:cnfStyle w:val="000000000000" w:firstRow="0" w:lastRow="0" w:firstColumn="0" w:lastColumn="0" w:oddVBand="0" w:evenVBand="0" w:oddHBand="0" w:evenHBand="0" w:firstRowFirstColumn="0" w:firstRowLastColumn="0" w:lastRowFirstColumn="0" w:lastRowLastColumn="0"/>
+              <w:rPr>
+                <w:rFonts w:ascii="Aptos Narrow" w:eastAsia="Times New Roman" w:hAnsi="Aptos Narrow" w:cs="Times New Roman"/>
+                <w:color w:val="000000"/>
+                <w:sz w:val="18"/>
+                <w:szCs w:val="18"/>
+                <w:highlight w:val="yellow"/>
+                <w:lang w:val="es-ES" w:eastAsia="it-IT"/>
+              </w:rPr>
+            </w:pPr>
+            <w:r>
+              <w:t>Sí</w:t>
+            </w:r>
+          </w:p>
+        </w:tc>
+        <w:tc>
+          <w:tcPr>
+            <w:tcW w:w="1175" w:type="pct"/>
+            <w:noWrap/>
+          </w:tcPr>
+          <w:p>
+            <w:pPr>
+              <w:spacing w:before="0"/>
+              <w:cnfStyle w:val="000000000000" w:firstRow="0" w:lastRow="0" w:firstColumn="0" w:lastColumn="0" w:oddVBand="0" w:evenVBand="0" w:oddHBand="0" w:evenHBand="0" w:firstRowFirstColumn="0" w:firstRowLastColumn="0" w:lastRowFirstColumn="0" w:lastRowLastColumn="0"/>
+              <w:rPr>
+                <w:rFonts w:ascii="Aptos Narrow" w:eastAsia="Times New Roman" w:hAnsi="Aptos Narrow" w:cs="Times New Roman"/>
+                <w:color w:val="000000"/>
+                <w:sz w:val="18"/>
+                <w:szCs w:val="18"/>
+                <w:highlight w:val="yellow"/>
+                <w:lang w:val="es-ES" w:eastAsia="it-IT"/>
+              </w:rPr>
+            </w:pPr>
+            <w:r/>
+          </w:p>
+        </w:tc>
+      </w:tr>
+      <w:tr>
+        <w:trPr>
+          <w:trHeight w:val="288"/>
+        </w:trPr>
+        <w:tc>
+          <w:tcPr>
+            <w:cnfStyle w:val="001000000000" w:firstRow="0" w:lastRow="0" w:firstColumn="1" w:lastColumn="0" w:oddVBand="0" w:evenVBand="0" w:oddHBand="0" w:evenHBand="0" w:firstRowFirstColumn="0" w:firstRowLastColumn="0" w:lastRowFirstColumn="0" w:lastRowLastColumn="0"/>
+            <w:tcW w:w="1128" w:type="pct"/>
+            <w:noWrap/>
+          </w:tcPr>
+          <w:p>
+            <w:pPr>
+              <w:spacing w:before="0"/>
+              <w:rPr>
+                <w:rFonts w:ascii="Aptos Narrow" w:eastAsia="Times New Roman" w:hAnsi="Aptos Narrow" w:cs="Times New Roman"/>
+                <w:color w:val="000000"/>
+                <w:sz w:val="18"/>
+                <w:szCs w:val="18"/>
+                <w:highlight w:val="yellow"/>
+                <w:lang w:val="es-ES" w:eastAsia="it-IT"/>
+              </w:rPr>
+            </w:pPr>
+            <w:r>
+              <w:t>Vista Única Diagnóstica (Operador BO)</w:t>
+            </w:r>
+          </w:p>
+        </w:tc>
+        <w:tc>
+          <w:tcPr>
+            <w:tcW w:w="859" w:type="pct"/>
+            <w:noWrap/>
+          </w:tcPr>
+          <w:p>
+            <w:pPr>
+              <w:spacing w:before="0"/>
+              <w:cnfStyle w:val="000000000000" w:firstRow="0" w:lastRow="0" w:firstColumn="0" w:lastColumn="0" w:oddVBand="0" w:evenVBand="0" w:oddHBand="0" w:evenHBand="0" w:firstRowFirstColumn="0" w:firstRowLastColumn="0" w:lastRowFirstColumn="0" w:lastRowLastColumn="0"/>
+              <w:rPr>
+                <w:rFonts w:ascii="Aptos Narrow" w:eastAsia="Times New Roman" w:hAnsi="Aptos Narrow" w:cs="Times New Roman"/>
+                <w:color w:val="000000"/>
+                <w:sz w:val="18"/>
+                <w:szCs w:val="18"/>
+                <w:highlight w:val="yellow"/>
+                <w:lang w:val="es-ES" w:eastAsia="it-IT"/>
+              </w:rPr>
+            </w:pPr>
+            <w:r>
+              <w:t>Vista única diagnóstica: resultado de controles explicados, información recogida, niveles de confianza, propuestas alternativas para escenarios inciertos, correlaciones/duplicados/reiteraciones.</w:t>
+            </w:r>
+          </w:p>
+        </w:tc>
+        <w:tc>
+          <w:tcPr>
+            <w:tcW w:w="1089" w:type="pct"/>
+            <w:noWrap/>
+          </w:tcPr>
+          <w:p>
+            <w:pPr>
+              <w:spacing w:before="0"/>
+              <w:cnfStyle w:val="000000000000" w:firstRow="0" w:lastRow="0" w:firstColumn="0" w:lastColumn="0" w:oddVBand="0" w:evenVBand="0" w:oddHBand="0" w:evenHBand="0" w:firstRowFirstColumn="0" w:firstRowLastColumn="0" w:lastRowFirstColumn="0" w:lastRowLastColumn="0"/>
+              <w:rPr>
+                <w:rFonts w:ascii="Aptos Narrow" w:eastAsia="Times New Roman" w:hAnsi="Aptos Narrow" w:cs="Times New Roman"/>
+                <w:color w:val="000000"/>
+                <w:sz w:val="18"/>
+                <w:szCs w:val="18"/>
+                <w:highlight w:val="darkGray"/>
+                <w:lang w:val="es-ES" w:eastAsia="it-IT"/>
+              </w:rPr>
+            </w:pPr>
+            <w:r>
+              <w:t>Dashboard BI integrado con Salesforce + motor de correlación</w:t>
+            </w:r>
+          </w:p>
+        </w:tc>
+        <w:tc>
+          <w:tcPr>
+            <w:tcW w:w="749" w:type="pct"/>
+            <w:noWrap/>
+          </w:tcPr>
+          <w:p>
+            <w:pPr>
+              <w:spacing w:before="0"/>
+              <w:cnfStyle w:val="000000000000" w:firstRow="0" w:lastRow="0" w:firstColumn="0" w:lastColumn="0" w:oddVBand="0" w:evenVBand="0" w:oddHBand="0" w:evenHBand="0" w:firstRowFirstColumn="0" w:firstRowLastColumn="0" w:lastRowFirstColumn="0" w:lastRowLastColumn="0"/>
+              <w:rPr>
+                <w:rFonts w:ascii="Aptos Narrow" w:eastAsia="Times New Roman" w:hAnsi="Aptos Narrow" w:cs="Times New Roman"/>
+                <w:color w:val="000000"/>
+                <w:sz w:val="18"/>
+                <w:szCs w:val="18"/>
+                <w:highlight w:val="yellow"/>
+                <w:lang w:val="es-ES" w:eastAsia="it-IT"/>
+              </w:rPr>
+            </w:pPr>
+            <w:r>
+              <w:t>Sí</w:t>
+            </w:r>
+          </w:p>
+        </w:tc>
+        <w:tc>
+          <w:tcPr>
+            <w:tcW w:w="1175" w:type="pct"/>
+            <w:noWrap/>
+          </w:tcPr>
+          <w:p>
+            <w:pPr>
+              <w:spacing w:before="0"/>
+              <w:cnfStyle w:val="000000000000" w:firstRow="0" w:lastRow="0" w:firstColumn="0" w:lastColumn="0" w:oddVBand="0" w:evenVBand="0" w:oddHBand="0" w:evenHBand="0" w:firstRowFirstColumn="0" w:firstRowLastColumn="0" w:lastRowFirstColumn="0" w:lastRowLastColumn="0"/>
+              <w:rPr>
+                <w:rFonts w:ascii="Aptos Narrow" w:eastAsia="Times New Roman" w:hAnsi="Aptos Narrow" w:cs="Times New Roman"/>
+                <w:color w:val="000000"/>
+                <w:sz w:val="18"/>
+                <w:szCs w:val="18"/>
+                <w:highlight w:val="yellow"/>
+                <w:lang w:val="es-ES" w:eastAsia="it-IT"/>
+              </w:rPr>
+            </w:pPr>
+            <w:r/>
+          </w:p>
+        </w:tc>
+      </w:tr>
+      <w:tr>
+        <w:trPr>
+          <w:trHeight w:val="288"/>
+        </w:trPr>
+        <w:tc>
+          <w:tcPr>
+            <w:cnfStyle w:val="001000000000" w:firstRow="0" w:lastRow="0" w:firstColumn="1" w:lastColumn="0" w:oddVBand="0" w:evenVBand="0" w:oddHBand="0" w:evenHBand="0" w:firstRowFirstColumn="0" w:firstRowLastColumn="0" w:lastRowFirstColumn="0" w:lastRowLastColumn="0"/>
+            <w:tcW w:w="1128" w:type="pct"/>
+            <w:noWrap/>
+          </w:tcPr>
+          <w:p>
+            <w:pPr>
+              <w:spacing w:before="0"/>
+              <w:rPr>
+                <w:rFonts w:ascii="Aptos Narrow" w:eastAsia="Times New Roman" w:hAnsi="Aptos Narrow" w:cs="Times New Roman"/>
+                <w:color w:val="000000"/>
+                <w:sz w:val="18"/>
+                <w:szCs w:val="18"/>
+                <w:highlight w:val="yellow"/>
+                <w:lang w:val="es-ES" w:eastAsia="it-IT"/>
+              </w:rPr>
+            </w:pPr>
+            <w:r>
+              <w:t>Motor de Comunicación Diferenciada</w:t>
+            </w:r>
+          </w:p>
+        </w:tc>
+        <w:tc>
+          <w:tcPr>
+            <w:tcW w:w="859" w:type="pct"/>
+            <w:noWrap/>
+          </w:tcPr>
+          <w:p>
+            <w:pPr>
+              <w:spacing w:before="0"/>
+              <w:cnfStyle w:val="000000000000" w:firstRow="0" w:lastRow="0" w:firstColumn="0" w:lastColumn="0" w:oddVBand="0" w:evenVBand="0" w:oddHBand="0" w:evenHBand="0" w:firstRowFirstColumn="0" w:firstRowLastColumn="0" w:lastRowFirstColumn="0" w:lastRowLastColumn="0"/>
+              <w:rPr>
+                <w:rFonts w:ascii="Aptos Narrow" w:eastAsia="Times New Roman" w:hAnsi="Aptos Narrow" w:cs="Times New Roman"/>
+                <w:color w:val="000000"/>
+                <w:sz w:val="18"/>
+                <w:szCs w:val="18"/>
+                <w:highlight w:val="yellow"/>
+                <w:lang w:val="es-ES" w:eastAsia="it-IT"/>
+              </w:rPr>
+            </w:pPr>
+            <w:r>
+              <w:t>Generación y envío de comunicaciones personalizadas por subtipo (22 plantillas diferenciadas). Multicanal: email, SMS, app, carta.</w:t>
+            </w:r>
+          </w:p>
+        </w:tc>
+        <w:tc>
+          <w:tcPr>
+            <w:tcW w:w="1089" w:type="pct"/>
+            <w:noWrap/>
+          </w:tcPr>
+          <w:p>
+            <w:pPr>
+              <w:spacing w:before="0"/>
+              <w:cnfStyle w:val="000000000000" w:firstRow="0" w:lastRow="0" w:firstColumn="0" w:lastColumn="0" w:oddVBand="0" w:evenVBand="0" w:oddHBand="0" w:evenHBand="0" w:firstRowFirstColumn="0" w:firstRowLastColumn="0" w:lastRowFirstColumn="0" w:lastRowLastColumn="0"/>
+              <w:rPr>
+                <w:rFonts w:ascii="Aptos Narrow" w:eastAsia="Times New Roman" w:hAnsi="Aptos Narrow" w:cs="Times New Roman"/>
+                <w:color w:val="000000"/>
+                <w:sz w:val="18"/>
+                <w:szCs w:val="18"/>
+                <w:highlight w:val="darkGray"/>
+                <w:lang w:val="es-ES" w:eastAsia="it-IT"/>
+              </w:rPr>
+            </w:pPr>
+            <w:r>
+              <w:t>Templates LLM-augmented + selección por subtipo + multicanal</w:t>
+            </w:r>
+          </w:p>
+        </w:tc>
+        <w:tc>
+          <w:tcPr>
+            <w:tcW w:w="749" w:type="pct"/>
+            <w:noWrap/>
+          </w:tcPr>
+          <w:p>
+            <w:pPr>
+              <w:spacing w:before="0"/>
+              <w:cnfStyle w:val="000000000000" w:firstRow="0" w:lastRow="0" w:firstColumn="0" w:lastColumn="0" w:oddVBand="0" w:evenVBand="0" w:oddHBand="0" w:evenHBand="0" w:firstRowFirstColumn="0" w:firstRowLastColumn="0" w:lastRowFirstColumn="0" w:lastRowLastColumn="0"/>
+              <w:rPr>
+                <w:rFonts w:ascii="Aptos Narrow" w:eastAsia="Times New Roman" w:hAnsi="Aptos Narrow" w:cs="Times New Roman"/>
+                <w:color w:val="000000"/>
+                <w:sz w:val="18"/>
+                <w:szCs w:val="18"/>
+                <w:highlight w:val="yellow"/>
+                <w:lang w:val="es-ES" w:eastAsia="it-IT"/>
+              </w:rPr>
+            </w:pPr>
+            <w:r>
+              <w:t>Sí</w:t>
+            </w:r>
+          </w:p>
+        </w:tc>
+        <w:tc>
+          <w:tcPr>
+            <w:tcW w:w="1175" w:type="pct"/>
+            <w:noWrap/>
+          </w:tcPr>
+          <w:p>
+            <w:pPr>
+              <w:spacing w:before="0"/>
+              <w:cnfStyle w:val="000000000000" w:firstRow="0" w:lastRow="0" w:firstColumn="0" w:lastColumn="0" w:oddVBand="0" w:evenVBand="0" w:oddHBand="0" w:evenHBand="0" w:firstRowFirstColumn="0" w:firstRowLastColumn="0" w:lastRowFirstColumn="0" w:lastRowLastColumn="0"/>
+              <w:rPr>
+                <w:rFonts w:ascii="Aptos Narrow" w:eastAsia="Times New Roman" w:hAnsi="Aptos Narrow" w:cs="Times New Roman"/>
+                <w:color w:val="000000"/>
+                <w:sz w:val="18"/>
+                <w:szCs w:val="18"/>
+                <w:highlight w:val="yellow"/>
+                <w:lang w:val="es-ES" w:eastAsia="it-IT"/>
+              </w:rPr>
+            </w:pPr>
+            <w:r/>
+          </w:p>
+        </w:tc>
+      </w:tr>
+      <w:tr>
+        <w:trPr>
+          <w:trHeight w:val="288"/>
+        </w:trPr>
+        <w:tc>
+          <w:tcPr>
+            <w:cnfStyle w:val="001000000000" w:firstRow="0" w:lastRow="0" w:firstColumn="1" w:lastColumn="0" w:oddVBand="0" w:evenVBand="0" w:oddHBand="0" w:evenHBand="0" w:firstRowFirstColumn="0" w:firstRowLastColumn="0" w:lastRowFirstColumn="0" w:lastRowLastColumn="0"/>
+            <w:tcW w:w="1128" w:type="pct"/>
+            <w:noWrap/>
+          </w:tcPr>
+          <w:p>
+            <w:pPr>
+              <w:spacing w:before="0"/>
+              <w:rPr>
+                <w:rFonts w:ascii="Aptos Narrow" w:eastAsia="Times New Roman" w:hAnsi="Aptos Narrow" w:cs="Times New Roman"/>
+                <w:color w:val="000000"/>
+                <w:sz w:val="18"/>
+                <w:szCs w:val="18"/>
+                <w:highlight w:val="yellow"/>
+                <w:lang w:val="es-ES" w:eastAsia="it-IT"/>
+              </w:rPr>
+            </w:pPr>
+          </w:p>
+        </w:tc>
+        <w:tc>
+          <w:tcPr>
+            <w:tcW w:w="859" w:type="pct"/>
+            <w:noWrap/>
+          </w:tcPr>
+          <w:p>
+            <w:pPr>
+              <w:spacing w:before="0"/>
+              <w:cnfStyle w:val="000000000000" w:firstRow="0" w:lastRow="0" w:firstColumn="0" w:lastColumn="0" w:oddVBand="0" w:evenVBand="0" w:oddHBand="0" w:evenHBand="0" w:firstRowFirstColumn="0" w:firstRowLastColumn="0" w:lastRowFirstColumn="0" w:lastRowLastColumn="0"/>
+              <w:rPr>
+                <w:rFonts w:ascii="Aptos Narrow" w:eastAsia="Times New Roman" w:hAnsi="Aptos Narrow" w:cs="Times New Roman"/>
+                <w:color w:val="000000"/>
+                <w:sz w:val="18"/>
+                <w:szCs w:val="18"/>
+                <w:highlight w:val="yellow"/>
+                <w:lang w:val="es-ES" w:eastAsia="it-IT"/>
+              </w:rPr>
+            </w:pPr>
+          </w:p>
+        </w:tc>
+        <w:tc>
+          <w:tcPr>
+            <w:tcW w:w="1089" w:type="pct"/>
+            <w:noWrap/>
+          </w:tcPr>
+          <w:p>
+            <w:pPr>
+              <w:spacing w:before="0"/>
+              <w:cnfStyle w:val="000000000000" w:firstRow="0" w:lastRow="0" w:firstColumn="0" w:lastColumn="0" w:oddVBand="0" w:evenVBand="0" w:oddHBand="0" w:evenHBand="0" w:firstRowFirstColumn="0" w:firstRowLastColumn="0" w:lastRowFirstColumn="0" w:lastRowLastColumn="0"/>
+              <w:rPr>
+                <w:rFonts w:ascii="Aptos Narrow" w:eastAsia="Times New Roman" w:hAnsi="Aptos Narrow" w:cs="Times New Roman"/>
+                <w:color w:val="000000"/>
+                <w:sz w:val="18"/>
+                <w:szCs w:val="18"/>
+                <w:highlight w:val="darkGray"/>
+                <w:lang w:val="es-ES" w:eastAsia="it-IT"/>
+              </w:rPr>
+            </w:pPr>
+          </w:p>
+        </w:tc>
+        <w:tc>
+          <w:tcPr>
+            <w:tcW w:w="749" w:type="pct"/>
+            <w:noWrap/>
+          </w:tcPr>
+          <w:p>
+            <w:pPr>
+              <w:spacing w:before="0"/>
+              <w:cnfStyle w:val="000000000000" w:firstRow="0" w:lastRow="0" w:firstColumn="0" w:lastColumn="0" w:oddVBand="0" w:evenVBand="0" w:oddHBand="0" w:evenHBand="0" w:firstRowFirstColumn="0" w:firstRowLastColumn="0" w:lastRowFirstColumn="0" w:lastRowLastColumn="0"/>
+              <w:rPr>
+                <w:rFonts w:ascii="Aptos Narrow" w:eastAsia="Times New Roman" w:hAnsi="Aptos Narrow" w:cs="Times New Roman"/>
+                <w:color w:val="000000"/>
+                <w:sz w:val="18"/>
+                <w:szCs w:val="18"/>
+                <w:highlight w:val="yellow"/>
+                <w:lang w:val="es-ES" w:eastAsia="it-IT"/>
+              </w:rPr>
+            </w:pPr>
+          </w:p>
+        </w:tc>
+        <w:tc>
+          <w:tcPr>
+            <w:tcW w:w="1175" w:type="pct"/>
+            <w:noWrap/>
+          </w:tcPr>
+          <w:p>
+            <w:pPr>
+              <w:spacing w:before="0"/>
+              <w:cnfStyle w:val="000000000000" w:firstRow="0" w:lastRow="0" w:firstColumn="0" w:lastColumn="0" w:oddVBand="0" w:evenVBand="0" w:oddHBand="0" w:evenHBand="0" w:firstRowFirstColumn="0" w:firstRowLastColumn="0" w:lastRowFirstColumn="0" w:lastRowLastColumn="0"/>
+              <w:rPr>
+                <w:rFonts w:ascii="Aptos Narrow" w:eastAsia="Times New Roman" w:hAnsi="Aptos Narrow" w:cs="Times New Roman"/>
+                <w:color w:val="000000"/>
+                <w:sz w:val="18"/>
+                <w:szCs w:val="18"/>
+                <w:highlight w:val="yellow"/>
+                <w:lang w:val="es-ES" w:eastAsia="it-IT"/>
+              </w:rPr>
+            </w:pPr>
           </w:p>
         </w:tc>
       </w:tr>
@@ -7355,7 +9132,7 @@
               </w:rPr>
             </w:pPr>
             <w:r>
-              <w:t>SAP CRM + GESI + FARE + GEMAS + PVISION + EXABEAT + GIS + SCADA + WART + PUC</w:t>
+              <w:t>GIS / SCADA / WART / GESI / FARE / GEMAS / PVISION / EXABEAT / PUC</w:t>
             </w:r>
           </w:p>
         </w:tc>
@@ -7421,7 +9198,7 @@
               </w:rPr>
             </w:pPr>
             <w:r>
-              <w:t>Creado en tiempo real al registrar la reclamación (&lt;2 min)</w:t>
+              <w:t>Recuperación automática paralela en &lt;2 min</w:t>
             </w:r>
           </w:p>
         </w:tc>
@@ -7492,7 +9269,7 @@
               </w:rPr>
             </w:pPr>
             <w:r>
-              <w:t>SAP CRM → Portal Cliente</w:t>
+              <w:t>SAP CRM / Dashboard KPI</w:t>
             </w:r>
           </w:p>
         </w:tc>
@@ -7556,9 +9333,7 @@
           <w:lang w:val="es-ES"/>
         </w:rPr>
       </w:pPr>
-      <w:r>
-        <w:t>Patrón taxonómico Catálogo Soluciones IA: los sistemas TO-BE (Motor Clasificación IA, Motor Routing Paramétrico, Motor ZT/NBA, Language QA Service, Motor Comunicación Diferenciada) se integran con los sistemas core (Salesforce, SAP CRM, SAP IS-U) a través de un Orquestador Multi-sistema que lanza en paralelo conectores API/RPA a GESI, FARE, GEMAS, PVISION, EXABEAT, JASPER, EXABEAT RE, GIS, SCADA, WART y PUC.</w:t>
-      </w:r>
+      <w:r/>
     </w:p>
     <w:p>
       <w:pPr>
@@ -7614,7 +9389,7 @@
         <w:rPr>
           <w:b/>
         </w:rPr>
-        <w:t>Subproceso A: Recepción Multicanal, Clasificación IA y Routing Paramétrico</w:t>
+        <w:t>TO-BE Secuencia (parte 1) — Recepción Multicanal, Clasificación IA y Routing Paramétrico</w:t>
       </w:r>
     </w:p>
     <w:tbl>
@@ -7864,7 +9639,7 @@
               </w:rPr>
             </w:pPr>
             <w:r>
-              <w:t>Recepción multicanal. Para canales manuales: el Agente IA adquiere el documento, aplica OCR y genera resumen estructurado.</w:t>
+              <w:t>Recepción multicanal. Para canales manuales: Agente IA adquiere el documento y ejecuta pipeline OCR página a página.</w:t>
             </w:r>
           </w:p>
         </w:tc>
@@ -7902,9 +9677,7 @@
                 <w:lang w:val="es-ES"/>
               </w:rPr>
             </w:pPr>
-            <w:r>
-              <w:t>Datos cliente, CUPS, descripción, canal. Para manuales: documento adjunto.</w:t>
-            </w:r>
+            <w:r/>
           </w:p>
         </w:tc>
         <w:tc>
@@ -7919,9 +9692,7 @@
                 <w:lang w:val="es-ES"/>
               </w:rPr>
             </w:pPr>
-            <w:r>
-              <w:t>Caso BO abierto. Documento procesado (texto plano + resumen inicial).</w:t>
-            </w:r>
+            <w:r/>
           </w:p>
         </w:tc>
         <w:tc>
@@ -7937,7 +9708,7 @@
               </w:rPr>
             </w:pPr>
             <w:r>
-              <w:t>Salesforce / Agente IA (OCR) / IVR / Omnicanal</w:t>
+              <w:t>IVR / Omnicanal / Agente IA (OCR) / GESICC</w:t>
             </w:r>
           </w:p>
         </w:tc>
@@ -7954,7 +9725,7 @@
               </w:rPr>
             </w:pPr>
             <w:r>
-              <w:t>IA: OCR automático + extracción de entidades (CUPS, fecha, descripción). HITL: intervención si calidad OCR &lt;umbral.</w:t>
+              <w:t>IA: OCR automático + extracción entidades (CUPS, fecha, descripción, canal). HITL: Agente corrige si IVR no reconoce CUPS; tarea de revisión para documentos ilegibles.</w:t>
             </w:r>
           </w:p>
         </w:tc>
@@ -8003,7 +9774,7 @@
               </w:rPr>
             </w:pPr>
             <w:r>
-              <w:t>Identificación y validación del cliente (NIF, CUPS, datos contractuales).</w:t>
+              <w:t>Identificación y validación del cliente (NIF, CUPS, dirección, datos contractuales).</w:t>
             </w:r>
           </w:p>
         </w:tc>
@@ -8041,9 +9812,7 @@
                 <w:lang w:val="es-ES"/>
               </w:rPr>
             </w:pPr>
-            <w:r>
-              <w:t>NIF, CUPS, dirección</w:t>
-            </w:r>
+            <w:r/>
           </w:p>
         </w:tc>
         <w:tc>
@@ -8058,9 +9827,7 @@
                 <w:lang w:val="es-ES"/>
               </w:rPr>
             </w:pPr>
-            <w:r>
-              <w:t>Cliente validado. Datos contractuales recuperados.</w:t>
-            </w:r>
+            <w:r/>
           </w:p>
         </w:tc>
         <w:tc>
@@ -8093,7 +9860,7 @@
               </w:rPr>
             </w:pPr>
             <w:r>
-              <w:t>IA: validación automática. HITL: intervención si ambigüedad en la identidad del cliente.</w:t>
+              <w:t>IA: Validación automática con Salesforce, SAP IS-U, PUC. HITL: Intervención si ambigüedad de identidad (&lt;2% de casos).</w:t>
             </w:r>
           </w:p>
         </w:tc>
@@ -8142,7 +9909,7 @@
               </w:rPr>
             </w:pPr>
             <w:r>
-              <w:t>Clasificación IA extendida: tipología principal + subtipo CJ + score de confianza. Detección de motivo técnico.</w:t>
+              <w:t>Clasificación IA extendida: tipología principal + subtipo CJ + score de confianza. Routing: Ruta 1/3 → retipificación; Ruta 2 → tipificación directa en SF, Web y Contact Management.</w:t>
             </w:r>
           </w:p>
         </w:tc>
@@ -8180,9 +9947,7 @@
                 <w:lang w:val="es-ES"/>
               </w:rPr>
             </w:pPr>
-            <w:r>
-              <w:t>CUPS, descripción/resumen OCR, canal, tipo interlocutor.</w:t>
-            </w:r>
+            <w:r/>
           </w:p>
         </w:tc>
         <w:tc>
@@ -8197,9 +9962,7 @@
                 <w:lang w:val="es-ES"/>
               </w:rPr>
             </w:pPr>
-            <w:r>
-              <w:t>Subtipo y motivo técnico clasificados. Ruta asignada.</w:t>
-            </w:r>
+            <w:r/>
           </w:p>
         </w:tc>
         <w:tc>
@@ -8232,7 +9995,7 @@
               </w:rPr>
             </w:pPr>
             <w:r>
-              <w:t>IA: clasificación automática en 20 subtipos. HITL: revisión humana si score &lt;0,75.</w:t>
+              <w:t>IA: Clasificación automática en 20 subtipos. HITL: Revisión humana si score &lt;0,75.</w:t>
             </w:r>
           </w:p>
         </w:tc>
@@ -8281,7 +10044,7 @@
               </w:rPr>
             </w:pPr>
             <w:r>
-              <w:t>Recuperación automática del contexto técnico en paralelo: GIS (zona, afectados), SCADA, WART, GESI, FARE, GEMAS.</w:t>
+              <w:t>Recuperación automática del contexto técnico en paralelo: GIS (zona, afecciones), SCADA (incidencia activa), WART (histórico OT), GESI, FARE, GEMAS, PVISION, EXABEAT, PUC, JASPER.</w:t>
             </w:r>
           </w:p>
         </w:tc>
@@ -8319,9 +10082,7 @@
                 <w:lang w:val="es-ES"/>
               </w:rPr>
             </w:pPr>
-            <w:r>
-              <w:t>CUPS, PCR, fecha reclamación, subtipo, motivo técnico.</w:t>
-            </w:r>
+            <w:r/>
           </w:p>
         </w:tc>
         <w:tc>
@@ -8336,9 +10097,7 @@
                 <w:lang w:val="es-ES"/>
               </w:rPr>
             </w:pPr>
-            <w:r>
-              <w:t>Datos técnicos de todos los sistemas en &lt;2 min.</w:t>
-            </w:r>
+            <w:r/>
           </w:p>
         </w:tc>
         <w:tc>
@@ -8371,7 +10130,7 @@
               </w:rPr>
             </w:pPr>
             <w:r>
-              <w:t>IA: recuperación y enriquecimiento automático paralelo. HITL: ninguno.</w:t>
+              <w:t>IA: Recuperación y enriquecimiento automático del expediente en &lt;2 min. HITL: ninguno.</w:t>
             </w:r>
           </w:p>
         </w:tc>
@@ -8458,9 +10217,7 @@
                 <w:lang w:val="es-ES"/>
               </w:rPr>
             </w:pPr>
-            <w:r>
-              <w:t>Datos GIS + reclamaciones recientes.</w:t>
-            </w:r>
+            <w:r/>
           </w:p>
         </w:tc>
         <w:tc>
@@ -8475,9 +10232,7 @@
                 <w:lang w:val="es-ES"/>
               </w:rPr>
             </w:pPr>
-            <w:r>
-              <w:t>Caso individual / Caso agrupado a incidencia maestra.</w:t>
-            </w:r>
+            <w:r/>
           </w:p>
         </w:tc>
         <w:tc>
@@ -8493,7 +10248,7 @@
               </w:rPr>
             </w:pPr>
             <w:r>
-              <w:t>Agente IA (GIS + correlación temporal)</w:t>
+              <w:t>Agente IA (Módulo Agrupación GIS)</w:t>
             </w:r>
           </w:p>
         </w:tc>
@@ -8510,7 +10265,7 @@
               </w:rPr>
             </w:pPr>
             <w:r>
-              <w:t>IA: clustering geoespacial automático. HITL: supervisor valida agrupaciones con &gt;50 expedientes.</w:t>
+              <w:t>IA: Clustering geoespacial automático. HITL: Supervisor valida agrupaciones con &gt;50 afectados.</w:t>
             </w:r>
           </w:p>
         </w:tc>
@@ -8559,7 +10314,7 @@
               </w:rPr>
             </w:pPr>
             <w:r>
-              <w:t>Routing paramétrico a 1 de 8 rutas. Cálculo del SLA aplicable. Asignación unidad operativa receptora. Acuse personalizado.</w:t>
+              <w:t>Routing paramétrico a 1 de 8 rutas (subtipo + contexto técnico + parámetros configurados). Cálculo SLA aplicable. Asignación unidad operativa receptora con contexto completo.</w:t>
             </w:r>
           </w:p>
         </w:tc>
@@ -8597,9 +10352,7 @@
                 <w:lang w:val="es-ES"/>
               </w:rPr>
             </w:pPr>
-            <w:r>
-              <w:t>Subtipo + contexto técnico + parámetros configurados.</w:t>
-            </w:r>
+            <w:r/>
           </w:p>
         </w:tc>
         <w:tc>
@@ -8614,9 +10367,7 @@
                 <w:lang w:val="es-ES"/>
               </w:rPr>
             </w:pPr>
-            <w:r>
-              <w:t>Ruta asignada + unidad operativa receptora + SLA calculado. Acuse personalizado enviado.</w:t>
-            </w:r>
+            <w:r/>
           </w:p>
         </w:tc>
         <w:tc>
@@ -8632,7 +10383,7 @@
               </w:rPr>
             </w:pPr>
             <w:r>
-              <w:t>Motor Routing Paramétrico / SAP CRM / Motor Comunicación</w:t>
+              <w:t>Motor Routing Paramétrico / SAP CRM</w:t>
             </w:r>
           </w:p>
         </w:tc>
@@ -8649,7 +10400,7 @@
               </w:rPr>
             </w:pPr>
             <w:r>
-              <w:t>IA: selección automática de ruta según tabla paramétrica. HITL: override manual disponible para supervisor.</w:t>
+              <w:t>IA: Selección automática de ruta óptima. HITL: Override manual disponible para supervisores.</w:t>
             </w:r>
           </w:p>
         </w:tc>
@@ -8676,7 +10427,7 @@
         <w:rPr>
           <w:b/>
         </w:rPr>
-        <w:t>Subproceso B: Enriquecimiento AI-First, Resolución ZT/NBA y Comunicación</w:t>
+        <w:t>TO-BE Secuencia (parte 2) — Gestión Operativa por Dominio y Enriquecimiento AI-First</w:t>
       </w:r>
     </w:p>
     <w:p>
@@ -8943,7 +10694,7 @@
               </w:rPr>
             </w:pPr>
             <w:r>
-              <w:t>Presentación de la vista única diagnóstica al agente BO: controles explicados, propuesta ZT o NBA con niveles de confianza.</w:t>
+              <w:t>Recepción del expediente enriquecido por el dominio competente (Red / Contadores / Contratos / Interrupciones) con todo el contexto técnico disponible.</w:t>
             </w:r>
           </w:p>
         </w:tc>
@@ -8965,7 +10716,7 @@
               </w:rPr>
             </w:pPr>
             <w:r>
-              <w:t>Agente IA → Agente BO</w:t>
+              <w:t>Gestor Dominio</w:t>
             </w:r>
           </w:p>
         </w:tc>
@@ -8986,9 +10737,7 @@
                 <w:lang w:val="es-ES" w:eastAsia="it-IT"/>
               </w:rPr>
             </w:pPr>
-            <w:r>
-              <w:t>BO enriquecido, correlaciones, validaciones.</w:t>
-            </w:r>
+            <w:r/>
           </w:p>
         </w:tc>
         <w:tc>
@@ -9008,9 +10757,7 @@
                 <w:lang w:val="es-ES" w:eastAsia="it-IT"/>
               </w:rPr>
             </w:pPr>
-            <w:r>
-              <w:t>Vista diagnóstica disponible en Salesforce con propuesta ZT o NBA.</w:t>
-            </w:r>
+            <w:r/>
           </w:p>
         </w:tc>
         <w:tc>
@@ -9031,7 +10778,7 @@
               </w:rPr>
             </w:pPr>
             <w:r>
-              <w:t>Salesforce / Dashboard BI / Agente IA</w:t>
+              <w:t>Salesforce / SAP CRM</w:t>
             </w:r>
           </w:p>
         </w:tc>
@@ -9053,7 +10800,7 @@
               </w:rPr>
             </w:pPr>
             <w:r>
-              <w:t>IA: síntesis diagnóstica con niveles de confianza. HITL: agente BO examina y confirma o modifica la propuesta.</w:t>
+              <w:t>IA: El gestor recibe el expediente pre-analizado. HITL: Gestor revisa y confirma el contexto.</w:t>
             </w:r>
           </w:p>
         </w:tc>
@@ -9080,7 +10827,7 @@
               </w:rPr>
             </w:pPr>
             <w:r>
-              <w:t>B2-ZT</w:t>
+              <w:t>B2</w:t>
             </w:r>
           </w:p>
         </w:tc>
@@ -9102,7 +10849,7 @@
               </w:rPr>
             </w:pPr>
             <w:r>
-              <w:t>Motor de decisión sugiere Zero-Time. Language QA Service genera el comentario de resolución en idioma del cliente.</w:t>
+              <w:t>Aplicación de lógica de flujo específica del dominio según subtipo (OT en WART, verificación SAP IS-U, revisión PUC, gestión RECORE para interrupciones).</w:t>
             </w:r>
           </w:p>
         </w:tc>
@@ -9124,7 +10871,7 @@
               </w:rPr>
             </w:pPr>
             <w:r>
-              <w:t>Agente IA → Agente BO (humano)</w:t>
+              <w:t>Agente IA / Gestor</w:t>
             </w:r>
           </w:p>
         </w:tc>
@@ -9145,9 +10892,7 @@
                 <w:lang w:val="es-ES" w:eastAsia="it-IT"/>
               </w:rPr>
             </w:pPr>
-            <w:r>
-              <w:t>BO enriquecido, propuesta ZT, comentario QA.</w:t>
-            </w:r>
+            <w:r/>
           </w:p>
         </w:tc>
         <w:tc>
@@ -9167,9 +10912,7 @@
                 <w:lang w:val="es-ES" w:eastAsia="it-IT"/>
               </w:rPr>
             </w:pPr>
-            <w:r>
-              <w:t>Caso BO cerrado. Cliente notificado con comunicación de calidad.</w:t>
-            </w:r>
+            <w:r/>
           </w:p>
         </w:tc>
         <w:tc>
@@ -9190,7 +10933,7 @@
               </w:rPr>
             </w:pPr>
             <w:r>
-              <w:t>Salesforce / Agente IA / Language QA Service</w:t>
+              <w:t>WART / SAP IS-U / PUC / SCADA / RECORE</w:t>
             </w:r>
           </w:p>
         </w:tc>
@@ -9214,7 +10957,7 @@
               </w:rPr>
             </w:pPr>
             <w:r>
-              <w:t>IA: propuesta ZT + QA lingüístico (idioma, ortografía, lenguaje llano). HITL: agente BO confirma antes de cierre.</w:t>
+              <w:t>IA: Propuesta acciones automáticas por subtipo. HITL: Gestor aprueba o modifica las acciones propuestas.</w:t>
             </w:r>
           </w:p>
         </w:tc>
@@ -9241,7 +10984,7 @@
               </w:rPr>
             </w:pPr>
             <w:r>
-              <w:t>B2-NBA</w:t>
+              <w:t>B3</w:t>
             </w:r>
           </w:p>
         </w:tc>
@@ -9263,7 +11006,7 @@
               </w:rPr>
             </w:pPr>
             <w:r>
-              <w:t>Motor de decisión sugiere NBA. Se genera borrador de respuesta personalizado y acciones sugeridas (documentación, peritación).</w:t>
+              <w:t>Mapeo automático de datos a campos obligatorios del BO por subtipo. Detección de correlaciones, duplicados y reiteraciones con expedientes existentes.</w:t>
             </w:r>
           </w:p>
         </w:tc>
@@ -9285,7 +11028,7 @@
               </w:rPr>
             </w:pPr>
             <w:r>
-              <w:t>Agente IA → Agente BO (humano)</w:t>
+              <w:t>AI Field Mapper + Correlador</w:t>
             </w:r>
           </w:p>
         </w:tc>
@@ -9306,9 +11049,7 @@
                 <w:lang w:val="es-ES" w:eastAsia="it-IT"/>
               </w:rPr>
             </w:pPr>
-            <w:r>
-              <w:t>BO enriquecido, propuesta NBA.</w:t>
-            </w:r>
+            <w:r/>
           </w:p>
         </w:tc>
         <w:tc>
@@ -9328,9 +11069,7 @@
                 <w:lang w:val="es-ES" w:eastAsia="it-IT"/>
               </w:rPr>
             </w:pPr>
-            <w:r>
-              <w:t>Caso NBA con respuesta y acciones sugeridas; agente BO confirma/ejecuta.</w:t>
-            </w:r>
+            <w:r/>
           </w:p>
         </w:tc>
         <w:tc>
@@ -9351,7 +11090,7 @@
               </w:rPr>
             </w:pPr>
             <w:r>
-              <w:t>Salesforce / Agente IA / Language QA Service</w:t>
+              <w:t>Salesforce / Agente IA</w:t>
             </w:r>
           </w:p>
         </w:tc>
@@ -9373,7 +11112,317 @@
               </w:rPr>
             </w:pPr>
             <w:r>
-              <w:t>IA: propuesta NBA + QA lingüístico. HITL: agente BO modifica/confirma antes de envío al cliente.</w:t>
+              <w:t>IA: Automático. HITL: Supervisor valida correlaciones &gt;50 afectados.</w:t>
+            </w:r>
+          </w:p>
+        </w:tc>
+      </w:tr>
+      <w:tr>
+        <w:trPr>
+          <w:trHeight w:val="288"/>
+        </w:trPr>
+        <w:tc>
+          <w:tcPr>
+            <w:cnfStyle w:val="001000000000" w:firstRow="0" w:lastRow="0" w:firstColumn="1" w:lastColumn="0" w:oddVBand="0" w:evenVBand="0" w:oddHBand="0" w:evenHBand="0" w:firstRowFirstColumn="0" w:firstRowLastColumn="0" w:lastRowFirstColumn="0" w:lastRowLastColumn="0"/>
+            <w:tcW w:w="439" w:type="pct"/>
+            <w:noWrap/>
+          </w:tcPr>
+          <w:p>
+            <w:pPr>
+              <w:spacing w:before="0"/>
+              <w:rPr>
+                <w:rFonts w:ascii="Aptos Narrow" w:eastAsia="Times New Roman" w:hAnsi="Aptos Narrow" w:cs="Times New Roman"/>
+                <w:color w:val="000000"/>
+                <w:sz w:val="14"/>
+                <w:szCs w:val="14"/>
+                <w:lang w:val="es-ES" w:eastAsia="it-IT"/>
+              </w:rPr>
+            </w:pPr>
+            <w:r>
+              <w:t>B4</w:t>
+            </w:r>
+          </w:p>
+        </w:tc>
+        <w:tc>
+          <w:tcPr>
+            <w:tcW w:w="1379" w:type="pct"/>
+            <w:noWrap/>
+          </w:tcPr>
+          <w:p>
+            <w:pPr>
+              <w:spacing w:before="0"/>
+              <w:cnfStyle w:val="000000000000" w:firstRow="0" w:lastRow="0" w:firstColumn="0" w:lastColumn="0" w:oddVBand="0" w:evenVBand="0" w:oddHBand="0" w:evenHBand="0" w:firstRowFirstColumn="0" w:firstRowLastColumn="0" w:lastRowFirstColumn="0" w:lastRowLastColumn="0"/>
+              <w:rPr>
+                <w:rFonts w:ascii="Aptos Narrow" w:eastAsia="Times New Roman" w:hAnsi="Aptos Narrow" w:cs="Times New Roman"/>
+                <w:color w:val="000000"/>
+                <w:sz w:val="14"/>
+                <w:szCs w:val="14"/>
+                <w:lang w:val="es-ES" w:eastAsia="it-IT"/>
+              </w:rPr>
+            </w:pPr>
+            <w:r>
+              <w:t>Presentación de la vista única diagnóstica: controles explicados, confianzas, alertas de incoherencias, propuesta resolución ZT/NBA, acciones sugeridas.</w:t>
+            </w:r>
+          </w:p>
+        </w:tc>
+        <w:tc>
+          <w:tcPr>
+            <w:tcW w:w="461" w:type="pct"/>
+            <w:noWrap/>
+          </w:tcPr>
+          <w:p>
+            <w:pPr>
+              <w:spacing w:before="0"/>
+              <w:cnfStyle w:val="000000000000" w:firstRow="0" w:lastRow="0" w:firstColumn="0" w:lastColumn="0" w:oddVBand="0" w:evenVBand="0" w:oddHBand="0" w:evenHBand="0" w:firstRowFirstColumn="0" w:firstRowLastColumn="0" w:lastRowFirstColumn="0" w:lastRowLastColumn="0"/>
+              <w:rPr>
+                <w:rFonts w:ascii="Aptos Narrow" w:eastAsia="Times New Roman" w:hAnsi="Aptos Narrow" w:cs="Times New Roman"/>
+                <w:color w:val="000000"/>
+                <w:sz w:val="14"/>
+                <w:szCs w:val="14"/>
+                <w:lang w:val="es-ES" w:eastAsia="it-IT"/>
+              </w:rPr>
+            </w:pPr>
+            <w:r>
+              <w:t>Agente IA → Agente BO</w:t>
+            </w:r>
+          </w:p>
+        </w:tc>
+        <w:tc>
+          <w:tcPr>
+            <w:tcW w:w="497" w:type="pct"/>
+            <w:noWrap/>
+          </w:tcPr>
+          <w:p>
+            <w:pPr>
+              <w:spacing w:before="0"/>
+              <w:cnfStyle w:val="000000000000" w:firstRow="0" w:lastRow="0" w:firstColumn="0" w:lastColumn="0" w:oddVBand="0" w:evenVBand="0" w:oddHBand="0" w:evenHBand="0" w:firstRowFirstColumn="0" w:firstRowLastColumn="0" w:lastRowFirstColumn="0" w:lastRowLastColumn="0"/>
+              <w:rPr>
+                <w:rFonts w:ascii="Aptos Narrow" w:eastAsia="Times New Roman" w:hAnsi="Aptos Narrow" w:cs="Times New Roman"/>
+                <w:color w:val="000000"/>
+                <w:sz w:val="14"/>
+                <w:szCs w:val="14"/>
+                <w:lang w:val="es-ES" w:eastAsia="it-IT"/>
+              </w:rPr>
+            </w:pPr>
+            <w:r/>
+          </w:p>
+        </w:tc>
+        <w:tc>
+          <w:tcPr>
+            <w:tcW w:w="945" w:type="pct"/>
+            <w:noWrap/>
+          </w:tcPr>
+          <w:p>
+            <w:pPr>
+              <w:spacing w:before="0"/>
+              <w:cnfStyle w:val="000000000000" w:firstRow="0" w:lastRow="0" w:firstColumn="0" w:lastColumn="0" w:oddVBand="0" w:evenVBand="0" w:oddHBand="0" w:evenHBand="0" w:firstRowFirstColumn="0" w:firstRowLastColumn="0" w:lastRowFirstColumn="0" w:lastRowLastColumn="0"/>
+              <w:rPr>
+                <w:rFonts w:ascii="Aptos Narrow" w:eastAsia="Times New Roman" w:hAnsi="Aptos Narrow" w:cs="Times New Roman"/>
+                <w:color w:val="000000"/>
+                <w:sz w:val="14"/>
+                <w:szCs w:val="14"/>
+                <w:lang w:val="es-ES" w:eastAsia="it-IT"/>
+              </w:rPr>
+            </w:pPr>
+            <w:r/>
+          </w:p>
+        </w:tc>
+        <w:tc>
+          <w:tcPr>
+            <w:tcW w:w="553" w:type="pct"/>
+            <w:noWrap/>
+          </w:tcPr>
+          <w:p>
+            <w:pPr>
+              <w:spacing w:before="0"/>
+              <w:cnfStyle w:val="000000000000" w:firstRow="0" w:lastRow="0" w:firstColumn="0" w:lastColumn="0" w:oddVBand="0" w:evenVBand="0" w:oddHBand="0" w:evenHBand="0" w:firstRowFirstColumn="0" w:firstRowLastColumn="0" w:lastRowFirstColumn="0" w:lastRowLastColumn="0"/>
+              <w:rPr>
+                <w:rFonts w:ascii="Aptos Narrow" w:eastAsia="Times New Roman" w:hAnsi="Aptos Narrow" w:cs="Times New Roman"/>
+                <w:color w:val="000000"/>
+                <w:sz w:val="14"/>
+                <w:szCs w:val="14"/>
+                <w:lang w:val="es-ES" w:eastAsia="it-IT"/>
+              </w:rPr>
+            </w:pPr>
+            <w:r>
+              <w:t>Salesforce / Dashboard BI</w:t>
+            </w:r>
+          </w:p>
+        </w:tc>
+        <w:tc>
+          <w:tcPr>
+            <w:tcW w:w="725" w:type="pct"/>
+            <w:noWrap/>
+          </w:tcPr>
+          <w:p>
+            <w:pPr>
+              <w:spacing w:before="0"/>
+              <w:cnfStyle w:val="000000000000" w:firstRow="0" w:lastRow="0" w:firstColumn="0" w:lastColumn="0" w:oddVBand="0" w:evenVBand="0" w:oddHBand="0" w:evenHBand="0" w:firstRowFirstColumn="0" w:firstRowLastColumn="0" w:lastRowFirstColumn="0" w:lastRowLastColumn="0"/>
+              <w:rPr>
+                <w:rFonts w:ascii="Aptos Narrow" w:eastAsia="Times New Roman" w:hAnsi="Aptos Narrow" w:cs="Times New Roman"/>
+                <w:color w:val="000000"/>
+                <w:sz w:val="14"/>
+                <w:szCs w:val="14"/>
+                <w:lang w:val="es-ES" w:eastAsia="it-IT"/>
+              </w:rPr>
+            </w:pPr>
+            <w:r>
+              <w:t>IA: Síntesis diagnóstica con niveles de confianza. HITL: Agente BO examina y confirma.</w:t>
+            </w:r>
+          </w:p>
+        </w:tc>
+      </w:tr>
+      <w:tr>
+        <w:trPr>
+          <w:trHeight w:val="288"/>
+        </w:trPr>
+        <w:tc>
+          <w:tcPr>
+            <w:cnfStyle w:val="001000000000" w:firstRow="0" w:lastRow="0" w:firstColumn="1" w:lastColumn="0" w:oddVBand="0" w:evenVBand="0" w:oddHBand="0" w:evenHBand="0" w:firstRowFirstColumn="0" w:firstRowLastColumn="0" w:lastRowFirstColumn="0" w:lastRowLastColumn="0"/>
+            <w:tcW w:w="439" w:type="pct"/>
+            <w:noWrap/>
+          </w:tcPr>
+          <w:p>
+            <w:pPr>
+              <w:spacing w:before="0"/>
+              <w:rPr>
+                <w:rFonts w:ascii="Aptos Narrow" w:eastAsia="Times New Roman" w:hAnsi="Aptos Narrow" w:cs="Times New Roman"/>
+                <w:color w:val="000000"/>
+                <w:sz w:val="14"/>
+                <w:szCs w:val="14"/>
+                <w:lang w:val="es-ES" w:eastAsia="it-IT"/>
+              </w:rPr>
+            </w:pPr>
+            <w:r>
+              <w:t>B5</w:t>
+            </w:r>
+          </w:p>
+        </w:tc>
+        <w:tc>
+          <w:tcPr>
+            <w:tcW w:w="1379" w:type="pct"/>
+            <w:noWrap/>
+          </w:tcPr>
+          <w:p>
+            <w:pPr>
+              <w:spacing w:before="0"/>
+              <w:cnfStyle w:val="000000000000" w:firstRow="0" w:lastRow="0" w:firstColumn="0" w:lastColumn="0" w:oddVBand="0" w:evenVBand="0" w:oddHBand="0" w:evenHBand="0" w:firstRowFirstColumn="0" w:firstRowLastColumn="0" w:lastRowFirstColumn="0" w:lastRowLastColumn="0"/>
+              <w:rPr>
+                <w:rFonts w:ascii="Aptos Narrow" w:eastAsia="Times New Roman" w:hAnsi="Aptos Narrow" w:cs="Times New Roman"/>
+                <w:color w:val="000000"/>
+                <w:sz w:val="14"/>
+                <w:szCs w:val="14"/>
+                <w:lang w:val="es-ES" w:eastAsia="it-IT"/>
+              </w:rPr>
+            </w:pPr>
+            <w:r>
+              <w:t>Verificación del criterio de cierre. Si no cerrable: asigna estado de suspensión (SUS-01..06) y genera comunicación de seguimiento. Alerta automática 48h antes de la fecha límite.</w:t>
+            </w:r>
+          </w:p>
+        </w:tc>
+        <w:tc>
+          <w:tcPr>
+            <w:tcW w:w="461" w:type="pct"/>
+            <w:noWrap/>
+          </w:tcPr>
+          <w:p>
+            <w:pPr>
+              <w:spacing w:before="0"/>
+              <w:cnfStyle w:val="000000000000" w:firstRow="0" w:lastRow="0" w:firstColumn="0" w:lastColumn="0" w:oddVBand="0" w:evenVBand="0" w:oddHBand="0" w:evenHBand="0" w:firstRowFirstColumn="0" w:firstRowLastColumn="0" w:lastRowFirstColumn="0" w:lastRowLastColumn="0"/>
+              <w:rPr>
+                <w:rFonts w:ascii="Aptos Narrow" w:eastAsia="Times New Roman" w:hAnsi="Aptos Narrow" w:cs="Times New Roman"/>
+                <w:color w:val="000000"/>
+                <w:sz w:val="14"/>
+                <w:szCs w:val="14"/>
+                <w:lang w:val="es-ES" w:eastAsia="it-IT"/>
+              </w:rPr>
+            </w:pPr>
+            <w:r>
+              <w:t>Motor Excepciones</w:t>
+            </w:r>
+          </w:p>
+        </w:tc>
+        <w:tc>
+          <w:tcPr>
+            <w:tcW w:w="497" w:type="pct"/>
+            <w:noWrap/>
+          </w:tcPr>
+          <w:p>
+            <w:pPr>
+              <w:spacing w:before="0"/>
+              <w:cnfStyle w:val="000000000000" w:firstRow="0" w:lastRow="0" w:firstColumn="0" w:lastColumn="0" w:oddVBand="0" w:evenVBand="0" w:oddHBand="0" w:evenHBand="0" w:firstRowFirstColumn="0" w:firstRowLastColumn="0" w:lastRowFirstColumn="0" w:lastRowLastColumn="0"/>
+              <w:rPr>
+                <w:rFonts w:ascii="Aptos Narrow" w:eastAsia="Times New Roman" w:hAnsi="Aptos Narrow" w:cs="Times New Roman"/>
+                <w:color w:val="000000"/>
+                <w:sz w:val="14"/>
+                <w:szCs w:val="14"/>
+                <w:lang w:val="es-ES" w:eastAsia="it-IT"/>
+              </w:rPr>
+            </w:pPr>
+            <w:r/>
+          </w:p>
+        </w:tc>
+        <w:tc>
+          <w:tcPr>
+            <w:tcW w:w="945" w:type="pct"/>
+            <w:noWrap/>
+          </w:tcPr>
+          <w:p>
+            <w:pPr>
+              <w:spacing w:before="0"/>
+              <w:cnfStyle w:val="000000000000" w:firstRow="0" w:lastRow="0" w:firstColumn="0" w:lastColumn="0" w:oddVBand="0" w:evenVBand="0" w:oddHBand="0" w:evenHBand="0" w:firstRowFirstColumn="0" w:firstRowLastColumn="0" w:lastRowFirstColumn="0" w:lastRowLastColumn="0"/>
+              <w:rPr>
+                <w:rFonts w:ascii="Aptos Narrow" w:eastAsia="Times New Roman" w:hAnsi="Aptos Narrow" w:cs="Times New Roman"/>
+                <w:color w:val="000000"/>
+                <w:sz w:val="14"/>
+                <w:szCs w:val="14"/>
+                <w:lang w:val="es-ES" w:eastAsia="it-IT"/>
+              </w:rPr>
+            </w:pPr>
+            <w:r/>
+          </w:p>
+        </w:tc>
+        <w:tc>
+          <w:tcPr>
+            <w:tcW w:w="553" w:type="pct"/>
+            <w:noWrap/>
+          </w:tcPr>
+          <w:p>
+            <w:pPr>
+              <w:spacing w:before="0"/>
+              <w:cnfStyle w:val="000000000000" w:firstRow="0" w:lastRow="0" w:firstColumn="0" w:lastColumn="0" w:oddVBand="0" w:evenVBand="0" w:oddHBand="0" w:evenHBand="0" w:firstRowFirstColumn="0" w:firstRowLastColumn="0" w:lastRowFirstColumn="0" w:lastRowLastColumn="0"/>
+              <w:rPr>
+                <w:rFonts w:ascii="Aptos Narrow" w:eastAsia="Times New Roman" w:hAnsi="Aptos Narrow" w:cs="Times New Roman"/>
+                <w:color w:val="000000"/>
+                <w:sz w:val="14"/>
+                <w:szCs w:val="14"/>
+                <w:lang w:val="es-ES" w:eastAsia="it-IT"/>
+              </w:rPr>
+            </w:pPr>
+            <w:r>
+              <w:t>Motor Excepciones / Salesforce</w:t>
+            </w:r>
+          </w:p>
+        </w:tc>
+        <w:tc>
+          <w:tcPr>
+            <w:tcW w:w="725" w:type="pct"/>
+            <w:noWrap/>
+          </w:tcPr>
+          <w:p>
+            <w:pPr>
+              <w:spacing w:before="0"/>
+              <w:cnfStyle w:val="000000000000" w:firstRow="0" w:lastRow="0" w:firstColumn="0" w:lastColumn="0" w:oddVBand="0" w:evenVBand="0" w:oddHBand="0" w:evenHBand="0" w:firstRowFirstColumn="0" w:firstRowLastColumn="0" w:lastRowFirstColumn="0" w:lastRowLastColumn="0"/>
+              <w:rPr>
+                <w:rFonts w:ascii="Aptos Narrow" w:eastAsia="Times New Roman" w:hAnsi="Aptos Narrow" w:cs="Times New Roman"/>
+                <w:color w:val="000000"/>
+                <w:sz w:val="14"/>
+                <w:szCs w:val="14"/>
+                <w:lang w:val="es-ES" w:eastAsia="it-IT"/>
+              </w:rPr>
+            </w:pPr>
+            <w:r>
+              <w:t>IA: Evaluación automática contra catálogo excepciones (EXC-01..09). HITL: Supervisor decide en casos límite.</w:t>
             </w:r>
           </w:p>
         </w:tc>
@@ -9391,7 +11440,7 @@
         <w:rPr>
           <w:b/>
         </w:rPr>
-        <w:t>Subproceso C: Excepciones, Escalaciones y Cierre Final</w:t>
+        <w:t>TO-BE Secuencia (parte 3) — Resolución AI-Assisted, Cierre y Casos Especiales</w:t>
       </w:r>
     </w:p>
     <w:tbl>
@@ -9627,7 +11676,7 @@
               </w:rPr>
             </w:pPr>
             <w:r>
-              <w:t>C1</w:t>
+              <w:t>C1-ZT</w:t>
             </w:r>
           </w:p>
         </w:tc>
@@ -9649,7 +11698,7 @@
               </w:rPr>
             </w:pPr>
             <w:r>
-              <w:t>Verificación del criterio de cierre. Si no cerrable: asignación de estado de suspensión según catálogo EXC-01..09.</w:t>
+              <w:t>Motor de decisión sugiere Zero-Time. Language QA Service genera comentario de cierre en lenguaje claro, idioma correcto y conforme a plantilla. Agente BO confirma en 1-click.</w:t>
             </w:r>
           </w:p>
         </w:tc>
@@ -9671,7 +11720,7 @@
               </w:rPr>
             </w:pPr>
             <w:r>
-              <w:t>Motor Excepciones</w:t>
+              <w:t>Agente IA → Agente BO</w:t>
             </w:r>
           </w:p>
         </w:tc>
@@ -9692,9 +11741,7 @@
                 <w:lang w:val="es-ES" w:eastAsia="it-IT"/>
               </w:rPr>
             </w:pPr>
-            <w:r>
-              <w:t>Resultado acciones + criterios 'Necesidades generales'.</w:t>
-            </w:r>
+            <w:r/>
           </w:p>
         </w:tc>
         <w:tc>
@@ -9714,9 +11761,7 @@
                 <w:lang w:val="es-ES" w:eastAsia="it-IT"/>
               </w:rPr>
             </w:pPr>
-            <w:r>
-              <w:t>Caso cerrable / Caso con excepción → estado intermedio de suspensión.</w:t>
-            </w:r>
+            <w:r/>
           </w:p>
         </w:tc>
         <w:tc>
@@ -9737,7 +11782,7 @@
               </w:rPr>
             </w:pPr>
             <w:r>
-              <w:t>Motor Excepciones / Salesforce</w:t>
+              <w:t>Salesforce / Agente IA / Language QA Service</w:t>
             </w:r>
           </w:p>
         </w:tc>
@@ -9759,7 +11804,7 @@
               </w:rPr>
             </w:pPr>
             <w:r>
-              <w:t>IA: evaluación automática contra catálogo EXC-01..09 y estados SUS-01..06. HITL: supervisor para casos con excepción crítica.</w:t>
+              <w:t>IA: Propuesta ZT + QA lingüístico (idioma, ortografía, plain language). HITL: Confirmación humana obligatoria.</w:t>
             </w:r>
           </w:p>
         </w:tc>
@@ -9786,7 +11831,7 @@
               </w:rPr>
             </w:pPr>
             <w:r>
-              <w:t>C2</w:t>
+              <w:t>C1-NBA</w:t>
             </w:r>
           </w:p>
         </w:tc>
@@ -9808,7 +11853,7 @@
               </w:rPr>
             </w:pPr>
             <w:r>
-              <w:t>Detección de necesidad de escalación a operador humano: score &lt;0,75; ≥3 reclamaciones en 30 días; riesgo legal.</w:t>
+              <w:t>Motor de decisión sugiere NBA. Borrador de respuesta personalizada y acciones sugeridas. Language QA Service aplica calidad lingüística. Agente BO modifica/confirma antes del envío.</w:t>
             </w:r>
           </w:p>
         </w:tc>
@@ -9830,7 +11875,7 @@
               </w:rPr>
             </w:pPr>
             <w:r>
-              <w:t>Motor IA / Monitor SLA</w:t>
+              <w:t>Agente IA → Agente BO</w:t>
             </w:r>
           </w:p>
         </w:tc>
@@ -9851,9 +11896,7 @@
                 <w:lang w:val="es-ES" w:eastAsia="it-IT"/>
               </w:rPr>
             </w:pPr>
-            <w:r>
-              <w:t>Estado del caso + score IA + historial cliente + umbrales SLA.</w:t>
-            </w:r>
+            <w:r/>
           </w:p>
         </w:tc>
         <w:tc>
@@ -9873,9 +11916,7 @@
                 <w:lang w:val="es-ES" w:eastAsia="it-IT"/>
               </w:rPr>
             </w:pPr>
-            <w:r>
-              <w:t>Flag de escalación + motivo. Supervisor recibe alerta en Teams.</w:t>
-            </w:r>
+            <w:r/>
           </w:p>
         </w:tc>
         <w:tc>
@@ -9896,7 +11937,7 @@
               </w:rPr>
             </w:pPr>
             <w:r>
-              <w:t>Motor Excepciones / SAP CRM / Teams</w:t>
+              <w:t>Salesforce / Agente IA / Language QA Service</w:t>
             </w:r>
           </w:p>
         </w:tc>
@@ -9918,7 +11959,7 @@
               </w:rPr>
             </w:pPr>
             <w:r>
-              <w:t>IA: detección automática de cualquiera de los 6 criterios de escalación. HITL: 100% humano para resolución escalada.</w:t>
+              <w:t>IA: Propuesta NBA + QA lingüístico. HITL: Agente BO modifica/confirma antes del envío.</w:t>
             </w:r>
           </w:p>
         </w:tc>
@@ -9945,7 +11986,7 @@
               </w:rPr>
             </w:pPr>
             <w:r>
-              <w:t>C3</w:t>
+              <w:t>C2</w:t>
             </w:r>
           </w:p>
         </w:tc>
@@ -9967,7 +12008,7 @@
               </w:rPr>
             </w:pPr>
             <w:r>
-              <w:t>Gestión caso escalado / normativo. Casos con requerimiento CNMC o implicaciones legales.</w:t>
+              <w:t>Detección de necesidad de escalación a operador humano. Criterios: score &lt;0,75; ≥3 reclamaciones mismo CUPS en 12 meses; importe declarado &gt;1.000€; &gt;10 reclamaciones misma zona en &lt;2h; EXC-01..08 activada; SLA en riesgo crítico (&lt;20% tiempo residual).</w:t>
             </w:r>
           </w:p>
         </w:tc>
@@ -9989,7 +12030,7 @@
               </w:rPr>
             </w:pPr>
             <w:r>
-              <w:t>Supervisor / Gestor Regulatorio</w:t>
+              <w:t>Motor IA / Monitor SLA</w:t>
             </w:r>
           </w:p>
         </w:tc>
@@ -10010,9 +12051,7 @@
                 <w:lang w:val="es-ES" w:eastAsia="it-IT"/>
               </w:rPr>
             </w:pPr>
-            <w:r>
-              <w:t>Expediente completo + motivo escalación / requerimiento externo.</w:t>
-            </w:r>
+            <w:r/>
           </w:p>
         </w:tc>
         <w:tc>
@@ -10032,9 +12071,7 @@
                 <w:lang w:val="es-ES" w:eastAsia="it-IT"/>
               </w:rPr>
             </w:pPr>
-            <w:r>
-              <w:t>Resolución supervisada / Respuesta regulatoria.</w:t>
-            </w:r>
+            <w:r/>
           </w:p>
         </w:tc>
         <w:tc>
@@ -10055,7 +12092,7 @@
               </w:rPr>
             </w:pPr>
             <w:r>
-              <w:t>Salesforce / WART / PUC / GIS / Herramientas legales</w:t>
+              <w:t>Motor Excepciones / SAP CRM</w:t>
             </w:r>
           </w:p>
         </w:tc>
@@ -10079,7 +12116,782 @@
               </w:rPr>
             </w:pPr>
             <w:r>
-              <w:t>IA: solo síntesis del historial del expediente. HITL: 100% humano para la decisión regulatoria.</w:t>
+              <w:t>IA: Detección automática. HITL: Supervisor recibe alerta en Teams con contexto completo.</w:t>
+            </w:r>
+          </w:p>
+        </w:tc>
+      </w:tr>
+      <w:tr>
+        <w:trPr>
+          <w:trHeight w:val="288"/>
+        </w:trPr>
+        <w:tc>
+          <w:tcPr>
+            <w:cnfStyle w:val="001000000000" w:firstRow="0" w:lastRow="0" w:firstColumn="1" w:lastColumn="0" w:oddVBand="0" w:evenVBand="0" w:oddHBand="0" w:evenHBand="0" w:firstRowFirstColumn="0" w:firstRowLastColumn="0" w:lastRowFirstColumn="0" w:lastRowLastColumn="0"/>
+            <w:tcW w:w="439" w:type="pct"/>
+            <w:noWrap/>
+          </w:tcPr>
+          <w:p>
+            <w:pPr>
+              <w:spacing w:before="0"/>
+              <w:rPr>
+                <w:rFonts w:ascii="Aptos Narrow" w:eastAsia="Times New Roman" w:hAnsi="Aptos Narrow" w:cs="Times New Roman"/>
+                <w:color w:val="000000"/>
+                <w:sz w:val="16"/>
+                <w:szCs w:val="16"/>
+                <w:lang w:val="es-ES" w:eastAsia="it-IT"/>
+              </w:rPr>
+            </w:pPr>
+            <w:r>
+              <w:t>C3</w:t>
+            </w:r>
+          </w:p>
+        </w:tc>
+        <w:tc>
+          <w:tcPr>
+            <w:tcW w:w="1177" w:type="pct"/>
+            <w:noWrap/>
+          </w:tcPr>
+          <w:p>
+            <w:pPr>
+              <w:spacing w:before="0"/>
+              <w:cnfStyle w:val="000000000000" w:firstRow="0" w:lastRow="0" w:firstColumn="0" w:lastColumn="0" w:oddVBand="0" w:evenVBand="0" w:oddHBand="0" w:evenHBand="0" w:firstRowFirstColumn="0" w:firstRowLastColumn="0" w:lastRowFirstColumn="0" w:lastRowLastColumn="0"/>
+              <w:rPr>
+                <w:rFonts w:ascii="Aptos Narrow" w:eastAsia="Times New Roman" w:hAnsi="Aptos Narrow" w:cs="Times New Roman"/>
+                <w:color w:val="000000"/>
+                <w:sz w:val="16"/>
+                <w:szCs w:val="16"/>
+                <w:lang w:val="es-ES" w:eastAsia="it-IT"/>
+              </w:rPr>
+            </w:pPr>
+            <w:r>
+              <w:t>Gestión del caso escalado con acceso a toda la trazabilidad y el histórico del expediente.</w:t>
+            </w:r>
+          </w:p>
+        </w:tc>
+        <w:tc>
+          <w:tcPr>
+            <w:tcW w:w="468" w:type="pct"/>
+            <w:noWrap/>
+          </w:tcPr>
+          <w:p>
+            <w:pPr>
+              <w:spacing w:before="0"/>
+              <w:cnfStyle w:val="000000000000" w:firstRow="0" w:lastRow="0" w:firstColumn="0" w:lastColumn="0" w:oddVBand="0" w:evenVBand="0" w:oddHBand="0" w:evenHBand="0" w:firstRowFirstColumn="0" w:firstRowLastColumn="0" w:lastRowFirstColumn="0" w:lastRowLastColumn="0"/>
+              <w:rPr>
+                <w:rFonts w:ascii="Aptos Narrow" w:eastAsia="Times New Roman" w:hAnsi="Aptos Narrow" w:cs="Times New Roman"/>
+                <w:color w:val="000000"/>
+                <w:sz w:val="16"/>
+                <w:szCs w:val="16"/>
+                <w:lang w:val="es-ES" w:eastAsia="it-IT"/>
+              </w:rPr>
+            </w:pPr>
+            <w:r>
+              <w:t>Supervisor / Especialista</w:t>
+            </w:r>
+          </w:p>
+        </w:tc>
+        <w:tc>
+          <w:tcPr>
+            <w:tcW w:w="568" w:type="pct"/>
+            <w:noWrap/>
+          </w:tcPr>
+          <w:p>
+            <w:pPr>
+              <w:spacing w:before="0"/>
+              <w:cnfStyle w:val="000000000000" w:firstRow="0" w:lastRow="0" w:firstColumn="0" w:lastColumn="0" w:oddVBand="0" w:evenVBand="0" w:oddHBand="0" w:evenHBand="0" w:firstRowFirstColumn="0" w:firstRowLastColumn="0" w:lastRowFirstColumn="0" w:lastRowLastColumn="0"/>
+              <w:rPr>
+                <w:rFonts w:ascii="Aptos Narrow" w:eastAsia="Times New Roman" w:hAnsi="Aptos Narrow" w:cs="Times New Roman"/>
+                <w:color w:val="000000"/>
+                <w:sz w:val="16"/>
+                <w:szCs w:val="16"/>
+                <w:lang w:val="es-ES" w:eastAsia="it-IT"/>
+              </w:rPr>
+            </w:pPr>
+            <w:r/>
+          </w:p>
+        </w:tc>
+        <w:tc>
+          <w:tcPr>
+            <w:tcW w:w="898" w:type="pct"/>
+            <w:noWrap/>
+          </w:tcPr>
+          <w:p>
+            <w:pPr>
+              <w:spacing w:before="0"/>
+              <w:cnfStyle w:val="000000000000" w:firstRow="0" w:lastRow="0" w:firstColumn="0" w:lastColumn="0" w:oddVBand="0" w:evenVBand="0" w:oddHBand="0" w:evenHBand="0" w:firstRowFirstColumn="0" w:firstRowLastColumn="0" w:lastRowFirstColumn="0" w:lastRowLastColumn="0"/>
+              <w:rPr>
+                <w:rFonts w:ascii="Aptos Narrow" w:eastAsia="Times New Roman" w:hAnsi="Aptos Narrow" w:cs="Times New Roman"/>
+                <w:color w:val="000000"/>
+                <w:sz w:val="16"/>
+                <w:szCs w:val="16"/>
+                <w:lang w:val="es-ES" w:eastAsia="it-IT"/>
+              </w:rPr>
+            </w:pPr>
+            <w:r/>
+          </w:p>
+        </w:tc>
+        <w:tc>
+          <w:tcPr>
+            <w:tcW w:w="644" w:type="pct"/>
+            <w:noWrap/>
+          </w:tcPr>
+          <w:p>
+            <w:pPr>
+              <w:spacing w:before="0"/>
+              <w:cnfStyle w:val="000000000000" w:firstRow="0" w:lastRow="0" w:firstColumn="0" w:lastColumn="0" w:oddVBand="0" w:evenVBand="0" w:oddHBand="0" w:evenHBand="0" w:firstRowFirstColumn="0" w:firstRowLastColumn="0" w:lastRowFirstColumn="0" w:lastRowLastColumn="0"/>
+              <w:rPr>
+                <w:rFonts w:ascii="Aptos Narrow" w:eastAsia="Times New Roman" w:hAnsi="Aptos Narrow" w:cs="Times New Roman"/>
+                <w:color w:val="000000"/>
+                <w:sz w:val="16"/>
+                <w:szCs w:val="16"/>
+                <w:lang w:val="es-ES" w:eastAsia="it-IT"/>
+              </w:rPr>
+            </w:pPr>
+            <w:r>
+              <w:t>Salesforce / WART / PUC / GIS</w:t>
+            </w:r>
+          </w:p>
+        </w:tc>
+        <w:tc>
+          <w:tcPr>
+            <w:tcW w:w="807" w:type="pct"/>
+            <w:noWrap/>
+          </w:tcPr>
+          <w:p>
+            <w:pPr>
+              <w:spacing w:before="0"/>
+              <w:cnfStyle w:val="000000000000" w:firstRow="0" w:lastRow="0" w:firstColumn="0" w:lastColumn="0" w:oddVBand="0" w:evenVBand="0" w:oddHBand="0" w:evenHBand="0" w:firstRowFirstColumn="0" w:firstRowLastColumn="0" w:lastRowFirstColumn="0" w:lastRowLastColumn="0"/>
+              <w:rPr>
+                <w:rFonts w:ascii="Aptos Narrow" w:eastAsia="Times New Roman" w:hAnsi="Aptos Narrow" w:cs="Times New Roman"/>
+                <w:color w:val="000000"/>
+                <w:sz w:val="16"/>
+                <w:szCs w:val="16"/>
+                <w:lang w:val="es-ES" w:eastAsia="it-IT"/>
+              </w:rPr>
+            </w:pPr>
+            <w:r>
+              <w:t>IA: Asistencia para síntesis del histórico. HITL: Decisión final siempre humana en casos escalados.</w:t>
+            </w:r>
+          </w:p>
+        </w:tc>
+      </w:tr>
+      <w:tr>
+        <w:trPr>
+          <w:trHeight w:val="288"/>
+        </w:trPr>
+        <w:tc>
+          <w:tcPr>
+            <w:cnfStyle w:val="001000000000" w:firstRow="0" w:lastRow="0" w:firstColumn="1" w:lastColumn="0" w:oddVBand="0" w:evenVBand="0" w:oddHBand="0" w:evenHBand="0" w:firstRowFirstColumn="0" w:firstRowLastColumn="0" w:lastRowFirstColumn="0" w:lastRowLastColumn="0"/>
+            <w:tcW w:w="439" w:type="pct"/>
+            <w:noWrap/>
+          </w:tcPr>
+          <w:p>
+            <w:pPr>
+              <w:spacing w:before="0"/>
+              <w:rPr>
+                <w:rFonts w:ascii="Aptos Narrow" w:eastAsia="Times New Roman" w:hAnsi="Aptos Narrow" w:cs="Times New Roman"/>
+                <w:color w:val="000000"/>
+                <w:sz w:val="16"/>
+                <w:szCs w:val="16"/>
+                <w:lang w:val="es-ES" w:eastAsia="it-IT"/>
+              </w:rPr>
+            </w:pPr>
+            <w:r>
+              <w:t>C4</w:t>
+            </w:r>
+          </w:p>
+        </w:tc>
+        <w:tc>
+          <w:tcPr>
+            <w:tcW w:w="1177" w:type="pct"/>
+            <w:noWrap/>
+          </w:tcPr>
+          <w:p>
+            <w:pPr>
+              <w:spacing w:before="0"/>
+              <w:cnfStyle w:val="000000000000" w:firstRow="0" w:lastRow="0" w:firstColumn="0" w:lastColumn="0" w:oddVBand="0" w:evenVBand="0" w:oddHBand="0" w:evenHBand="0" w:firstRowFirstColumn="0" w:firstRowLastColumn="0" w:lastRowFirstColumn="0" w:lastRowLastColumn="0"/>
+              <w:rPr>
+                <w:rFonts w:ascii="Aptos Narrow" w:eastAsia="Times New Roman" w:hAnsi="Aptos Narrow" w:cs="Times New Roman"/>
+                <w:color w:val="000000"/>
+                <w:sz w:val="16"/>
+                <w:szCs w:val="16"/>
+                <w:lang w:val="es-ES" w:eastAsia="it-IT"/>
+              </w:rPr>
+            </w:pPr>
+            <w:r>
+              <w:t>Revisión periódica de casos en estados intermedios de suspensión (SUS-01..06). A la fecha límite: gestor decide renovar, cerrar o escalar.</w:t>
+            </w:r>
+          </w:p>
+        </w:tc>
+        <w:tc>
+          <w:tcPr>
+            <w:tcW w:w="468" w:type="pct"/>
+            <w:noWrap/>
+          </w:tcPr>
+          <w:p>
+            <w:pPr>
+              <w:spacing w:before="0"/>
+              <w:cnfStyle w:val="000000000000" w:firstRow="0" w:lastRow="0" w:firstColumn="0" w:lastColumn="0" w:oddVBand="0" w:evenVBand="0" w:oddHBand="0" w:evenHBand="0" w:firstRowFirstColumn="0" w:firstRowLastColumn="0" w:lastRowFirstColumn="0" w:lastRowLastColumn="0"/>
+              <w:rPr>
+                <w:rFonts w:ascii="Aptos Narrow" w:eastAsia="Times New Roman" w:hAnsi="Aptos Narrow" w:cs="Times New Roman"/>
+                <w:color w:val="000000"/>
+                <w:sz w:val="16"/>
+                <w:szCs w:val="16"/>
+                <w:lang w:val="es-ES" w:eastAsia="it-IT"/>
+              </w:rPr>
+            </w:pPr>
+            <w:r>
+              <w:t>Sistema / Gestor</w:t>
+            </w:r>
+          </w:p>
+        </w:tc>
+        <w:tc>
+          <w:tcPr>
+            <w:tcW w:w="568" w:type="pct"/>
+            <w:noWrap/>
+          </w:tcPr>
+          <w:p>
+            <w:pPr>
+              <w:spacing w:before="0"/>
+              <w:cnfStyle w:val="000000000000" w:firstRow="0" w:lastRow="0" w:firstColumn="0" w:lastColumn="0" w:oddVBand="0" w:evenVBand="0" w:oddHBand="0" w:evenHBand="0" w:firstRowFirstColumn="0" w:firstRowLastColumn="0" w:lastRowFirstColumn="0" w:lastRowLastColumn="0"/>
+              <w:rPr>
+                <w:rFonts w:ascii="Aptos Narrow" w:eastAsia="Times New Roman" w:hAnsi="Aptos Narrow" w:cs="Times New Roman"/>
+                <w:color w:val="000000"/>
+                <w:sz w:val="16"/>
+                <w:szCs w:val="16"/>
+                <w:lang w:val="es-ES" w:eastAsia="it-IT"/>
+              </w:rPr>
+            </w:pPr>
+            <w:r/>
+          </w:p>
+        </w:tc>
+        <w:tc>
+          <w:tcPr>
+            <w:tcW w:w="898" w:type="pct"/>
+            <w:noWrap/>
+          </w:tcPr>
+          <w:p>
+            <w:pPr>
+              <w:spacing w:before="0"/>
+              <w:cnfStyle w:val="000000000000" w:firstRow="0" w:lastRow="0" w:firstColumn="0" w:lastColumn="0" w:oddVBand="0" w:evenVBand="0" w:oddHBand="0" w:evenHBand="0" w:firstRowFirstColumn="0" w:firstRowLastColumn="0" w:lastRowFirstColumn="0" w:lastRowLastColumn="0"/>
+              <w:rPr>
+                <w:rFonts w:ascii="Aptos Narrow" w:eastAsia="Times New Roman" w:hAnsi="Aptos Narrow" w:cs="Times New Roman"/>
+                <w:color w:val="000000"/>
+                <w:sz w:val="16"/>
+                <w:szCs w:val="16"/>
+                <w:lang w:val="es-ES" w:eastAsia="it-IT"/>
+              </w:rPr>
+            </w:pPr>
+            <w:r/>
+          </w:p>
+        </w:tc>
+        <w:tc>
+          <w:tcPr>
+            <w:tcW w:w="644" w:type="pct"/>
+            <w:noWrap/>
+          </w:tcPr>
+          <w:p>
+            <w:pPr>
+              <w:spacing w:before="0"/>
+              <w:cnfStyle w:val="000000000000" w:firstRow="0" w:lastRow="0" w:firstColumn="0" w:lastColumn="0" w:oddVBand="0" w:evenVBand="0" w:oddHBand="0" w:evenHBand="0" w:firstRowFirstColumn="0" w:firstRowLastColumn="0" w:lastRowFirstColumn="0" w:lastRowLastColumn="0"/>
+              <w:rPr>
+                <w:rFonts w:ascii="Aptos Narrow" w:eastAsia="Times New Roman" w:hAnsi="Aptos Narrow" w:cs="Times New Roman"/>
+                <w:color w:val="000000"/>
+                <w:sz w:val="16"/>
+                <w:szCs w:val="16"/>
+                <w:lang w:val="es-ES" w:eastAsia="it-IT"/>
+              </w:rPr>
+            </w:pPr>
+            <w:r>
+              <w:t>SAP CRM / Motor Excepciones</w:t>
+            </w:r>
+          </w:p>
+        </w:tc>
+        <w:tc>
+          <w:tcPr>
+            <w:tcW w:w="807" w:type="pct"/>
+            <w:noWrap/>
+          </w:tcPr>
+          <w:p>
+            <w:pPr>
+              <w:spacing w:before="0"/>
+              <w:cnfStyle w:val="000000000000" w:firstRow="0" w:lastRow="0" w:firstColumn="0" w:lastColumn="0" w:oddVBand="0" w:evenVBand="0" w:oddHBand="0" w:evenHBand="0" w:firstRowFirstColumn="0" w:firstRowLastColumn="0" w:lastRowFirstColumn="0" w:lastRowLastColumn="0"/>
+              <w:rPr>
+                <w:rFonts w:ascii="Aptos Narrow" w:eastAsia="Times New Roman" w:hAnsi="Aptos Narrow" w:cs="Times New Roman"/>
+                <w:color w:val="000000"/>
+                <w:sz w:val="16"/>
+                <w:szCs w:val="16"/>
+                <w:lang w:val="es-ES" w:eastAsia="it-IT"/>
+              </w:rPr>
+            </w:pPr>
+            <w:r>
+              <w:t>IA: Alerta automática 48h antes de la fecha límite de suspensión. HITL: Gestor decide la acción al vencimiento.</w:t>
+            </w:r>
+          </w:p>
+        </w:tc>
+      </w:tr>
+      <w:tr>
+        <w:trPr>
+          <w:trHeight w:val="288"/>
+        </w:trPr>
+        <w:tc>
+          <w:tcPr>
+            <w:cnfStyle w:val="001000000000" w:firstRow="0" w:lastRow="0" w:firstColumn="1" w:lastColumn="0" w:oddVBand="0" w:evenVBand="0" w:oddHBand="0" w:evenHBand="0" w:firstRowFirstColumn="0" w:firstRowLastColumn="0" w:lastRowFirstColumn="0" w:lastRowLastColumn="0"/>
+            <w:tcW w:w="439" w:type="pct"/>
+            <w:noWrap/>
+          </w:tcPr>
+          <w:p>
+            <w:pPr>
+              <w:spacing w:before="0"/>
+              <w:rPr>
+                <w:rFonts w:ascii="Aptos Narrow" w:eastAsia="Times New Roman" w:hAnsi="Aptos Narrow" w:cs="Times New Roman"/>
+                <w:color w:val="000000"/>
+                <w:sz w:val="16"/>
+                <w:szCs w:val="16"/>
+                <w:lang w:val="es-ES" w:eastAsia="it-IT"/>
+              </w:rPr>
+            </w:pPr>
+            <w:r>
+              <w:t>C5</w:t>
+            </w:r>
+          </w:p>
+        </w:tc>
+        <w:tc>
+          <w:tcPr>
+            <w:tcW w:w="1177" w:type="pct"/>
+            <w:noWrap/>
+          </w:tcPr>
+          <w:p>
+            <w:pPr>
+              <w:spacing w:before="0"/>
+              <w:cnfStyle w:val="000000000000" w:firstRow="0" w:lastRow="0" w:firstColumn="0" w:lastColumn="0" w:oddVBand="0" w:evenVBand="0" w:oddHBand="0" w:evenHBand="0" w:firstRowFirstColumn="0" w:firstRowLastColumn="0" w:lastRowFirstColumn="0" w:lastRowLastColumn="0"/>
+              <w:rPr>
+                <w:rFonts w:ascii="Aptos Narrow" w:eastAsia="Times New Roman" w:hAnsi="Aptos Narrow" w:cs="Times New Roman"/>
+                <w:color w:val="000000"/>
+                <w:sz w:val="16"/>
+                <w:szCs w:val="16"/>
+                <w:lang w:val="es-ES" w:eastAsia="it-IT"/>
+              </w:rPr>
+            </w:pPr>
+            <w:r>
+              <w:t>Gestión de casos con requerimiento normativo (CNMC) o implicaciones legales (EXC-02, EXC-07). Proceso 100% humano.</w:t>
+            </w:r>
+          </w:p>
+        </w:tc>
+        <w:tc>
+          <w:tcPr>
+            <w:tcW w:w="468" w:type="pct"/>
+            <w:noWrap/>
+          </w:tcPr>
+          <w:p>
+            <w:pPr>
+              <w:spacing w:before="0"/>
+              <w:cnfStyle w:val="000000000000" w:firstRow="0" w:lastRow="0" w:firstColumn="0" w:lastColumn="0" w:oddVBand="0" w:evenVBand="0" w:oddHBand="0" w:evenHBand="0" w:firstRowFirstColumn="0" w:firstRowLastColumn="0" w:lastRowFirstColumn="0" w:lastRowLastColumn="0"/>
+              <w:rPr>
+                <w:rFonts w:ascii="Aptos Narrow" w:eastAsia="Times New Roman" w:hAnsi="Aptos Narrow" w:cs="Times New Roman"/>
+                <w:color w:val="000000"/>
+                <w:sz w:val="16"/>
+                <w:szCs w:val="16"/>
+                <w:lang w:val="es-ES" w:eastAsia="it-IT"/>
+              </w:rPr>
+            </w:pPr>
+            <w:r>
+              <w:t>Gestor Normativo / Consultoría Legal</w:t>
+            </w:r>
+          </w:p>
+        </w:tc>
+        <w:tc>
+          <w:tcPr>
+            <w:tcW w:w="568" w:type="pct"/>
+            <w:noWrap/>
+          </w:tcPr>
+          <w:p>
+            <w:pPr>
+              <w:spacing w:before="0"/>
+              <w:cnfStyle w:val="000000000000" w:firstRow="0" w:lastRow="0" w:firstColumn="0" w:lastColumn="0" w:oddVBand="0" w:evenVBand="0" w:oddHBand="0" w:evenHBand="0" w:firstRowFirstColumn="0" w:firstRowLastColumn="0" w:lastRowFirstColumn="0" w:lastRowLastColumn="0"/>
+              <w:rPr>
+                <w:rFonts w:ascii="Aptos Narrow" w:eastAsia="Times New Roman" w:hAnsi="Aptos Narrow" w:cs="Times New Roman"/>
+                <w:color w:val="000000"/>
+                <w:sz w:val="16"/>
+                <w:szCs w:val="16"/>
+                <w:lang w:val="es-ES" w:eastAsia="it-IT"/>
+              </w:rPr>
+            </w:pPr>
+            <w:r/>
+          </w:p>
+        </w:tc>
+        <w:tc>
+          <w:tcPr>
+            <w:tcW w:w="898" w:type="pct"/>
+            <w:noWrap/>
+          </w:tcPr>
+          <w:p>
+            <w:pPr>
+              <w:spacing w:before="0"/>
+              <w:cnfStyle w:val="000000000000" w:firstRow="0" w:lastRow="0" w:firstColumn="0" w:lastColumn="0" w:oddVBand="0" w:evenVBand="0" w:oddHBand="0" w:evenHBand="0" w:firstRowFirstColumn="0" w:firstRowLastColumn="0" w:lastRowFirstColumn="0" w:lastRowLastColumn="0"/>
+              <w:rPr>
+                <w:rFonts w:ascii="Aptos Narrow" w:eastAsia="Times New Roman" w:hAnsi="Aptos Narrow" w:cs="Times New Roman"/>
+                <w:color w:val="000000"/>
+                <w:sz w:val="16"/>
+                <w:szCs w:val="16"/>
+                <w:lang w:val="es-ES" w:eastAsia="it-IT"/>
+              </w:rPr>
+            </w:pPr>
+            <w:r/>
+          </w:p>
+        </w:tc>
+        <w:tc>
+          <w:tcPr>
+            <w:tcW w:w="644" w:type="pct"/>
+            <w:noWrap/>
+          </w:tcPr>
+          <w:p>
+            <w:pPr>
+              <w:spacing w:before="0"/>
+              <w:cnfStyle w:val="000000000000" w:firstRow="0" w:lastRow="0" w:firstColumn="0" w:lastColumn="0" w:oddVBand="0" w:evenVBand="0" w:oddHBand="0" w:evenHBand="0" w:firstRowFirstColumn="0" w:firstRowLastColumn="0" w:lastRowFirstColumn="0" w:lastRowLastColumn="0"/>
+              <w:rPr>
+                <w:rFonts w:ascii="Aptos Narrow" w:eastAsia="Times New Roman" w:hAnsi="Aptos Narrow" w:cs="Times New Roman"/>
+                <w:color w:val="000000"/>
+                <w:sz w:val="16"/>
+                <w:szCs w:val="16"/>
+                <w:lang w:val="es-ES" w:eastAsia="it-IT"/>
+              </w:rPr>
+            </w:pPr>
+            <w:r>
+              <w:t>Salesforce / Herramientas legales</w:t>
+            </w:r>
+          </w:p>
+        </w:tc>
+        <w:tc>
+          <w:tcPr>
+            <w:tcW w:w="807" w:type="pct"/>
+            <w:noWrap/>
+          </w:tcPr>
+          <w:p>
+            <w:pPr>
+              <w:spacing w:before="0"/>
+              <w:cnfStyle w:val="000000000000" w:firstRow="0" w:lastRow="0" w:firstColumn="0" w:lastColumn="0" w:oddVBand="0" w:evenVBand="0" w:oddHBand="0" w:evenHBand="0" w:firstRowFirstColumn="0" w:firstRowLastColumn="0" w:lastRowFirstColumn="0" w:lastRowLastColumn="0"/>
+              <w:rPr>
+                <w:rFonts w:ascii="Aptos Narrow" w:eastAsia="Times New Roman" w:hAnsi="Aptos Narrow" w:cs="Times New Roman"/>
+                <w:color w:val="000000"/>
+                <w:sz w:val="16"/>
+                <w:szCs w:val="16"/>
+                <w:lang w:val="es-ES" w:eastAsia="it-IT"/>
+              </w:rPr>
+            </w:pPr>
+            <w:r>
+              <w:t>IA: Solo provisión del resumen del expediente. HITL: 100% humano para la decisión normativa/legal.</w:t>
+            </w:r>
+          </w:p>
+        </w:tc>
+      </w:tr>
+      <w:tr>
+        <w:trPr>
+          <w:trHeight w:val="288"/>
+        </w:trPr>
+        <w:tc>
+          <w:tcPr>
+            <w:cnfStyle w:val="001000000000" w:firstRow="0" w:lastRow="0" w:firstColumn="1" w:lastColumn="0" w:oddVBand="0" w:evenVBand="0" w:oddHBand="0" w:evenHBand="0" w:firstRowFirstColumn="0" w:firstRowLastColumn="0" w:lastRowFirstColumn="0" w:lastRowLastColumn="0"/>
+            <w:tcW w:w="439" w:type="pct"/>
+            <w:noWrap/>
+          </w:tcPr>
+          <w:p>
+            <w:pPr>
+              <w:spacing w:before="0"/>
+              <w:rPr>
+                <w:rFonts w:ascii="Aptos Narrow" w:eastAsia="Times New Roman" w:hAnsi="Aptos Narrow" w:cs="Times New Roman"/>
+                <w:color w:val="000000"/>
+                <w:sz w:val="16"/>
+                <w:szCs w:val="16"/>
+                <w:lang w:val="es-ES" w:eastAsia="it-IT"/>
+              </w:rPr>
+            </w:pPr>
+            <w:r>
+              <w:t>C6</w:t>
+            </w:r>
+          </w:p>
+        </w:tc>
+        <w:tc>
+          <w:tcPr>
+            <w:tcW w:w="1177" w:type="pct"/>
+            <w:noWrap/>
+          </w:tcPr>
+          <w:p>
+            <w:pPr>
+              <w:spacing w:before="0"/>
+              <w:cnfStyle w:val="000000000000" w:firstRow="0" w:lastRow="0" w:firstColumn="0" w:lastColumn="0" w:oddVBand="0" w:evenVBand="0" w:oddHBand="0" w:evenHBand="0" w:firstRowFirstColumn="0" w:firstRowLastColumn="0" w:lastRowFirstColumn="0" w:lastRowLastColumn="0"/>
+              <w:rPr>
+                <w:rFonts w:ascii="Aptos Narrow" w:eastAsia="Times New Roman" w:hAnsi="Aptos Narrow" w:cs="Times New Roman"/>
+                <w:color w:val="000000"/>
+                <w:sz w:val="16"/>
+                <w:szCs w:val="16"/>
+                <w:lang w:val="es-ES" w:eastAsia="it-IT"/>
+              </w:rPr>
+            </w:pPr>
+            <w:r>
+              <w:t>Envío de comunicación diferenciada al cliente: selección automática del template correcto entre los 22 disponibles por subtipo. Revisión obligatoria para casos con implicaciones legales.</w:t>
+            </w:r>
+          </w:p>
+        </w:tc>
+        <w:tc>
+          <w:tcPr>
+            <w:tcW w:w="468" w:type="pct"/>
+            <w:noWrap/>
+          </w:tcPr>
+          <w:p>
+            <w:pPr>
+              <w:spacing w:before="0"/>
+              <w:cnfStyle w:val="000000000000" w:firstRow="0" w:lastRow="0" w:firstColumn="0" w:lastColumn="0" w:oddVBand="0" w:evenVBand="0" w:oddHBand="0" w:evenHBand="0" w:firstRowFirstColumn="0" w:firstRowLastColumn="0" w:lastRowFirstColumn="0" w:lastRowLastColumn="0"/>
+              <w:rPr>
+                <w:rFonts w:ascii="Aptos Narrow" w:eastAsia="Times New Roman" w:hAnsi="Aptos Narrow" w:cs="Times New Roman"/>
+                <w:color w:val="000000"/>
+                <w:sz w:val="16"/>
+                <w:szCs w:val="16"/>
+                <w:lang w:val="es-ES" w:eastAsia="it-IT"/>
+              </w:rPr>
+            </w:pPr>
+            <w:r>
+              <w:t>Sistema / Motor Comunicación</w:t>
+            </w:r>
+          </w:p>
+        </w:tc>
+        <w:tc>
+          <w:tcPr>
+            <w:tcW w:w="568" w:type="pct"/>
+            <w:noWrap/>
+          </w:tcPr>
+          <w:p>
+            <w:pPr>
+              <w:spacing w:before="0"/>
+              <w:cnfStyle w:val="000000000000" w:firstRow="0" w:lastRow="0" w:firstColumn="0" w:lastColumn="0" w:oddVBand="0" w:evenVBand="0" w:oddHBand="0" w:evenHBand="0" w:firstRowFirstColumn="0" w:firstRowLastColumn="0" w:lastRowFirstColumn="0" w:lastRowLastColumn="0"/>
+              <w:rPr>
+                <w:rFonts w:ascii="Aptos Narrow" w:eastAsia="Times New Roman" w:hAnsi="Aptos Narrow" w:cs="Times New Roman"/>
+                <w:color w:val="000000"/>
+                <w:sz w:val="16"/>
+                <w:szCs w:val="16"/>
+                <w:lang w:val="es-ES" w:eastAsia="it-IT"/>
+              </w:rPr>
+            </w:pPr>
+            <w:r/>
+          </w:p>
+        </w:tc>
+        <w:tc>
+          <w:tcPr>
+            <w:tcW w:w="898" w:type="pct"/>
+            <w:noWrap/>
+          </w:tcPr>
+          <w:p>
+            <w:pPr>
+              <w:spacing w:before="0"/>
+              <w:cnfStyle w:val="000000000000" w:firstRow="0" w:lastRow="0" w:firstColumn="0" w:lastColumn="0" w:oddVBand="0" w:evenVBand="0" w:oddHBand="0" w:evenHBand="0" w:firstRowFirstColumn="0" w:firstRowLastColumn="0" w:lastRowFirstColumn="0" w:lastRowLastColumn="0"/>
+              <w:rPr>
+                <w:rFonts w:ascii="Aptos Narrow" w:eastAsia="Times New Roman" w:hAnsi="Aptos Narrow" w:cs="Times New Roman"/>
+                <w:color w:val="000000"/>
+                <w:sz w:val="16"/>
+                <w:szCs w:val="16"/>
+                <w:lang w:val="es-ES" w:eastAsia="it-IT"/>
+              </w:rPr>
+            </w:pPr>
+            <w:r/>
+          </w:p>
+        </w:tc>
+        <w:tc>
+          <w:tcPr>
+            <w:tcW w:w="644" w:type="pct"/>
+            <w:noWrap/>
+          </w:tcPr>
+          <w:p>
+            <w:pPr>
+              <w:spacing w:before="0"/>
+              <w:cnfStyle w:val="000000000000" w:firstRow="0" w:lastRow="0" w:firstColumn="0" w:lastColumn="0" w:oddVBand="0" w:evenVBand="0" w:oddHBand="0" w:evenHBand="0" w:firstRowFirstColumn="0" w:firstRowLastColumn="0" w:lastRowFirstColumn="0" w:lastRowLastColumn="0"/>
+              <w:rPr>
+                <w:rFonts w:ascii="Aptos Narrow" w:eastAsia="Times New Roman" w:hAnsi="Aptos Narrow" w:cs="Times New Roman"/>
+                <w:color w:val="000000"/>
+                <w:sz w:val="16"/>
+                <w:szCs w:val="16"/>
+                <w:lang w:val="es-ES" w:eastAsia="it-IT"/>
+              </w:rPr>
+            </w:pPr>
+            <w:r>
+              <w:t>SAP CRM / Motor Comunicación Diferenciada</w:t>
+            </w:r>
+          </w:p>
+        </w:tc>
+        <w:tc>
+          <w:tcPr>
+            <w:tcW w:w="807" w:type="pct"/>
+            <w:noWrap/>
+          </w:tcPr>
+          <w:p>
+            <w:pPr>
+              <w:spacing w:before="0"/>
+              <w:cnfStyle w:val="000000000000" w:firstRow="0" w:lastRow="0" w:firstColumn="0" w:lastColumn="0" w:oddVBand="0" w:evenVBand="0" w:oddHBand="0" w:evenHBand="0" w:firstRowFirstColumn="0" w:firstRowLastColumn="0" w:lastRowFirstColumn="0" w:lastRowLastColumn="0"/>
+              <w:rPr>
+                <w:rFonts w:ascii="Aptos Narrow" w:eastAsia="Times New Roman" w:hAnsi="Aptos Narrow" w:cs="Times New Roman"/>
+                <w:color w:val="000000"/>
+                <w:sz w:val="16"/>
+                <w:szCs w:val="16"/>
+                <w:lang w:val="es-ES" w:eastAsia="it-IT"/>
+              </w:rPr>
+            </w:pPr>
+            <w:r>
+              <w:t>IA: Generación automática de template por subtipo. HITL: Revisión para subtipos con implicaciones legales o indemnizaciones.</w:t>
+            </w:r>
+          </w:p>
+        </w:tc>
+      </w:tr>
+      <w:tr>
+        <w:trPr>
+          <w:trHeight w:val="288"/>
+        </w:trPr>
+        <w:tc>
+          <w:tcPr>
+            <w:cnfStyle w:val="001000000000" w:firstRow="0" w:lastRow="0" w:firstColumn="1" w:lastColumn="0" w:oddVBand="0" w:evenVBand="0" w:oddHBand="0" w:evenHBand="0" w:firstRowFirstColumn="0" w:firstRowLastColumn="0" w:lastRowFirstColumn="0" w:lastRowLastColumn="0"/>
+            <w:tcW w:w="439" w:type="pct"/>
+            <w:noWrap/>
+          </w:tcPr>
+          <w:p>
+            <w:pPr>
+              <w:spacing w:before="0"/>
+              <w:rPr>
+                <w:rFonts w:ascii="Aptos Narrow" w:eastAsia="Times New Roman" w:hAnsi="Aptos Narrow" w:cs="Times New Roman"/>
+                <w:color w:val="000000"/>
+                <w:sz w:val="16"/>
+                <w:szCs w:val="16"/>
+                <w:lang w:val="es-ES" w:eastAsia="it-IT"/>
+              </w:rPr>
+            </w:pPr>
+            <w:r>
+              <w:t>C7</w:t>
+            </w:r>
+          </w:p>
+        </w:tc>
+        <w:tc>
+          <w:tcPr>
+            <w:tcW w:w="1177" w:type="pct"/>
+            <w:noWrap/>
+          </w:tcPr>
+          <w:p>
+            <w:pPr>
+              <w:spacing w:before="0"/>
+              <w:cnfStyle w:val="000000000000" w:firstRow="0" w:lastRow="0" w:firstColumn="0" w:lastColumn="0" w:oddVBand="0" w:evenVBand="0" w:oddHBand="0" w:evenHBand="0" w:firstRowFirstColumn="0" w:firstRowLastColumn="0" w:lastRowFirstColumn="0" w:lastRowLastColumn="0"/>
+              <w:rPr>
+                <w:rFonts w:ascii="Aptos Narrow" w:eastAsia="Times New Roman" w:hAnsi="Aptos Narrow" w:cs="Times New Roman"/>
+                <w:color w:val="000000"/>
+                <w:sz w:val="16"/>
+                <w:szCs w:val="16"/>
+                <w:lang w:val="es-ES" w:eastAsia="it-IT"/>
+              </w:rPr>
+            </w:pPr>
+            <w:r>
+              <w:t>Gestión automática del período de réplica de 10 días. Actualización estado expediente en Salesforce/SAP CRM. Dashboard KPI actualizado en tiempo real.</w:t>
+            </w:r>
+          </w:p>
+        </w:tc>
+        <w:tc>
+          <w:tcPr>
+            <w:tcW w:w="468" w:type="pct"/>
+            <w:noWrap/>
+          </w:tcPr>
+          <w:p>
+            <w:pPr>
+              <w:spacing w:before="0"/>
+              <w:cnfStyle w:val="000000000000" w:firstRow="0" w:lastRow="0" w:firstColumn="0" w:lastColumn="0" w:oddVBand="0" w:evenVBand="0" w:oddHBand="0" w:evenHBand="0" w:firstRowFirstColumn="0" w:firstRowLastColumn="0" w:lastRowFirstColumn="0" w:lastRowLastColumn="0"/>
+              <w:rPr>
+                <w:rFonts w:ascii="Aptos Narrow" w:eastAsia="Times New Roman" w:hAnsi="Aptos Narrow" w:cs="Times New Roman"/>
+                <w:color w:val="000000"/>
+                <w:sz w:val="16"/>
+                <w:szCs w:val="16"/>
+                <w:lang w:val="es-ES" w:eastAsia="it-IT"/>
+              </w:rPr>
+            </w:pPr>
+            <w:r>
+              <w:t>Sistema</w:t>
+            </w:r>
+          </w:p>
+        </w:tc>
+        <w:tc>
+          <w:tcPr>
+            <w:tcW w:w="568" w:type="pct"/>
+            <w:noWrap/>
+          </w:tcPr>
+          <w:p>
+            <w:pPr>
+              <w:spacing w:before="0"/>
+              <w:cnfStyle w:val="000000000000" w:firstRow="0" w:lastRow="0" w:firstColumn="0" w:lastColumn="0" w:oddVBand="0" w:evenVBand="0" w:oddHBand="0" w:evenHBand="0" w:firstRowFirstColumn="0" w:firstRowLastColumn="0" w:lastRowFirstColumn="0" w:lastRowLastColumn="0"/>
+              <w:rPr>
+                <w:rFonts w:ascii="Aptos Narrow" w:eastAsia="Times New Roman" w:hAnsi="Aptos Narrow" w:cs="Times New Roman"/>
+                <w:color w:val="000000"/>
+                <w:sz w:val="16"/>
+                <w:szCs w:val="16"/>
+                <w:lang w:val="es-ES" w:eastAsia="it-IT"/>
+              </w:rPr>
+            </w:pPr>
+            <w:r/>
+          </w:p>
+        </w:tc>
+        <w:tc>
+          <w:tcPr>
+            <w:tcW w:w="898" w:type="pct"/>
+            <w:noWrap/>
+          </w:tcPr>
+          <w:p>
+            <w:pPr>
+              <w:spacing w:before="0"/>
+              <w:cnfStyle w:val="000000000000" w:firstRow="0" w:lastRow="0" w:firstColumn="0" w:lastColumn="0" w:oddVBand="0" w:evenVBand="0" w:oddHBand="0" w:evenHBand="0" w:firstRowFirstColumn="0" w:firstRowLastColumn="0" w:lastRowFirstColumn="0" w:lastRowLastColumn="0"/>
+              <w:rPr>
+                <w:rFonts w:ascii="Aptos Narrow" w:eastAsia="Times New Roman" w:hAnsi="Aptos Narrow" w:cs="Times New Roman"/>
+                <w:color w:val="000000"/>
+                <w:sz w:val="16"/>
+                <w:szCs w:val="16"/>
+                <w:lang w:val="es-ES" w:eastAsia="it-IT"/>
+              </w:rPr>
+            </w:pPr>
+            <w:r/>
+          </w:p>
+        </w:tc>
+        <w:tc>
+          <w:tcPr>
+            <w:tcW w:w="644" w:type="pct"/>
+            <w:noWrap/>
+          </w:tcPr>
+          <w:p>
+            <w:pPr>
+              <w:spacing w:before="0"/>
+              <w:cnfStyle w:val="000000000000" w:firstRow="0" w:lastRow="0" w:firstColumn="0" w:lastColumn="0" w:oddVBand="0" w:evenVBand="0" w:oddHBand="0" w:evenHBand="0" w:firstRowFirstColumn="0" w:firstRowLastColumn="0" w:lastRowFirstColumn="0" w:lastRowLastColumn="0"/>
+              <w:rPr>
+                <w:rFonts w:ascii="Aptos Narrow" w:eastAsia="Times New Roman" w:hAnsi="Aptos Narrow" w:cs="Times New Roman"/>
+                <w:color w:val="000000"/>
+                <w:sz w:val="16"/>
+                <w:szCs w:val="16"/>
+                <w:lang w:val="es-ES" w:eastAsia="it-IT"/>
+              </w:rPr>
+            </w:pPr>
+            <w:r>
+              <w:t>Salesforce / SAP CRM / Dashboard BI</w:t>
+            </w:r>
+          </w:p>
+        </w:tc>
+        <w:tc>
+          <w:tcPr>
+            <w:tcW w:w="807" w:type="pct"/>
+            <w:noWrap/>
+          </w:tcPr>
+          <w:p>
+            <w:pPr>
+              <w:spacing w:before="0"/>
+              <w:cnfStyle w:val="000000000000" w:firstRow="0" w:lastRow="0" w:firstColumn="0" w:lastColumn="0" w:oddVBand="0" w:evenVBand="0" w:oddHBand="0" w:evenHBand="0" w:firstRowFirstColumn="0" w:firstRowLastColumn="0" w:lastRowFirstColumn="0" w:lastRowLastColumn="0"/>
+              <w:rPr>
+                <w:rFonts w:ascii="Aptos Narrow" w:eastAsia="Times New Roman" w:hAnsi="Aptos Narrow" w:cs="Times New Roman"/>
+                <w:color w:val="000000"/>
+                <w:sz w:val="16"/>
+                <w:szCs w:val="16"/>
+                <w:lang w:val="es-ES" w:eastAsia="it-IT"/>
+              </w:rPr>
+            </w:pPr>
+            <w:r>
+              <w:t>IA: Monitorización automática del período de réplica. HITL: Ninguno para casos ZT inequívocos.</w:t>
             </w:r>
           </w:p>
         </w:tc>
@@ -10151,7 +12963,7 @@
         </w:rPr>
       </w:pPr>
       <w:r>
-        <w:t>Ficha 1: Adquisición Documental, OCR y Clasificación Automática (TO-BE)</w:t>
+        <w:t>Ficha 1: Recepción Multicanal, OCR y Clasificación IA (TO-BE)</w:t>
       </w:r>
     </w:p>
     <w:p>
@@ -10182,7 +12994,7 @@
         </w:rPr>
       </w:pPr>
       <w:r>
-        <w:t>Reclamación multicanal (Web, Teléfono, Email, R1, Sede Electrónica, Mensajería, Carta).</w:t>
+        <w:t>Reclamación multicanal (Web, Teléfono/GESICC, Email, R1, Sede Electrónica, IVR, App, Correo/Registro).</w:t>
       </w:r>
     </w:p>
     <w:p>
@@ -10223,15 +13035,15 @@
         </w:rPr>
       </w:pPr>
       <w:r>
-        <w:t>1. Para canales manuales: adquisición del documento, análisis OCR página a página, enderezado, distinción gráfico/texto, extracción metadata, reconocimiento tablas/QR/barcode.</w:t>
+        <w:t>1. Para canales manuales: Agente IA adquiere el documento y ejecuta pipeline OCR página a página (enderezado, distinción gráfico/texto, extracción metadatos, reconocimiento tablas/QR/barcode). Gestión de documentos ilegibles con tarea de revisión humana.</w:t>
         <w:br/>
-        <w:t>2. Generación de resumen estructurado del contenido del documento.</w:t>
+        <w:t>2. Identificación y validación del cliente (NIF, CUPS, dirección, datos contractuales).</w:t>
         <w:br/>
-        <w:t>3. Clasificación IA extendida: tipología principal + subtipo CJ (20 subtipos) + score de confianza.</w:t>
+        <w:t>3. Clasificación IA extendida: tipología principal + subtipo CJ + score de confianza (20 subtipos). Routing Ruta 1/3 → retipificación; Ruta 2 → tipificación directa en SF, Web y Contact Management.</w:t>
         <w:br/>
-        <w:t>4. Routing paramétrico automático a 1 de 8 rutas según subtipo y parámetros configurados.</w:t>
+        <w:t>4. Si score &lt;0,75: activación revisión humana.</w:t>
         <w:br/>
-        <w:t>5. Envío de acuse de recibo personalizado al cliente.</w:t>
+        <w:t>5. Routing paramétrico a 1 de 8 rutas. Cálculo SLA aplicable.</w:t>
       </w:r>
     </w:p>
     <w:p>
@@ -10271,7 +13083,7 @@
         </w:rPr>
       </w:pPr>
       <w:r>
-        <w:t>Documento procesado (texto plano + resumen estructurado). CUPS validado. Caso BO con subtipo IA + motivo técnico asignados (20 subtipos CJ, score ≥0,75). Ruta asignada al dominio operativo competente.</w:t>
+        <w:t>Caso BO abierto y clasificado con subtipo CJ y score de confianza. Para canales manuales: documento procesado. Cliente validado. Ruta asignada.</w:t>
       </w:r>
     </w:p>
     <w:p>
@@ -10285,9 +13097,7 @@
           <w:lang w:val="es-ES"/>
         </w:rPr>
       </w:pPr>
-      <w:r>
-        <w:t>Acuse de recibo personalizado enviado al cliente.</w:t>
-      </w:r>
+      <w:r/>
     </w:p>
     <w:p>
       <w:pPr>
@@ -10303,7 +13113,7 @@
         </w:rPr>
       </w:pPr>
       <w:r>
-        <w:t>Ficha 2: Enriquecimiento AI-First del BO y Vista Diagnóstica (TO-BE)</w:t>
+        <w:t>Ficha 2: Gestión Operativa por Dominio y Enriquecimiento AI-First (TO-BE)</w:t>
       </w:r>
     </w:p>
     <w:p>
@@ -10329,7 +13139,7 @@
         </w:rPr>
       </w:pPr>
       <w:r>
-        <w:t>Caso BO con subtipo y motivo técnico ya clasificados.</w:t>
+        <w:t>Expediente enriquecido recibido por el dominio competente (Red / Contadores / Contratos / Interrupciones) con todo el contexto técnico disponible.</w:t>
       </w:r>
     </w:p>
     <w:p>
@@ -10360,13 +13170,15 @@
         </w:rPr>
       </w:pPr>
       <w:r>
-        <w:t>1. Lanzamiento paralelo de conectores a GESI, FARE, GEMAS, PVISION, EXABEAT, JASPER, GIS, SCADA, WART y PUC (tiempo total &lt;2 min).</w:t>
+        <w:t>1. Recepción del expediente pre-analizado; el gestor revisa y confirma el contexto.</w:t>
         <w:br/>
-        <w:t>2. AI Field Mapper mapea automáticamente los datos recuperados a los campos obligatorios del BO en Salesforce.</w:t>
+        <w:t>2. Agente IA propone acciones automáticas según subtipo (OT en WART, verificación SAP IS-U, revisión PUC, gestión RECORE para interrupciones). Gestor aprueba o modifica.</w:t>
         <w:br/>
-        <w:t>3. Motor de Correlación detecta si la reclamación corresponde a una incidencia masiva (clustering geoespacial + temporal).</w:t>
+        <w:t>3. AI Field Mapper + Correlador: mapeo automático de datos a campos obligatorios del BO por subtipo. Detección de correlaciones, duplicados y reiteraciones.</w:t>
         <w:br/>
-        <w:t>4. Generación de la vista diagnóstica única en Salesforce con propuesta ZT o NBA y niveles de confianza explicados.</w:t>
+        <w:t>4. Presentación de la vista única diagnóstica: controles explicados, confianzas, alertas de incoherencias, propuesta resolución ZT/NBA, acciones sugeridas.</w:t>
+        <w:br/>
+        <w:t>5. Motor Excepciones verifica criterio de cierre. Si no cerrable: asigna estado de suspensión (SUS-01..06) y genera comunicación de seguimiento. Alerta automática 48h antes de la fecha límite.</w:t>
       </w:r>
     </w:p>
     <w:p>
@@ -10397,7 +13209,7 @@
         </w:rPr>
       </w:pPr>
       <w:r>
-        <w:t>BO en Salesforce completamente enriquecido (&lt;2 min). Vista diagnóstica con propuesta ZT/NBA disponible para el agente BO.</w:t>
+        <w:t>Vista única diagnóstica con propuesta ZT/NBA disponible para el agente BO.</w:t>
       </w:r>
     </w:p>
     <w:p>
@@ -10415,7 +13227,7 @@
         </w:rPr>
       </w:pPr>
       <w:r>
-        <w:t>Ficha 3: Resolución AI-Assisted ZT/NBA y Comunicación de Calidad (TO-BE)</w:t>
+        <w:t>Ficha 3: Resolución AI-Assisted ZT/NBA, Cierre y Casos Especiales (TO-BE)</w:t>
       </w:r>
     </w:p>
     <w:p>
@@ -10474,13 +13286,19 @@
       </w:pPr>
       <w:r>
         <w:br/>
-        <w:t>1. Agente BO examina la vista diagnóstica y confirma o modifica la modalidad de resolución.</w:t>
+        <w:t>1. ZT: Motor de decisión sugiere Zero-Time. Language QA Service genera comentario de cierre en lenguaje claro, idioma correcto y conforme a plantilla. Agente BO confirma en 1-click.</w:t>
         <w:br/>
-        <w:t>2. Language QA Service genera el comentario de resolución en el idioma del cliente (español/catalán/euskera/gallego), con ortografía verificada y lenguaje claro.</w:t>
+        <w:t>2. NBA: Motor de decisión sugiere NBA. Borrador de respuesta personalizada y acciones sugeridas. Language QA Service aplica calidad lingüística. Agente BO modifica/confirma antes del envío.</w:t>
         <w:br/>
-        <w:t>3. Para NBA: generación del borrador de respuesta personalizado con acciones sugeridas (solicitud documentación, activación peritación).</w:t>
+        <w:t>3. Detección de necesidad de escalación: score &lt;0,75; ≥3 reclamaciones mismo CUPS en 12 meses; importe declarado &gt;1.000€; &gt;10 reclamaciones misma zona en &lt;2h; EXC-01..08 activada; SLA en riesgo crítico (&lt;20% tiempo residual).</w:t>
         <w:br/>
-        <w:t>4. Agente BO confirma/modifica la comunicación y ejecuta la acción de cierre.</w:t>
+        <w:t>4. Gestión caso escalado: supervisor con acceso a toda la trazabilidad del expediente. Decisión final siempre humana.</w:t>
+        <w:br/>
+        <w:t>5. Gestión casos normativos (CNMC, EXC-02, EXC-07): 100% humano.</w:t>
+        <w:br/>
+        <w:t>6. Comunicación diferenciada al cliente: selección automática del template correcto entre los 22 disponibles por subtipo. Revisión obligatoria para casos con implicaciones legales o indemnizaciones.</w:t>
+        <w:br/>
+        <w:t>7. Gestión automática del período de réplica de 10 días. Actualización estado expediente en Salesforce/SAP CRM.</w:t>
       </w:r>
     </w:p>
     <w:p>
@@ -10515,7 +13333,7 @@
         </w:rPr>
       </w:pPr>
       <w:r>
-        <w:t>Caso BO cerrado. Cliente notificado con comunicación de calidad. Expediente archivado en Salesforce/SAP CRM con trazabilidad completa.</w:t>
+        <w:t>Caso BO cerrado. Cliente notificado con comunicación de calidad (22 plantillas diferenciadas). Expediente archivado con trazabilidad completa.</w:t>
       </w:r>
     </w:p>
     <w:p>
@@ -10547,15 +13365,15 @@
         <w:rPr>
           <w:b/>
         </w:rPr>
-        <w:t>✗ La IA NO toma decisiones autónomas de pago, denegación o activación de peritación: todas las resoluciones definitivas requieren validación del agente BO.</w:t>
+        <w:t>✗ La IA NO modifica registros en los sistemas operativos fuente: actúa exclusivamente en modo lectura.</w:t>
         <w:br/>
-        <w:t>✗ La IA NO modifica registros en los sistemas operativos fuente (GESI, FARE, GEMAS, PVISION, EXABEAT): actúa exclusivamente en modo lectura.</w:t>
+        <w:t>✗ La IA NO toma decisiones autónomas de resolución definitiva: la confirmación humana es siempre obligatoria (ZT: 1-click de confirmación; NBA: agente BO modifica/confirma).</w:t>
         <w:br/>
-        <w:t>✗ La IA NO gestiona reclamaciones tarifarias reguladas (CNMC directo) ni casos de fraude eléctrico: estos siguen su proceso independiente.</w:t>
+        <w:t>✗ La IA NO gestiona casos normativos (CNMC) ni con implicaciones legales de forma autónoma: 100% humano para la decisión normativa/legal.</w:t>
         <w:br/>
-        <w:t>✗ La IA NO interpreta ni aplica criterios regulatorios complejos sin supervisión humana: los casos CNMC y los requerimientos legales requieren intervención del gestor regulatorio.</w:t>
+        <w:t>✗ La IA NO cierra automáticamente casos clasificados en EXC-01..09: el supervisor decide en casos límite.</w:t>
         <w:br/>
-        <w:t>✗ La IA NO garantiza disponibilidad de datos de sistemas externos con SLA propio: depende de la disponibilidad de APIs de sistemas legacy.</w:t>
+        <w:t>✗ La IA NO garantiza la disponibilidad de datos de los sistemas fuente: gestiona errores y retry, pero depende de la disponibilidad de las APIs de sistemas legacy.</w:t>
       </w:r>
     </w:p>
     <w:p>
@@ -10622,19 +13440,23 @@
         </w:rPr>
       </w:pPr>
       <w:r>
-        <w:t>• Reducción del tiempo medio de enriquecimiento del BO en ≥90% (de 20-40 min a &lt;2 min).</w:t>
+        <w:t>• Reducción del tiempo medio de enriquecimiento del BO ≥90% (de 20-40 min a &lt;2 min, orquestación paralela)</w:t>
         <w:br/>
-        <w:t>• Reducción del tasso de re-routing del 35% al 8% gracias a los 20 subtipos del modelo extendido.</w:t>
+        <w:t>• Reducción del tasso de re-routing del 35% al 8% gracias a los 20 subtipos del modelo extendido</w:t>
         <w:br/>
-        <w:t>• Eliminación del trabajo manual de consulta secuencial a 5-7 sistemas para el agente BO.</w:t>
+        <w:t>• Eliminación del tiempo de recopilación del contexto técnico (de 20 min a 0 min, recuperación automática GIS/SCADA/WART/PUC)</w:t>
         <w:br/>
-        <w:t>• Incremento de la tasa de cierre automático del 28% al 65%.</w:t>
+        <w:t>• Reducción del volumen de expedientes duplicados por incidencias masivas del 70% (clustering geoespacial)</w:t>
         <w:br/>
-        <w:t>• Reducción del tiempo medio de ciclo total de 12,4 días a &lt;7 días hábiles.</w:t>
+        <w:t>• Aumento del tasso de cierre automático del 28% al 65% para casos estándar</w:t>
         <w:br/>
-        <w:t>• Agrupación automática de reclamaciones por incidencias masivas: reducción de duplicados del 100% a &lt;30%.</w:t>
+        <w:t>• Gestores de 4-6 aplicaciones a interfaz única (Salesforce enriquecido): ahorro 3h/gestor/día</w:t>
         <w:br/>
-        <w:t>• Mejora de la calidad de las comunicaciones al cliente (Language QA Service): ≥90% de comunicaciones aceptadas sin correcciones manuales.</w:t>
+        <w:t>• Incremento del tasso de resolución Zero-Time ≥20% respecto al baseline AS-IS</w:t>
+        <w:br/>
+        <w:t>• Language QA Service: comunicaciones en lenguaje claro, idioma correcto, compliance normativa</w:t>
+        <w:br/>
+        <w:t>• Trazabilidad end-to-end desde la reclamación hasta la resolución con plena auditabilidad</w:t>
       </w:r>
     </w:p>
     <w:p>
@@ -10676,15 +13498,36 @@
         <w:rPr>
           <w:b/>
         </w:rPr>
-        <w:t>• La responsabilidad final de resolución permanece en el agente BO: la IA asiste, no decide.</w:t>
+        <w:t>• La responsabilidad final de resolución permanece en el agente BO: la IA asiste, no decide</w:t>
         <w:br/>
-        <w:t>• Los criterios regulatorios de resolución (plazos, requisitos documentales, RD 1955/2000, Ley 1/2025) no cambian.</w:t>
+        <w:t>• Los criterios normativos de resolución (plazos, requisitos documentales, RD 1955/2000, Ley 1/2025) son inalterables</w:t>
         <w:br/>
-        <w:t>• Los sistemas operativos fuente (GESI, FARE, GEMAS, Salesforce, SAP CRM/IS-U) permanecen como sistemas de registro.</w:t>
+        <w:t>• SAP CRM/Salesforce permanece como el sistema de registro maestro de todos los expedientes</w:t>
         <w:br/>
-        <w:t>• El proceso de peritación externa y los umbrales de activación se mantienen.</w:t>
+        <w:t>• Los SLA normativos (15 días hábiles estándar; 5 días para corte de suministro) son invariantes</w:t>
         <w:br/>
-        <w:t>• Las rutas de escalación a supervisores y gestores regulatorios permanecen.</w:t>
+        <w:t>• El Centro de Control mantiene la responsabilidad operativa de incidencias de red en campo</w:t>
+        <w:br/>
+        <w:t>• La conformidad RGPD para el tratamiento de datos de consumo y domicilio del cliente es inalterada</w:t>
+        <w:br/>
+        <w:t>• La IA NO modifica registros en los sistemas operativos fuente: actúa solo en lectura</w:t>
+        <w:br/>
+        <w:br/>
+        <w:t>Nuevos Requisitos Habilitantes:</w:t>
+        <w:br/>
+        <w:t>• API de integración para GESI, FARE, GEMAS, PVISION, EXABEAT, JASPER, EXABEAT RE (solo lectura)</w:t>
+        <w:br/>
+        <w:t>• API REST y Webhook para WART, PUC y RECORE</w:t>
+        <w:br/>
+        <w:t>• Acceso GIS y SCADA para clustering geoespacial y detección de incidencias activas</w:t>
+        <w:br/>
+        <w:t>• OCR Engine y Document AI para canales manuales (email, sede electrónica, correo/registro)</w:t>
+        <w:br/>
+        <w:t>• Infraestructura LLM multilingüe para Language QA Service y generación de comentarios</w:t>
+        <w:br/>
+        <w:t>• Tablas paramétricas de routing configurables por el negocio (feature flags, audit trail, workflow de aprobación)</w:t>
+        <w:br/>
+        <w:t>• Dataset histórico de reclamaciones etiquetado para training del modelo de clasificación (20 subtipos, ~trimestral)</w:t>
       </w:r>
     </w:p>
     <w:p>
@@ -10888,7 +13731,7 @@
               </w:rPr>
             </w:pPr>
             <w:r>
-              <w:t>Inventario de APIs, evaluación de integrabilidad (GESI, FARE, GEMAS, PVISION, EXABEAT). Dataset etiquetado. Arquitectura técnica.</w:t>
+              <w:t>Inventario de API y evaluación de integrabilidad (GESI, FARE, GEMAS, PVISION, EXABEAT, JASPER, EXABEAT RE, WART, PUC, RECORE, GIS, SCADA). Preparación del dataset histórico de reclamaciones. Definición de reglas de clasificación (20 subtipos) y routing (8 rutas paramétricas). Validación con BSN.</w:t>
             </w:r>
           </w:p>
         </w:tc>
@@ -10910,7 +13753,7 @@
               </w:rPr>
             </w:pPr>
             <w:r>
-              <w:t>Documento de arquitectura técnica. Mapa de integraciones. Dataset etiquetado. Report de integrabilidad.</w:t>
+              <w:t>Documento de arquitectura técnica. Mapa de integraciones. Dataset etiquetado con 20 subtipos. Reglas de negocio validadas.</w:t>
             </w:r>
           </w:p>
         </w:tc>
@@ -10959,7 +13802,7 @@
               </w:rPr>
             </w:pPr>
             <w:r>
-              <w:t>F2 – Clasificación, Routing y OCR</w:t>
+              <w:t>F2 – Clasificación y Routing</w:t>
             </w:r>
           </w:p>
         </w:tc>
@@ -10981,7 +13824,7 @@
               </w:rPr>
             </w:pPr>
             <w:r>
-              <w:t>Desarrollo Motor Clasificación IA NLP multi-clase (20 subtipos). Motor Routing 8 rutas. Pipeline OCR.</w:t>
+              <w:t>Desarrollo del Motor de Clasificación IA NLP multiclase (20 subtipos). Desarrollo del Motor de Routing Paramétrico (8 rutas) con tabla paramétrica configurable.</w:t>
             </w:r>
           </w:p>
         </w:tc>
@@ -11003,7 +13846,7 @@
               </w:rPr>
             </w:pPr>
             <w:r>
-              <w:t>Modelo clasificación IA v1.0 validado (accuracy ≥ umbral acordado). Motor Routing funcional. Pipeline OCR validado.</w:t>
+              <w:t>Modelo de clasificación IA v1.0 validado (accuracy ≥ umbral acordado). Motor Routing desplegado. Tabla de parámetros configurada y validada.</w:t>
             </w:r>
           </w:p>
         </w:tc>
@@ -11025,7 +13868,7 @@
               </w:rPr>
             </w:pPr>
             <w:r>
-              <w:t>M2–M4 (6 semanas)</w:t>
+              <w:t>M2–M3 (4 semanas)</w:t>
             </w:r>
           </w:p>
         </w:tc>
@@ -11052,7 +13895,7 @@
               </w:rPr>
             </w:pPr>
             <w:r>
-              <w:t>F3 – Integraciones Core y Orquestador</w:t>
+              <w:t>F3 – Pipeline OCR e Integraciones Core</w:t>
             </w:r>
           </w:p>
         </w:tc>
@@ -11074,7 +13917,7 @@
               </w:rPr>
             </w:pPr>
             <w:r>
-              <w:t>Conectores core (GESI, FARE, GEMAS, WART, PUC, RECORE) + orquestador base. AI Field Mapper.</w:t>
+              <w:t>Desarrollo del pipeline OCR para canales manuales. Conectores core (GESI, FARE, GEMAS, WART, PUC, RECORE) + orquestador base. AI Field Mapper. Configuración del entorno de test.</w:t>
             </w:r>
           </w:p>
         </w:tc>
@@ -11096,7 +13939,7 @@
               </w:rPr>
             </w:pPr>
             <w:r>
-              <w:t>Conectores core funcionales. Primeros enriquecimientos automáticos validados. Motor ZT/NBA v1.</w:t>
+              <w:t>Pipeline OCR funcional. Conectores core funcionales. Primeros enriquecimientos automáticos validados.</w:t>
             </w:r>
           </w:p>
         </w:tc>
@@ -11118,7 +13961,7 @@
               </w:rPr>
             </w:pPr>
             <w:r>
-              <w:t>M3–M6 (8 semanas)</w:t>
+              <w:t>M3–M5 (6 semanas)</w:t>
             </w:r>
           </w:p>
         </w:tc>
@@ -11167,7 +14010,7 @@
               </w:rPr>
             </w:pPr>
             <w:r>
-              <w:t>Conectores PVISION, EXABEAT, JASPER, EXABEAT RE, GIS, SCADA. Language QA Service. Gestión excepciones.</w:t>
+              <w:t>Conectores PVISION, EXABEAT, JASPER, EXABEAT RE, GIS, SCADA. Language QA Service. Vista única diagnóstica. Motor ZT/NBA. Módulo agrupación masivos. Motor Excepciones (EXC-01..09 + SUS-01..06). 22 plantillas de comunicación.</w:t>
             </w:r>
           </w:p>
         </w:tc>
@@ -11189,7 +14032,7 @@
               </w:rPr>
             </w:pPr>
             <w:r>
-              <w:t>Agente IA completo en entorno de test. Language QA validado. Gestión excepciones operativa.</w:t>
+              <w:t>Agente IA completo en entorno de test. Language QA validado. Gestión de excepciones operativa. Plantillas CX validadas por el equipo CX.</w:t>
             </w:r>
           </w:p>
         </w:tc>
@@ -11211,7 +14054,7 @@
               </w:rPr>
             </w:pPr>
             <w:r>
-              <w:t>M5–M8 (8 semanas)</w:t>
+              <w:t>M5–M8 (6 semanas)</w:t>
             </w:r>
           </w:p>
         </w:tc>
@@ -11260,7 +14103,7 @@
               </w:rPr>
             </w:pPr>
             <w:r>
-              <w:t>Piloto controlado con el 20% del volumen de reclamaciones (subconjunto agentes BO).</w:t>
+              <w:t>Piloto controlado con el 20% del volumen de reclamaciones (subconjunto de agentes BO). Ajuste de modelos, reglas y parámetros configurables. Dashboard KPI activo.</w:t>
             </w:r>
           </w:p>
         </w:tc>
@@ -11353,7 +14196,7 @@
               </w:rPr>
             </w:pPr>
             <w:r>
-              <w:t>Despliegue al 100% del volumen. Activación Panel de Monitorización y alertas. Plan de mantenimiento.</w:t>
+              <w:t>Despliegue al 100% del volumen. Activación del Panel de Monitorización y alertas en Teams.</w:t>
             </w:r>
           </w:p>
         </w:tc>
@@ -11375,7 +14218,7 @@
               </w:rPr>
             </w:pPr>
             <w:r>
-              <w:t>Sistema en producción completa. Dashboard KPI activo. Plan de mantenimiento del modelo.</w:t>
+              <w:t>Sistema en producción completa. Dashboard KPI activo. Plan de mantenimiento del modelo. Release definitiva.</w:t>
             </w:r>
           </w:p>
         </w:tc>
@@ -11608,7 +14451,7 @@
                 <w:rFonts w:ascii="Aptos Narrow" w:hAnsi="Aptos Narrow"/>
                 <w:sz w:val="16"/>
               </w:rPr>
-              <w:t>Método de Medición</w:t>
+              <w:t>% Mejora</w:t>
             </w:r>
           </w:p>
         </w:tc>
@@ -11657,7 +14500,7 @@
               </w:rPr>
             </w:pPr>
             <w:r>
-              <w:t>20-40 minutos/caso (estimado)</w:t>
+              <w:t>20-40 minutos/caso</w:t>
             </w:r>
           </w:p>
         </w:tc>
@@ -11679,7 +14522,7 @@
               </w:rPr>
             </w:pPr>
             <w:r>
-              <w:t>&lt;2 minutos/caso (reducción ≥90%)</w:t>
+              <w:t>&lt;2 minutos/caso</w:t>
             </w:r>
           </w:p>
         </w:tc>
@@ -11701,7 +14544,7 @@
               </w:rPr>
             </w:pPr>
             <w:r>
-              <w:t>Timestamp apertura vs cumplimentación completa de campos en Salesforce.</w:t>
+              <w:t>≥90% de reducción</w:t>
             </w:r>
           </w:p>
         </w:tc>
@@ -11728,7 +14571,7 @@
               </w:rPr>
             </w:pPr>
             <w:r>
-              <w:t>Tiempo de recopilación de contexto técnico por gestor</w:t>
+              <w:t>Tiempo de recopilación del contexto técnico por gestor</w:t>
             </w:r>
           </w:p>
         </w:tc>
@@ -11750,7 +14593,7 @@
               </w:rPr>
             </w:pPr>
             <w:r>
-              <w:t>15-40 minutos/caso (promedio 20 min)</w:t>
+              <w:t>15-40 minutos/caso (media 20 min)</w:t>
             </w:r>
           </w:p>
         </w:tc>
@@ -11794,7 +14637,7 @@
               </w:rPr>
             </w:pPr>
             <w:r>
-              <w:t>Eliminado por integración automática GIS/SCADA/GESI/FARE/GEMAS/WART/PUC.</w:t>
+              <w:t>100% eliminado</w:t>
             </w:r>
           </w:p>
         </w:tc>
@@ -11821,7 +14664,7 @@
               </w:rPr>
             </w:pPr>
             <w:r>
-              <w:t>Tasa de re-routing / reclasificación</w:t>
+              <w:t>Tasso de re-routing / reclasificación</w:t>
             </w:r>
           </w:p>
         </w:tc>
@@ -11887,7 +14730,7 @@
               </w:rPr>
             </w:pPr>
             <w:r>
-              <w:t>% expedientes re-asignados post-clasificación inicial / total expedientes.</w:t>
+              <w:t>-77%</w:t>
             </w:r>
           </w:p>
         </w:tc>
@@ -11914,7 +14757,7 @@
               </w:rPr>
             </w:pPr>
             <w:r>
-              <w:t>Tasa de cierre automático</w:t>
+              <w:t>Tasso de cierre automático</w:t>
             </w:r>
           </w:p>
         </w:tc>
@@ -11980,7 +14823,7 @@
               </w:rPr>
             </w:pPr>
             <w:r>
-              <w:t>% expedientes cerrados sin intervención humana / total expedientes.</w:t>
+              <w:t>+132%</w:t>
             </w:r>
           </w:p>
         </w:tc>
@@ -12007,7 +14850,7 @@
               </w:rPr>
             </w:pPr>
             <w:r>
-              <w:t>Tiempo medio de ciclo total (apertura → cierre definitivo)</w:t>
+              <w:t>Tasso de resolución Zero-Time</w:t>
             </w:r>
           </w:p>
         </w:tc>
@@ -12029,7 +14872,7 @@
               </w:rPr>
             </w:pPr>
             <w:r>
-              <w:t>12,4 días hábiles</w:t>
+              <w:t>Baseline AS-IS (a medir)</w:t>
             </w:r>
           </w:p>
         </w:tc>
@@ -12051,7 +14894,7 @@
               </w:rPr>
             </w:pPr>
             <w:r>
-              <w:t>&lt;7 días hábiles (reducción ≥45%)</w:t>
+              <w:t>Incremento ≥20% sobre baseline</w:t>
             </w:r>
           </w:p>
         </w:tc>
@@ -12073,7 +14916,7 @@
               </w:rPr>
             </w:pPr>
             <w:r>
-              <w:t>Fecha apertura vs fecha cierre en SAP CRM.</w:t>
+              <w:t>≥20%</w:t>
             </w:r>
           </w:p>
         </w:tc>
@@ -12100,7 +14943,7 @@
               </w:rPr>
             </w:pPr>
             <w:r>
-              <w:t>Volumen de expedientes duplicados por incidencias masivas</w:t>
+              <w:t>Tiempo medio de ciclo total (apertura → cierre definitivo)</w:t>
             </w:r>
           </w:p>
         </w:tc>
@@ -12122,7 +14965,7 @@
               </w:rPr>
             </w:pPr>
             <w:r>
-              <w:t>100% duplicados (sin agrupación)</w:t>
+              <w:t>12,4 días hábiles</w:t>
             </w:r>
           </w:p>
         </w:tc>
@@ -12144,7 +14987,7 @@
               </w:rPr>
             </w:pPr>
             <w:r>
-              <w:t>&lt;30% (agrupación automática)</w:t>
+              <w:t>&lt;7 días hábiles</w:t>
             </w:r>
           </w:p>
         </w:tc>
@@ -12166,8 +15009,275 @@
               </w:rPr>
             </w:pPr>
             <w:r>
-              <w:t>% expedientes agrupados / total expedientes de incidencias masivas.</w:t>
-            </w:r>
+              <w:t>≥45% de reducción</w:t>
+            </w:r>
+          </w:p>
+        </w:tc>
+      </w:tr>
+      <w:tr>
+        <w:trPr>
+          <w:trHeight w:val="288"/>
+        </w:trPr>
+        <w:tc>
+          <w:tcPr>
+            <w:cnfStyle w:val="001000000000" w:firstRow="0" w:lastRow="0" w:firstColumn="1" w:lastColumn="0" w:oddVBand="0" w:evenVBand="0" w:oddHBand="0" w:evenHBand="0" w:firstRowFirstColumn="0" w:firstRowLastColumn="0" w:lastRowFirstColumn="0" w:lastRowLastColumn="0"/>
+            <w:tcW w:w="762" w:type="pct"/>
+            <w:noWrap/>
+          </w:tcPr>
+          <w:p>
+            <w:pPr>
+              <w:spacing w:before="0"/>
+              <w:rPr>
+                <w:rFonts w:ascii="Aptos Narrow" w:eastAsia="Times New Roman" w:hAnsi="Aptos Narrow" w:cs="Times New Roman"/>
+                <w:color w:val="000000"/>
+                <w:sz w:val="16"/>
+                <w:szCs w:val="16"/>
+                <w:lang w:val="es-ES" w:eastAsia="it-IT"/>
+              </w:rPr>
+            </w:pPr>
+            <w:r>
+              <w:t>Volumen de expedientes duplicados por incidencias masivas</w:t>
+            </w:r>
+          </w:p>
+        </w:tc>
+        <w:tc>
+          <w:tcPr>
+            <w:tcW w:w="1632" w:type="pct"/>
+            <w:noWrap/>
+          </w:tcPr>
+          <w:p>
+            <w:pPr>
+              <w:spacing w:before="0"/>
+              <w:cnfStyle w:val="000000000000" w:firstRow="0" w:lastRow="0" w:firstColumn="0" w:lastColumn="0" w:oddVBand="0" w:evenVBand="0" w:oddHBand="0" w:evenHBand="0" w:firstRowFirstColumn="0" w:firstRowLastColumn="0" w:lastRowFirstColumn="0" w:lastRowLastColumn="0"/>
+              <w:rPr>
+                <w:rFonts w:ascii="Aptos Narrow" w:eastAsia="Times New Roman" w:hAnsi="Aptos Narrow" w:cs="Times New Roman"/>
+                <w:color w:val="000000"/>
+                <w:sz w:val="16"/>
+                <w:szCs w:val="16"/>
+                <w:lang w:val="es-ES" w:eastAsia="it-IT"/>
+              </w:rPr>
+            </w:pPr>
+            <w:r>
+              <w:t>100% duplicados (sin agrupación)</w:t>
+            </w:r>
+          </w:p>
+        </w:tc>
+        <w:tc>
+          <w:tcPr>
+            <w:tcW w:w="1956" w:type="pct"/>
+            <w:noWrap/>
+          </w:tcPr>
+          <w:p>
+            <w:pPr>
+              <w:spacing w:before="0"/>
+              <w:cnfStyle w:val="000000000000" w:firstRow="0" w:lastRow="0" w:firstColumn="0" w:lastColumn="0" w:oddVBand="0" w:evenVBand="0" w:oddHBand="0" w:evenHBand="0" w:firstRowFirstColumn="0" w:firstRowLastColumn="0" w:lastRowFirstColumn="0" w:lastRowLastColumn="0"/>
+              <w:rPr>
+                <w:rFonts w:ascii="Aptos Narrow" w:eastAsia="Times New Roman" w:hAnsi="Aptos Narrow" w:cs="Times New Roman"/>
+                <w:color w:val="000000"/>
+                <w:sz w:val="16"/>
+                <w:szCs w:val="16"/>
+                <w:lang w:val="es-ES" w:eastAsia="it-IT"/>
+              </w:rPr>
+            </w:pPr>
+            <w:r>
+              <w:t>&lt;30% (agrupación automática)</w:t>
+            </w:r>
+          </w:p>
+        </w:tc>
+        <w:tc>
+          <w:tcPr>
+            <w:tcW w:w="650" w:type="pct"/>
+            <w:noWrap/>
+          </w:tcPr>
+          <w:p>
+            <w:pPr>
+              <w:spacing w:before="0"/>
+              <w:cnfStyle w:val="000000000000" w:firstRow="0" w:lastRow="0" w:firstColumn="0" w:lastColumn="0" w:oddVBand="0" w:evenVBand="0" w:oddHBand="0" w:evenHBand="0" w:firstRowFirstColumn="0" w:firstRowLastColumn="0" w:lastRowFirstColumn="0" w:lastRowLastColumn="0"/>
+              <w:rPr>
+                <w:rFonts w:ascii="Aptos Narrow" w:eastAsia="Times New Roman" w:hAnsi="Aptos Narrow" w:cs="Times New Roman"/>
+                <w:color w:val="000000"/>
+                <w:sz w:val="16"/>
+                <w:szCs w:val="16"/>
+                <w:lang w:val="es-ES" w:eastAsia="it-IT"/>
+              </w:rPr>
+            </w:pPr>
+            <w:r>
+              <w:t>-70%</w:t>
+            </w:r>
+          </w:p>
+        </w:tc>
+      </w:tr>
+      <w:tr>
+        <w:trPr>
+          <w:trHeight w:val="288"/>
+        </w:trPr>
+        <w:tc>
+          <w:tcPr>
+            <w:cnfStyle w:val="001000000000" w:firstRow="0" w:lastRow="0" w:firstColumn="1" w:lastColumn="0" w:oddVBand="0" w:evenVBand="0" w:oddHBand="0" w:evenHBand="0" w:firstRowFirstColumn="0" w:firstRowLastColumn="0" w:lastRowFirstColumn="0" w:lastRowLastColumn="0"/>
+            <w:tcW w:w="762" w:type="pct"/>
+            <w:noWrap/>
+          </w:tcPr>
+          <w:p>
+            <w:pPr>
+              <w:spacing w:before="0"/>
+              <w:rPr>
+                <w:rFonts w:ascii="Aptos Narrow" w:eastAsia="Times New Roman" w:hAnsi="Aptos Narrow" w:cs="Times New Roman"/>
+                <w:color w:val="000000"/>
+                <w:sz w:val="16"/>
+                <w:szCs w:val="16"/>
+                <w:lang w:val="es-ES" w:eastAsia="it-IT"/>
+              </w:rPr>
+            </w:pPr>
+            <w:r>
+              <w:t>Satisfacción del cliente (CSAT post-reclamación)</w:t>
+            </w:r>
+          </w:p>
+        </w:tc>
+        <w:tc>
+          <w:tcPr>
+            <w:tcW w:w="1632" w:type="pct"/>
+            <w:noWrap/>
+          </w:tcPr>
+          <w:p>
+            <w:pPr>
+              <w:spacing w:before="0"/>
+              <w:cnfStyle w:val="000000000000" w:firstRow="0" w:lastRow="0" w:firstColumn="0" w:lastColumn="0" w:oddVBand="0" w:evenVBand="0" w:oddHBand="0" w:evenHBand="0" w:firstRowFirstColumn="0" w:firstRowLastColumn="0" w:lastRowFirstColumn="0" w:lastRowLastColumn="0"/>
+              <w:rPr>
+                <w:rFonts w:ascii="Aptos Narrow" w:eastAsia="Times New Roman" w:hAnsi="Aptos Narrow" w:cs="Times New Roman"/>
+                <w:color w:val="000000"/>
+                <w:sz w:val="16"/>
+                <w:szCs w:val="16"/>
+                <w:lang w:val="es-ES" w:eastAsia="it-IT"/>
+              </w:rPr>
+            </w:pPr>
+            <w:r>
+              <w:t>3,2/5</w:t>
+            </w:r>
+          </w:p>
+        </w:tc>
+        <w:tc>
+          <w:tcPr>
+            <w:tcW w:w="1956" w:type="pct"/>
+            <w:noWrap/>
+          </w:tcPr>
+          <w:p>
+            <w:pPr>
+              <w:spacing w:before="0"/>
+              <w:cnfStyle w:val="000000000000" w:firstRow="0" w:lastRow="0" w:firstColumn="0" w:lastColumn="0" w:oddVBand="0" w:evenVBand="0" w:oddHBand="0" w:evenHBand="0" w:firstRowFirstColumn="0" w:firstRowLastColumn="0" w:lastRowFirstColumn="0" w:lastRowLastColumn="0"/>
+              <w:rPr>
+                <w:rFonts w:ascii="Aptos Narrow" w:eastAsia="Times New Roman" w:hAnsi="Aptos Narrow" w:cs="Times New Roman"/>
+                <w:color w:val="000000"/>
+                <w:sz w:val="16"/>
+                <w:szCs w:val="16"/>
+                <w:lang w:val="es-ES" w:eastAsia="it-IT"/>
+              </w:rPr>
+            </w:pPr>
+            <w:r>
+              <w:t>≥4,0/5</w:t>
+            </w:r>
+          </w:p>
+        </w:tc>
+        <w:tc>
+          <w:tcPr>
+            <w:tcW w:w="650" w:type="pct"/>
+            <w:noWrap/>
+          </w:tcPr>
+          <w:p>
+            <w:pPr>
+              <w:spacing w:before="0"/>
+              <w:cnfStyle w:val="000000000000" w:firstRow="0" w:lastRow="0" w:firstColumn="0" w:lastColumn="0" w:oddVBand="0" w:evenVBand="0" w:oddHBand="0" w:evenHBand="0" w:firstRowFirstColumn="0" w:firstRowLastColumn="0" w:lastRowFirstColumn="0" w:lastRowLastColumn="0"/>
+              <w:rPr>
+                <w:rFonts w:ascii="Aptos Narrow" w:eastAsia="Times New Roman" w:hAnsi="Aptos Narrow" w:cs="Times New Roman"/>
+                <w:color w:val="000000"/>
+                <w:sz w:val="16"/>
+                <w:szCs w:val="16"/>
+                <w:lang w:val="es-ES" w:eastAsia="it-IT"/>
+              </w:rPr>
+            </w:pPr>
+            <w:r>
+              <w:t>+25%</w:t>
+            </w:r>
+          </w:p>
+        </w:tc>
+      </w:tr>
+      <w:tr>
+        <w:trPr>
+          <w:trHeight w:val="288"/>
+        </w:trPr>
+        <w:tc>
+          <w:tcPr>
+            <w:cnfStyle w:val="001000000000" w:firstRow="0" w:lastRow="0" w:firstColumn="1" w:lastColumn="0" w:oddVBand="0" w:evenVBand="0" w:oddHBand="0" w:evenHBand="0" w:firstRowFirstColumn="0" w:firstRowLastColumn="0" w:lastRowFirstColumn="0" w:lastRowLastColumn="0"/>
+            <w:tcW w:w="762" w:type="pct"/>
+            <w:noWrap/>
+          </w:tcPr>
+          <w:p>
+            <w:pPr>
+              <w:spacing w:before="0"/>
+              <w:rPr>
+                <w:rFonts w:ascii="Aptos Narrow" w:eastAsia="Times New Roman" w:hAnsi="Aptos Narrow" w:cs="Times New Roman"/>
+                <w:color w:val="000000"/>
+                <w:sz w:val="16"/>
+                <w:szCs w:val="16"/>
+                <w:lang w:val="es-ES" w:eastAsia="it-IT"/>
+              </w:rPr>
+            </w:pPr>
+          </w:p>
+        </w:tc>
+        <w:tc>
+          <w:tcPr>
+            <w:tcW w:w="1632" w:type="pct"/>
+            <w:noWrap/>
+          </w:tcPr>
+          <w:p>
+            <w:pPr>
+              <w:spacing w:before="0"/>
+              <w:cnfStyle w:val="000000000000" w:firstRow="0" w:lastRow="0" w:firstColumn="0" w:lastColumn="0" w:oddVBand="0" w:evenVBand="0" w:oddHBand="0" w:evenHBand="0" w:firstRowFirstColumn="0" w:firstRowLastColumn="0" w:lastRowFirstColumn="0" w:lastRowLastColumn="0"/>
+              <w:rPr>
+                <w:rFonts w:ascii="Aptos Narrow" w:eastAsia="Times New Roman" w:hAnsi="Aptos Narrow" w:cs="Times New Roman"/>
+                <w:color w:val="000000"/>
+                <w:sz w:val="16"/>
+                <w:szCs w:val="16"/>
+                <w:lang w:val="es-ES" w:eastAsia="it-IT"/>
+              </w:rPr>
+            </w:pPr>
+          </w:p>
+        </w:tc>
+        <w:tc>
+          <w:tcPr>
+            <w:tcW w:w="1956" w:type="pct"/>
+            <w:noWrap/>
+          </w:tcPr>
+          <w:p>
+            <w:pPr>
+              <w:spacing w:before="0"/>
+              <w:cnfStyle w:val="000000000000" w:firstRow="0" w:lastRow="0" w:firstColumn="0" w:lastColumn="0" w:oddVBand="0" w:evenVBand="0" w:oddHBand="0" w:evenHBand="0" w:firstRowFirstColumn="0" w:firstRowLastColumn="0" w:lastRowFirstColumn="0" w:lastRowLastColumn="0"/>
+              <w:rPr>
+                <w:rFonts w:ascii="Aptos Narrow" w:eastAsia="Times New Roman" w:hAnsi="Aptos Narrow" w:cs="Times New Roman"/>
+                <w:color w:val="000000"/>
+                <w:sz w:val="16"/>
+                <w:szCs w:val="16"/>
+                <w:lang w:val="es-ES" w:eastAsia="it-IT"/>
+              </w:rPr>
+            </w:pPr>
+          </w:p>
+        </w:tc>
+        <w:tc>
+          <w:tcPr>
+            <w:tcW w:w="650" w:type="pct"/>
+            <w:noWrap/>
+          </w:tcPr>
+          <w:p>
+            <w:pPr>
+              <w:spacing w:before="0"/>
+              <w:cnfStyle w:val="000000000000" w:firstRow="0" w:lastRow="0" w:firstColumn="0" w:lastColumn="0" w:oddVBand="0" w:evenVBand="0" w:oddHBand="0" w:evenHBand="0" w:firstRowFirstColumn="0" w:firstRowLastColumn="0" w:lastRowFirstColumn="0" w:lastRowLastColumn="0"/>
+              <w:rPr>
+                <w:rFonts w:ascii="Aptos Narrow" w:eastAsia="Times New Roman" w:hAnsi="Aptos Narrow" w:cs="Times New Roman"/>
+                <w:color w:val="000000"/>
+                <w:sz w:val="16"/>
+                <w:szCs w:val="16"/>
+                <w:lang w:val="es-ES" w:eastAsia="it-IT"/>
+              </w:rPr>
+            </w:pPr>
           </w:p>
         </w:tc>
       </w:tr>
@@ -12351,7 +15461,7 @@
               </w:rPr>
             </w:pPr>
             <w:r>
-              <w:t>El modelo cubre el 100% de los 20 subtipos sin categoría 'Otro' &gt;5%</w:t>
+              <w:t>Cubre el 100% de los 20 subtipos sin categoría 'Otro' &gt;5%</w:t>
             </w:r>
           </w:p>
         </w:tc>
@@ -12374,7 +15484,7 @@
               </w:rPr>
             </w:pPr>
             <w:r>
-              <w:t>Monitorización mensual de la distribución de subtipos; revisión trimestral del catálogo CJ.</w:t>
+              <w:t>Monitorización mensual de la distribución de subtipos; revisión trimestral del modelo con los Responsables de Proceso.</w:t>
             </w:r>
           </w:p>
         </w:tc>
@@ -12402,7 +15512,7 @@
               </w:rPr>
             </w:pPr>
             <w:r>
-              <w:t>Satisfacción del equipo BO con el Agente IA</w:t>
+              <w:t>Conformidad de protocolos de excepciones al cierre</w:t>
             </w:r>
           </w:p>
         </w:tc>
@@ -12425,7 +15535,7 @@
               </w:rPr>
             </w:pPr>
             <w:r>
-              <w:t>Alto nivel de satisfacción percibida sobre la utilidad del agente y la reducción de carga manual</w:t>
+              <w:t>100% de los casos EXC-01..09 gestionados según protocolo (ningún cierre automático indebido)</w:t>
             </w:r>
           </w:p>
         </w:tc>
@@ -12448,7 +15558,7 @@
               </w:rPr>
             </w:pPr>
             <w:r>
-              <w:t>Encuestas periódicas al equipo BO (NPS, CSAT).</w:t>
+              <w:t>Auditoría mensual del 10% de los casos con excepción; revisión de alertas del Motor de Excepciones.</w:t>
             </w:r>
           </w:p>
         </w:tc>
@@ -12476,7 +15586,7 @@
               </w:rPr>
             </w:pPr>
             <w:r>
-              <w:t>Calidad de las comunicaciones generadas por Language QA Service</w:t>
+              <w:t>Calidad de las comunicaciones diferenciadas</w:t>
             </w:r>
           </w:p>
         </w:tc>
@@ -12499,7 +15609,7 @@
               </w:rPr>
             </w:pPr>
             <w:r>
-              <w:t>≥90% de comunicaciones aceptadas sin correcciones manuales. Bajo % de correcciones por idioma.</w:t>
+              <w:t>95% de clientes reciben el template correcto correspondiente a su subtipo</w:t>
             </w:r>
           </w:p>
         </w:tc>
@@ -12522,7 +15632,7 @@
               </w:rPr>
             </w:pPr>
             <w:r>
-              <w:t>Tasa de aceptación de comunicaciones IA vs correcciones manuales.</w:t>
+              <w:t>Muestreo mensual de 200 expedientes: verificación del template enviado vs subtipo del expediente.</w:t>
             </w:r>
           </w:p>
         </w:tc>
@@ -12550,7 +15660,7 @@
               </w:rPr>
             </w:pPr>
             <w:r>
-              <w:t>Conformidad de protocolos de excepciones al cierre</w:t>
+              <w:t>Integración y disponibilidad de sistemas (WART, PUC, RECORE, GIS, SCADA)</w:t>
             </w:r>
           </w:p>
         </w:tc>
@@ -12573,7 +15683,7 @@
               </w:rPr>
             </w:pPr>
             <w:r>
-              <w:t>100% de los casos EXC-01..09 gestionados según protocolo (ningún cierre automático en excepciones)</w:t>
+              <w:t>SLA de disponibilidad ≥99,5% para API en horario operativo</w:t>
             </w:r>
           </w:p>
         </w:tc>
@@ -12596,7 +15706,155 @@
               </w:rPr>
             </w:pPr>
             <w:r>
-              <w:t>Auditoría mensual del 10% de casos con excepción; revisión de alertas del Motor Excepciones.</w:t>
+              <w:t>Monitorización continua del Panel de Monitorización; alertas automáticas por caída de integración.</w:t>
+            </w:r>
+          </w:p>
+        </w:tc>
+      </w:tr>
+      <w:tr>
+        <w:trPr>
+          <w:trHeight w:val="288"/>
+        </w:trPr>
+        <w:tc>
+          <w:tcPr>
+            <w:cnfStyle w:val="001000000000" w:firstRow="0" w:lastRow="0" w:firstColumn="1" w:lastColumn="0" w:oddVBand="0" w:evenVBand="0" w:oddHBand="0" w:evenHBand="0" w:firstRowFirstColumn="0" w:firstRowLastColumn="0" w:lastRowFirstColumn="0" w:lastRowLastColumn="0"/>
+            <w:tcW w:w="1367" w:type="pct"/>
+            <w:noWrap/>
+          </w:tcPr>
+          <w:p>
+            <w:pPr>
+              <w:spacing w:before="0"/>
+              <w:rPr>
+                <w:rFonts w:ascii="Aptos Narrow" w:eastAsia="Times New Roman" w:hAnsi="Aptos Narrow" w:cs="Times New Roman"/>
+                <w:color w:val="000000"/>
+                <w:sz w:val="16"/>
+                <w:szCs w:val="16"/>
+                <w:highlight w:val="yellow"/>
+                <w:lang w:val="es-ES" w:eastAsia="it-IT"/>
+              </w:rPr>
+            </w:pPr>
+            <w:r>
+              <w:t>Satisfacción de los operadores BO con el Agente IA</w:t>
+            </w:r>
+          </w:p>
+        </w:tc>
+        <w:tc>
+          <w:tcPr>
+            <w:tcW w:w="2172" w:type="pct"/>
+            <w:noWrap/>
+          </w:tcPr>
+          <w:p>
+            <w:pPr>
+              <w:spacing w:before="0"/>
+              <w:cnfStyle w:val="000000000000" w:firstRow="0" w:lastRow="0" w:firstColumn="0" w:lastColumn="0" w:oddVBand="0" w:evenVBand="0" w:oddHBand="0" w:evenHBand="0" w:firstRowFirstColumn="0" w:firstRowLastColumn="0" w:lastRowFirstColumn="0" w:lastRowLastColumn="0"/>
+              <w:rPr>
+                <w:rFonts w:ascii="Aptos Narrow" w:eastAsia="Times New Roman" w:hAnsi="Aptos Narrow" w:cs="Times New Roman"/>
+                <w:color w:val="000000"/>
+                <w:sz w:val="16"/>
+                <w:szCs w:val="16"/>
+                <w:highlight w:val="yellow"/>
+                <w:lang w:val="es-ES" w:eastAsia="it-IT"/>
+              </w:rPr>
+            </w:pPr>
+            <w:r>
+              <w:t>Alto nivel de satisfacción percibida sobre utilidad y reducción de carga cognitiva</w:t>
+            </w:r>
+          </w:p>
+        </w:tc>
+        <w:tc>
+          <w:tcPr>
+            <w:tcW w:w="1461" w:type="pct"/>
+            <w:noWrap/>
+          </w:tcPr>
+          <w:p>
+            <w:pPr>
+              <w:spacing w:before="0"/>
+              <w:cnfStyle w:val="000000000000" w:firstRow="0" w:lastRow="0" w:firstColumn="0" w:lastColumn="0" w:oddVBand="0" w:evenVBand="0" w:oddHBand="0" w:evenHBand="0" w:firstRowFirstColumn="0" w:firstRowLastColumn="0" w:lastRowFirstColumn="0" w:lastRowLastColumn="0"/>
+              <w:rPr>
+                <w:rFonts w:ascii="Aptos Narrow" w:eastAsia="Times New Roman" w:hAnsi="Aptos Narrow" w:cs="Times New Roman"/>
+                <w:color w:val="000000"/>
+                <w:sz w:val="16"/>
+                <w:szCs w:val="16"/>
+                <w:highlight w:val="yellow"/>
+                <w:lang w:val="es-ES" w:eastAsia="it-IT"/>
+              </w:rPr>
+            </w:pPr>
+            <w:r>
+              <w:t>Encuestas periódicas al equipo BO (NPS, CSAT).</w:t>
+            </w:r>
+          </w:p>
+        </w:tc>
+      </w:tr>
+      <w:tr>
+        <w:trPr>
+          <w:trHeight w:val="288"/>
+        </w:trPr>
+        <w:tc>
+          <w:tcPr>
+            <w:cnfStyle w:val="001000000000" w:firstRow="0" w:lastRow="0" w:firstColumn="1" w:lastColumn="0" w:oddVBand="0" w:evenVBand="0" w:oddHBand="0" w:evenHBand="0" w:firstRowFirstColumn="0" w:firstRowLastColumn="0" w:lastRowFirstColumn="0" w:lastRowLastColumn="0"/>
+            <w:tcW w:w="1367" w:type="pct"/>
+            <w:noWrap/>
+          </w:tcPr>
+          <w:p>
+            <w:pPr>
+              <w:spacing w:before="0"/>
+              <w:rPr>
+                <w:rFonts w:ascii="Aptos Narrow" w:eastAsia="Times New Roman" w:hAnsi="Aptos Narrow" w:cs="Times New Roman"/>
+                <w:color w:val="000000"/>
+                <w:sz w:val="16"/>
+                <w:szCs w:val="16"/>
+                <w:highlight w:val="yellow"/>
+                <w:lang w:val="es-ES" w:eastAsia="it-IT"/>
+              </w:rPr>
+            </w:pPr>
+            <w:r>
+              <w:t>Calidad de las comunicaciones Language QA Service</w:t>
+            </w:r>
+          </w:p>
+        </w:tc>
+        <w:tc>
+          <w:tcPr>
+            <w:tcW w:w="2172" w:type="pct"/>
+            <w:noWrap/>
+          </w:tcPr>
+          <w:p>
+            <w:pPr>
+              <w:spacing w:before="0"/>
+              <w:cnfStyle w:val="000000000000" w:firstRow="0" w:lastRow="0" w:firstColumn="0" w:lastColumn="0" w:oddVBand="0" w:evenVBand="0" w:oddHBand="0" w:evenHBand="0" w:firstRowFirstColumn="0" w:firstRowLastColumn="0" w:lastRowFirstColumn="0" w:lastRowLastColumn="0"/>
+              <w:rPr>
+                <w:rFonts w:ascii="Aptos Narrow" w:eastAsia="Times New Roman" w:hAnsi="Aptos Narrow" w:cs="Times New Roman"/>
+                <w:color w:val="000000"/>
+                <w:sz w:val="16"/>
+                <w:szCs w:val="16"/>
+                <w:highlight w:val="yellow"/>
+                <w:lang w:val="es-ES" w:eastAsia="it-IT"/>
+              </w:rPr>
+            </w:pPr>
+            <w:r>
+              <w:t>≥90% de comunicaciones aceptadas sin correcciones manuales por parte del agente BO</w:t>
+            </w:r>
+          </w:p>
+        </w:tc>
+        <w:tc>
+          <w:tcPr>
+            <w:tcW w:w="1461" w:type="pct"/>
+            <w:noWrap/>
+          </w:tcPr>
+          <w:p>
+            <w:pPr>
+              <w:spacing w:before="0"/>
+              <w:cnfStyle w:val="000000000000" w:firstRow="0" w:lastRow="0" w:firstColumn="0" w:lastColumn="0" w:oddVBand="0" w:evenVBand="0" w:oddHBand="0" w:evenHBand="0" w:firstRowFirstColumn="0" w:firstRowLastColumn="0" w:lastRowFirstColumn="0" w:lastRowLastColumn="0"/>
+              <w:rPr>
+                <w:rFonts w:ascii="Aptos Narrow" w:eastAsia="Times New Roman" w:hAnsi="Aptos Narrow" w:cs="Times New Roman"/>
+                <w:color w:val="000000"/>
+                <w:sz w:val="16"/>
+                <w:szCs w:val="16"/>
+                <w:highlight w:val="yellow"/>
+                <w:lang w:val="es-ES" w:eastAsia="it-IT"/>
+              </w:rPr>
+            </w:pPr>
+            <w:r>
+              <w:t>Tasso de aceptación de comunicaciones IA vs correcciones manuales.</w:t>
             </w:r>
           </w:p>
         </w:tc>
